--- a/dist/downloads/chuong_5_ket_luan_de_xuat.docx
+++ b/dist/downloads/chuong_5_ket_luan_de_xuat.docx
@@ -311,7 +311,31 @@
         <w:t xml:space="preserve"> </w:t>
       </w:r>
       <w:r>
-        <w:t xml:space="preserve">tại bối cảnh quốc gia cụ thể (P3 Việt Nam, môi trường chuyển đổi với phân mảnh thể chế tạo điều kiện cho TCI reshaping hiệu ứng), không phổ quát trên toàn mẫu 49 nền kinh tế (P7: tương tác FSTS×TCI và FSTS²×TCI đều NS). H2 được</w:t>
+        <w:t xml:space="preserve">tại bối cảnh quốc gia cụ thể (P3 Việt Nam, môi trường chuyển đổi với phân mảnh thể chế tạo điều kiện cho TCI reshaping hiệu ứng), không phổ quát trên toàn mẫu 49 nền kinh tế (P7: tương tác FSTS×TCI và</w:t>
+      </w:r>
+      <w:r>
+        <w:t xml:space="preserve"> </w:t>
+      </w:r>
+      <m:oMath>
+        <m:sSup>
+          <m:e>
+            <m:r>
+              <m:rPr>
+                <m:nor/>
+                <m:sty m:val="p"/>
+              </m:rPr>
+              <m:t>FSTS</m:t>
+            </m:r>
+          </m:e>
+          <m:sup>
+            <m:r>
+              <m:t>2</m:t>
+            </m:r>
+          </m:sup>
+        </m:sSup>
+      </m:oMath>
+      <w:r>
+        <w:t xml:space="preserve">×TCI đều NS). H2 được</w:t>
       </w:r>
       <w:r>
         <w:t xml:space="preserve"> </w:t>

--- a/dist/downloads/chuong_5_ket_luan_de_xuat.docx
+++ b/dist/downloads/chuong_5_ket_luan_de_xuat.docx
@@ -190,7 +190,7 @@
         <w:t xml:space="preserve"> </w:t>
       </w:r>
       <w:r>
-        <w:t xml:space="preserve">quan sát từ 49 nền kinh tế), đều chỉ đến cùng một kết luận: điểm uốn (turning point) của quan hệ I–P</w:t>
+        <w:t xml:space="preserve">quan sát từ 49 nền kinh tế), đều chỉ đến cùng một kết luận: điểm uốn (turning point) của quan hệ I-P</w:t>
       </w:r>
       <w:r>
         <w:t xml:space="preserve"> </w:t>
@@ -227,7 +227,7 @@
         <w:t xml:space="preserve">cả một chế độ thể chế</w:t>
       </w:r>
       <w:r>
-        <w:t xml:space="preserve">, được vận hành hóa thành sáu sub-regime ICRV, xác định điều kiện biên cho quan hệ I–P. Institutional Theory của North (1990) và Khanna và Palepu (2010) dự đoán rằng thể chế định hình chi phí giao dịch và cấu trúc khuyến khích; kết quả ICRV gradient là biểu hiện thực nghiệm của cơ chế này ở quy mô 49 nền kinh tế châu Á và Thái Bình Dương (P7).</w:t>
+        <w:t xml:space="preserve">, được vận hành hóa thành sáu sub-regime ICRV, xác định điều kiện biên cho quan hệ I-P. Institutional Theory của North (1990) và Khanna và Palepu (2010) dự đoán rằng thể chế định hình chi phí giao dịch và cấu trúc khuyến khích; kết quả ICRV gradient là biểu hiện thực nghiệm của cơ chế này ở quy mô 49 nền kinh tế châu Á và Thái Bình Dương (P7).</w:t>
       </w:r>
     </w:p>
     <w:p>
@@ -305,7 +305,7 @@
           <w:bCs/>
           <w:b/>
         </w:rPr>
-        <w:t xml:space="preserve">điều tiết hình dạng đường cong I–P</w:t>
+        <w:t xml:space="preserve">điều tiết hình dạng đường cong I-P</w:t>
       </w:r>
       <w:r>
         <w:t xml:space="preserve"> </w:t>
@@ -348,7 +348,7 @@
         <w:t xml:space="preserve">xác nhận một phần</w:t>
       </w:r>
       <w:r>
-        <w:t xml:space="preserve">: TCI là năng lực nền tảng phổ quát, nhưng vai trò uốn đường cong I–P phụ thuộc bối cảnh thể chế. Điều này xác nhận vai trò của TCI là</w:t>
+        <w:t xml:space="preserve">: TCI là năng lực nền tảng phổ quát, nhưng vai trò uốn đường cong I-P phụ thuộc bối cảnh thể chế. Điều này xác nhận vai trò của TCI là</w:t>
       </w:r>
       <w:r>
         <w:t xml:space="preserve"> </w:t>
@@ -657,7 +657,7 @@
         </m:r>
       </m:oMath>
       <w:r>
-        <w:t xml:space="preserve">), cho thấy doanh nghiệp DAI cao có đường cong I–P phẳng hơn và ít suy giảm hơn ở mức FSTS cao. Kết quả tương tác DAI×ICRV (</w:t>
+        <w:t xml:space="preserve">), cho thấy doanh nghiệp DAI cao có đường cong I-P phẳng hơn và ít suy giảm hơn ở mức FSTS cao. Kết quả tương tác DAI×ICRV (</w:t>
       </w:r>
       <m:oMath>
         <m:r>
@@ -680,7 +680,7 @@
         </m:r>
       </m:oMath>
       <w:r>
-        <w:t xml:space="preserve">) xác nhận DAI phát huy hiệu quả mạnh hơn tại các bối cảnh thể chế yếu hơn, nhất quán với lập luận CDCM rằng DAI bù đắp cho sự vắng mặt của hạ tầng thể chế (Nhóm IV–V), thay vì chỉ khuếch đại lợi thế đã có tại Nhóm I. Tại Singapore (P4, DAI Tier-1+2), DAI phát huy rõ nhất dưới dạng amplification effect (</w:t>
+        <w:t xml:space="preserve">) xác nhận DAI phát huy hiệu quả mạnh hơn tại các bối cảnh thể chế yếu hơn, nhất quán với lập luận CDCM rằng DAI bù đắp cho sự vắng mặt của hạ tầng thể chế (Nhóm IV-V), thay vì chỉ khuếch đại lợi thế đã có tại Nhóm I. Tại Singapore (P4, DAI Tier-1+2), DAI phát huy rõ nhất dưới dạng amplification effect (</w:t>
       </w:r>
       <m:oMath>
         <m:acc>
@@ -1009,7 +1009,7 @@
         </m:r>
       </m:oMath>
       <w:r>
-        <w:t xml:space="preserve">) nhất quán cho thấy hiệu ứng tích cực lên hiệu quả I–P trong toàn mẫu, doanh nghiệp có top manager nữ đạt hiệu quả cao hơn từ quốc tế hóa, phù hợp với Upper Echelons Theory (Hambrick &amp; Mason, 1984) rằng đặc điểm cấp lãnh đạo định hình cách thức tổ chức nhận diện và khai thác cơ hội quốc tế.</w:t>
+        <w:t xml:space="preserve">) nhất quán cho thấy hiệu ứng tích cực lên hiệu quả I-P trong toàn mẫu, doanh nghiệp có top manager nữ đạt hiệu quả cao hơn từ quốc tế hóa, phù hợp với Upper Echelons Theory (Hambrick &amp; Mason, 1984) rằng đặc điểm cấp lãnh đạo định hình cách thức tổ chức nhận diện và khai thác cơ hội quốc tế.</w:t>
       </w:r>
     </w:p>
     <w:p>
@@ -1167,7 +1167,7 @@
         <w:pStyle w:val="BodyText"/>
       </w:pPr>
       <w:r>
-        <w:t xml:space="preserve">Quan hệ âm đơn điệu này khác về bản chất với quan hệ phi tuyến chữ U ngược: không có turning point trong phạm vi dữ liệu, nghĩa là không có mức FSTS nào mà doanh nghiệp SIDS có thể tận dụng để cải thiện hiệu quả thông qua xuất khẩu trong điều kiện hiện tại. Đây là ranh giới biên lý thuyết quan trọng cho models phi tuyến phổ quát trong các nghiên cứu I–P.</w:t>
+        <w:t xml:space="preserve">Quan hệ âm đơn điệu này khác về bản chất với quan hệ phi tuyến chữ U ngược: không có turning point trong phạm vi dữ liệu, nghĩa là không có mức FSTS nào mà doanh nghiệp SIDS có thể tận dụng để cải thiện hiệu quả thông qua xuất khẩu trong điều kiện hiện tại. Đây là ranh giới biên lý thuyết quan trọng cho models phi tuyến phổ quát trong các nghiên cứu I-P.</w:t>
       </w:r>
     </w:p>
     <w:p>
@@ -1409,7 +1409,7 @@
         <w:pStyle w:val="FirstParagraph"/>
       </w:pPr>
       <w:r>
-        <w:t xml:space="preserve">Lu và Beamish (2004) và Contractor et al. (2003) là hai công trình nền tảng về quan hệ phi tuyến I–P. Lu và Beamish (2004) tìm turning point khoảng 60% FSTS trong mẫu doanh nghiệp Nhật Bản, trong khi Contractor et al. (2003) đề xuất S-curve ba giai đoạn. Luận án này vượt qua hai công trình đó theo ba hướng:</w:t>
+        <w:t xml:space="preserve">Lu và Beamish (2004) và Contractor et al. (2003) là hai công trình nền tảng về quan hệ phi tuyến I-P. Lu và Beamish (2004) tìm turning point khoảng 60% FSTS trong mẫu doanh nghiệp Nhật Bản, trong khi Contractor et al. (2003) đề xuất S-curve ba giai đoạn. Luận án này vượt qua hai công trình đó theo ba hướng:</w:t>
       </w:r>
     </w:p>
     <w:p>
@@ -1521,7 +1521,7 @@
         <w:t xml:space="preserve">Thứ ba</w:t>
       </w:r>
       <w:r>
-        <w:t xml:space="preserve">, luận án mở rộng khung phân tích từ dữ liệu doanh nghiệp Nhật Bản/đa quốc gia sang 47–49 nền kinh tế châu Á và Thái Bình Dương, bối cảnh underrepresented trong các nghiên cứu của Lu và Beamish.</w:t>
+        <w:t xml:space="preserve">, luận án mở rộng khung phân tích từ dữ liệu doanh nghiệp Nhật Bản/đa quốc gia sang 47-49 nền kinh tế châu Á và Thái Bình Dương, bối cảnh underrepresented trong các nghiên cứu của Lu và Beamish.</w:t>
       </w:r>
     </w:p>
     <w:bookmarkEnd w:id="29"/>
@@ -1539,7 +1539,7 @@
         <w:pStyle w:val="FirstParagraph"/>
       </w:pPr>
       <w:r>
-        <w:t xml:space="preserve">Marano et al. (2016) là meta-analysis quan trọng nhất trong các nghiên cứu gần đây, cung cấp bằng chứng về vai trò điều tiết của home country institutions trong I–P relationship. Tuy nhiên, Marano et al. sử dụng phân loại binary (developed vs. emerging) hoặc continuous institutional quality scores.</w:t>
+        <w:t xml:space="preserve">Marano et al. (2016) là meta-analysis quan trọng nhất trong các nghiên cứu gần đây, cung cấp bằng chứng về vai trò điều tiết của home country institutions trong I-P relationship. Tuy nhiên, Marano et al. sử dụng phân loại binary (developed vs. emerging) hoặc continuous institutional quality scores.</w:t>
       </w:r>
     </w:p>
     <w:p>
@@ -1655,7 +1655,7 @@
         <w:t xml:space="preserve"> </w:t>
       </w:r>
       <w:r>
-        <w:t xml:space="preserve">trong khung CDCM. Phát hiện rằng DAI có hiệu ứng nâng mặt bằng phổ quát (β = +0,155, p &lt; 0,001, mẫu gộp N=84,910 từ 49 nền kinh tế) nhưng vai trò điều tiết đường cong I–P là</w:t>
+        <w:t xml:space="preserve">trong khung CDCM. Phát hiện rằng DAI có hiệu ứng nâng mặt bằng phổ quát (β = +0,155, p &lt; 0,001, mẫu gộp N=84,910 từ 49 nền kinh tế) nhưng vai trò điều tiết đường cong I-P là</w:t>
       </w:r>
       <w:r>
         <w:t xml:space="preserve"> </w:t>
@@ -1928,7 +1928,7 @@
         <w:t xml:space="preserve">dự đoán</w:t>
       </w:r>
       <w:r>
-        <w:t xml:space="preserve">: turning point I–P</w:t>
+        <w:t xml:space="preserve">: turning point I-P</w:t>
       </w:r>
       <w:r>
         <w:t xml:space="preserve"> </w:t>
@@ -1995,7 +1995,7 @@
         <w:t xml:space="preserve"> </w:t>
       </w:r>
       <w:r>
-        <w:t xml:space="preserve">là can thiệp chính sách có thể nâng cao lợi ích từ quốc tế hóa, đặc biệt trong các bối cảnh ICRV trung bình như Việt Nam và Trung Quốc. Chính sách hỗ trợ doanh nghiệp tiếp cận công nghệ nước ngoài (thông qua chương trình kết nối với MNCs, giảm thuế nhập khẩu công nghệ), khuyến khích R&amp;D, và hỗ trợ chứng nhận chất lượng quốc tế sẽ nâng cao TCI của toàn bộ doanh nghiệp trong nền kinh tế, từ đó dịch chuyển đường I–P lên trên và có thể mở rộng turning point về phía phải.</w:t>
+        <w:t xml:space="preserve">là can thiệp chính sách có thể nâng cao lợi ích từ quốc tế hóa, đặc biệt trong các bối cảnh ICRV trung bình như Việt Nam và Trung Quốc. Chính sách hỗ trợ doanh nghiệp tiếp cận công nghệ nước ngoài (thông qua chương trình kết nối với MNCs, giảm thuế nhập khẩu công nghệ), khuyến khích R&amp;D, và hỗ trợ chứng nhận chất lượng quốc tế sẽ nâng cao TCI của toàn bộ doanh nghiệp trong nền kinh tế, từ đó dịch chuyển đường I-P lên trên và có thể mở rộng turning point về phía phải.</w:t>
       </w:r>
     </w:p>
     <w:p>
@@ -2131,7 +2131,7 @@
         <w:t xml:space="preserve"> </w:t>
       </w:r>
       <w:r>
-        <w:t xml:space="preserve">48,78% ổn định qua thập kỷ 2012–2024, gợi ý rằng chiến lược xuất khẩu tối ưu là duy trì tỷ lệ FSTS trong khoảng 40–50%, kết hợp giữa thị trường nội địa khổng lồ và hoạt động xuất khẩu có chọn lọc.</w:t>
+        <w:t xml:space="preserve">48,78% ổn định qua thập kỷ 2012-2024, gợi ý rằng chiến lược xuất khẩu tối ưu là duy trì tỷ lệ FSTS trong khoảng 40-50%, kết hợp giữa thị trường nội địa khổng lồ và hoạt động xuất khẩu có chọn lọc.</w:t>
       </w:r>
     </w:p>
     <w:p>
@@ -2149,7 +2149,7 @@
         <w:t xml:space="preserve">Doanh nghiệp Việt Nam (Nhóm IV)</w:t>
       </w:r>
       <w:r>
-        <w:t xml:space="preserve">: turning point thấp hơn (39,3–46,2%), hàm ý rằng nhà quản trị cần thận trọng hơn khi đẩy tỷ lệ xuất khẩu vượt quá 40% tổng doanh thu. Thay vào đó,</w:t>
+        <w:t xml:space="preserve">: turning point thấp hơn (39,3-46,2%), hàm ý rằng nhà quản trị cần thận trọng hơn khi đẩy tỷ lệ xuất khẩu vượt quá 40% tổng doanh thu. Thay vào đó,</w:t>
       </w:r>
       <w:r>
         <w:t xml:space="preserve"> </w:t>
@@ -2270,13 +2270,13 @@
           <w:bCs/>
           <w:b/>
         </w:rPr>
-        <w:t xml:space="preserve">Turning point thấp (~39–46% FSTS) là cảnh báo cụ thể cho doanh nghiệp xuất khẩu thủy sản và gạo ĐBSCL</w:t>
-      </w:r>
-      <w:r>
-        <w:t xml:space="preserve"> </w:t>
-      </w:r>
-      <w:r>
-        <w:t xml:space="preserve">vốn có FSTS cấu trúc thường vượt 50–70% tổng doanh thu. Kết quả P3 gợi ý rằng nhiều doanh nghiệp này có thể đang ở trên turning point, tức là đang gánh chi phí phối hợp quốc tế mà không tương ứng tăng hiệu quả. Giải pháp không phải là giảm xuất khẩu (vì không có thị trường nội địa để thay thế) mà là</w:t>
+        <w:t xml:space="preserve">Turning point thấp (~39-46% FSTS) là cảnh báo cụ thể cho doanh nghiệp xuất khẩu thủy sản và gạo ĐBSCL</w:t>
+      </w:r>
+      <w:r>
+        <w:t xml:space="preserve"> </w:t>
+      </w:r>
+      <w:r>
+        <w:t xml:space="preserve">vốn có FSTS cấu trúc thường vượt 50-70% tổng doanh thu. Kết quả P3 gợi ý rằng nhiều doanh nghiệp này có thể đang ở trên turning point, tức là đang gánh chi phí phối hợp quốc tế mà không tương ứng tăng hiệu quả. Giải pháp không phải là giảm xuất khẩu (vì không có thị trường nội địa để thay thế) mà là</w:t>
       </w:r>
       <w:r>
         <w:t xml:space="preserve"> </w:t>
@@ -2323,7 +2323,7 @@
         <w:t xml:space="preserve">toàn diện</w:t>
       </w:r>
       <w:r>
-        <w:t xml:space="preserve">, không chỉ dừng ở website (Tier-1 proxy/foundational website adoption) mà tiến tới tích hợp thanh toán điện tử và kết nối nhà cung ứng số (Tier-2) như Chương trình Chuyển đổi số Quốc gia 2025–2030. Nghiên cứu trên dữ liệu WBES Việt Nam 2023 (sóng gần nhất) sẽ cung cấp bằng chứng cập nhật hơn cho các hàm ý này.</w:t>
+        <w:t xml:space="preserve">, không chỉ dừng ở website (Tier-1 proxy/foundational website adoption) mà tiến tới tích hợp thanh toán điện tử và kết nối nhà cung ứng số (Tier-2) như Chương trình Chuyển đổi số Quốc gia 2025-2030. Nghiên cứu trên dữ liệu WBES Việt Nam 2023 (sóng gần nhất) sẽ cung cấp bằng chứng cập nhật hơn cho các hàm ý này.</w:t>
       </w:r>
     </w:p>
     <w:p>
@@ -2444,7 +2444,7 @@
         <w:pStyle w:val="FirstParagraph"/>
       </w:pPr>
       <w:r>
-        <w:t xml:space="preserve">Thiết kế cross-sectional (hoặc pooled panel nhưng với WBES không phải là panel thực sự cho cùng doanh nghiệp qua thời gian) giới hạn khả năng suy luận nhân quả. Quan hệ I–P có thể bị ảnh hưởng bởi reverse causality: doanh nghiệp hiệu quả hơn có thể có nhiều nguồn lực để quốc tế hóa hơn, tạo ra chiều nhân quả ngược lại. Country fixed effects và year fixed effects giúp kiểm soát một phần, nhưng không giải quyết hoàn toàn vấn đề endogeneity.</w:t>
+        <w:t xml:space="preserve">Thiết kế cross-sectional (hoặc pooled panel nhưng với WBES không phải là panel thực sự cho cùng doanh nghiệp qua thời gian) giới hạn khả năng suy luận nhân quả. Quan hệ I-P có thể bị ảnh hưởng bởi reverse causality: doanh nghiệp hiệu quả hơn có thể có nhiều nguồn lực để quốc tế hóa hơn, tạo ra chiều nhân quả ngược lại. Country fixed effects và year fixed effects giúp kiểm soát một phần, nhưng không giải quyết hoàn toàn vấn đề endogeneity.</w:t>
       </w:r>
     </w:p>
     <w:bookmarkEnd w:id="43"/>
@@ -2477,7 +2477,7 @@
         <w:t xml:space="preserve">Thứ nhất</w:t>
       </w:r>
       <w:r>
-        <w:t xml:space="preserve">, xây dựng đo lường DAI phong phú hơn (Tier-2 và Tier-3) trên dữ liệu WBES mới nhất (2023–2026) và các nguồn dữ liệu bổ sung (ITU Digital Development Index, OECD Digital Economy Outlook) để kiểm định lại vai trò DAI trong các bối cảnh ICRV thấp hơn.</w:t>
+        <w:t xml:space="preserve">, xây dựng đo lường DAI phong phú hơn (Tier-2 và Tier-3) trên dữ liệu WBES mới nhất (2023-2026) và các nguồn dữ liệu bổ sung (ITU Digital Development Index, OECD Digital Economy Outlook) để kiểm định lại vai trò DAI trong các bối cảnh ICRV thấp hơn.</w:t>
       </w:r>
     </w:p>
     <w:p>
@@ -2648,7 +2648,7 @@
         <w:t xml:space="preserve"> </w:t>
       </w:r>
       <w:r>
-        <w:t xml:space="preserve">(Do &amp; Phan, 2026e): phân tích Việt Nam (Lower-mid Transition), xác nhận inverted-U với TP = 39,3–46,2%, TCI là moderator dương có ý nghĩa.</w:t>
+        <w:t xml:space="preserve">(Do &amp; Phan, 2026e): phân tích Việt Nam (Lower-mid Transition), xác nhận inverted-U với TP = 39,3-46,2%, TCI là moderator dương có ý nghĩa.</w:t>
       </w:r>
     </w:p>
     <w:p>
@@ -2707,7 +2707,7 @@
         <w:t xml:space="preserve"> </w:t>
       </w:r>
       <w:r>
-        <w:t xml:space="preserve">(Do &amp; Phan, 2026f): phân tích Trung Quốc 2012–2024 (Upper-middle), xác nhận inverted-U ổn định theo thời gian (TP</w:t>
+        <w:t xml:space="preserve">(Do &amp; Phan, 2026f): phân tích Trung Quốc 2012-2024 (Upper-middle), xác nhận inverted-U ổn định theo thời gian (TP</w:t>
       </w:r>
       <w:r>
         <w:t xml:space="preserve"> </w:t>
@@ -3068,7 +3068,7 @@
         <w:t xml:space="preserve"> </w:t>
       </w:r>
       <w:r>
-        <w:t xml:space="preserve">(M3–M5 với controls đầy đủ), TP = 36,4–40,0% (M2–M5; M11 đầy đủ: TP = 34,6%,</w:t>
+        <w:t xml:space="preserve">(M3-M5 với controls đầy đủ), TP = 36,4-40,0% (M2-M5; M11 đầy đủ: TP = 34,6%,</w:t>
       </w:r>
       <w:r>
         <w:t xml:space="preserve"> </w:t>
@@ -3299,7 +3299,7 @@
         <w:pStyle w:val="FirstParagraph"/>
       </w:pPr>
       <w:r>
-        <w:t xml:space="preserve">Bằng chứng từ 238 nghiên cứu (P6 meta-analysis) và 84.910 doanh nghiệp tại 49 nền kinh tế châu Á và Thái Bình Dương (P7) đều chỉ đến kết luận này. Quan hệ I–P không phải là một đường cong phổ quát mà là một</w:t>
+        <w:t xml:space="preserve">Bằng chứng từ 238 nghiên cứu (P6 meta-analysis) và 84.910 doanh nghiệp tại 49 nền kinh tế châu Á và Thái Bình Dương (P7) đều chỉ đến kết luận này. Quan hệ I-P không phải là một đường cong phổ quát mà là một</w:t>
       </w:r>
       <w:r>
         <w:t xml:space="preserve"> </w:t>
@@ -3333,7 +3333,7 @@
         <w:pStyle w:val="FirstParagraph"/>
       </w:pPr>
       <w:r>
-        <w:t xml:space="preserve">Về lý thuyết, luận án đóng góp vào ba dòng nghiên cứu: (i) các nghiên cứu meta-analysis về quan hệ I–P bằng cách phân tách cấu trúc dị biệt và xác định ICRV như moderator có ý nghĩa; (ii) các nghiên cứu về năng lực số bằng cách làm rõ DAI là situational resource chứ không phải foundational capability; và (iii) các nghiên cứu về quốc tế hóa và SIDS bằng cách đặt tên và cung cấp bằng chứng đầu tiên cho FIP.</w:t>
+        <w:t xml:space="preserve">Về lý thuyết, luận án đóng góp vào ba dòng nghiên cứu: (i) các nghiên cứu meta-analysis về quan hệ I-P bằng cách phân tách cấu trúc dị biệt và xác định ICRV như moderator có ý nghĩa; (ii) các nghiên cứu về năng lực số bằng cách làm rõ DAI là situational resource chứ không phải foundational capability; và (iii) các nghiên cứu về quốc tế hóa và SIDS bằng cách đặt tên và cung cấp bằng chứng đầu tiên cho FIP.</w:t>
       </w:r>
     </w:p>
     <w:p>
@@ -3372,7 +3372,7 @@
         <w:t xml:space="preserve">có, thường là như vậy, nhưng không phải lúc nào, và không phải ở mọi nơi</w:t>
       </w:r>
       <w:r>
-        <w:t xml:space="preserve">. Giới hạn của lợi ích là có thực, phụ thuộc vào bối cảnh thể chế, và trong trường hợp SIDS, quốc tế hóa bắt buộc có thể gây ra thiệt hại. Hiểu biết này, rằng quan hệ I–P là quan hệ có điều kiện theo thể chế, không phải quan hệ phổ quát, là đóng góp cốt lõi mà luận án mang lại cho khoa học quản trị kinh doanh quốc tế.</w:t>
+        <w:t xml:space="preserve">. Giới hạn của lợi ích là có thực, phụ thuộc vào bối cảnh thể chế, và trong trường hợp SIDS, quốc tế hóa bắt buộc có thể gây ra thiệt hại. Hiểu biết này, rằng quan hệ I-P là quan hệ có điều kiện theo thể chế, không phải quan hệ phổ quát, là đóng góp cốt lõi mà luận án mang lại cho khoa học quản trị kinh doanh quốc tế.</w:t>
       </w:r>
     </w:p>
     <w:p>

--- a/dist/downloads/chuong_5_ket_luan_de_xuat.docx
+++ b/dist/downloads/chuong_5_ket_luan_de_xuat.docx
@@ -1655,7 +1655,7 @@
         <w:t xml:space="preserve"> </w:t>
       </w:r>
       <w:r>
-        <w:t xml:space="preserve">trong khung CDCM. Phát hiện rằng DAI có hiệu ứng nâng mặt bằng phổ quát (β = +0,155, p &lt; 0,001, mẫu gộp N=84,910 từ 49 nền kinh tế) nhưng vai trò điều tiết đường cong I-P là</w:t>
+        <w:t xml:space="preserve">trong khung CDCM. Phát hiện rằng DAI có hiệu ứng nâng mặt bằng phổ quát (β = +0,155, p &lt; 0,001, mẫu gộp N=84.910 từ 49 nền kinh tế) nhưng vai trò điều tiết đường cong I-P là</w:t>
       </w:r>
       <w:r>
         <w:t xml:space="preserve"> </w:t>

--- a/dist/downloads/chuong_5_ket_luan_de_xuat.docx
+++ b/dist/downloads/chuong_5_ket_luan_de_xuat.docx
@@ -33,7 +33,7 @@
         <w:pStyle w:val="FirstParagraph"/>
       </w:pPr>
       <w:r>
-        <w:t xml:space="preserve">Chương 5 tổng hợp và diễn giải kết quả từ Chương 4 trong ánh sáng của khung lý thuyết CDCM và bốn lý thuyết nền (Uppsala, RBV, Institutional Theory, Upper Echelons Theory). Cấu trúc chương gồm sáu phần: (i) bàn luận kết quả theo khung lý thuyết; (ii) so sánh với nghiên cứu trước; (iii) đóng góp lý thuyết; (iv) đề xuất chính sách và quản trị; (v) hạn chế và hướng nghiên cứu tương lai; và (vi) kết luận tổng thể của luận án.</w:t>
+        <w:t xml:space="preserve">Chương 5 tổng hợp và diễn giải kết quả từ Chương 4 dưới ánh sáng của khung lý thuyết CDCM cùng bốn lý thuyết nền là Uppsala, RBV, lý thuyết thể chế và lý thuyết thượng tầng quản trị. Chương gồm sáu phần: bàn luận kết quả theo khung lý thuyết; so sánh với nghiên cứu trước; đóng góp lý thuyết; đề xuất chính sách và quản trị; hạn chế cùng hướng nghiên cứu tương lai; và kết luận tổng thể của luận án.</w:t>
       </w:r>
     </w:p>
     <w:p>
@@ -53,13 +53,13 @@
         <w:t xml:space="preserve">5.1 Bàn luận kết quả theo khung lý thuyết CDCM</w:t>
       </w:r>
     </w:p>
-    <w:bookmarkStart w:id="22" w:name="X87949b622680195c8f5649c31ec800d0d4afb82"/>
+    <w:bookmarkStart w:id="22" w:name="X15bf1096964ce027ae5f38ba61f44ecafa6a90e"/>
     <w:p>
       <w:pPr>
         <w:pStyle w:val="Heading3"/>
       </w:pPr>
       <w:r>
-        <w:t xml:space="preserve">5.1.1 ICRV Gradient, Xác nhận H5 và tầng thể chế của CDCM</w:t>
+        <w:t xml:space="preserve">5.1.1 Dải biến thiên ICRV, xác nhận H5 và tầng thể chế của CDCM</w:t>
       </w:r>
     </w:p>
     <w:p>
@@ -77,10 +77,10 @@
           <w:bCs/>
           <w:b/>
         </w:rPr>
-        <w:t xml:space="preserve">gradient ICRV (Biến thiên chế độ bối cảnh thể chế, Institutional Context Regime Variation)</w:t>
-      </w:r>
-      <w:r>
-        <w:t xml:space="preserve">: cùng một mức độ quốc tế hóa (FSTS) mang lại hiệu quả rất khác nhau tùy thuộc vào chế độ thể chế mà doanh nghiệp hoạt động. Bằng chứng từ hai nguồn độc lập, phân tích meta-analytic (P6,</w:t>
+        <w:t xml:space="preserve">dải biến thiên ICRV (Institutional Context Regime Variation, biến thiên chế độ bối cảnh thể chế)</w:t>
+      </w:r>
+      <w:r>
+        <w:t xml:space="preserve">: cùng một mức độ quốc tế hóa (FSTS) lại mang lại hiệu quả rất khác nhau, tùy vào chế độ thể chế mà doanh nghiệp hoạt động. Hai nguồn bằng chứng độc lập cùng chỉ về một kết luận, đó là phân tích tổng hợp (P6,</w:t>
       </w:r>
       <w:r>
         <w:t xml:space="preserve"> </w:t>
@@ -190,7 +190,7 @@
         <w:t xml:space="preserve"> </w:t>
       </w:r>
       <w:r>
-        <w:t xml:space="preserve">quan sát từ 49 nền kinh tế), đều chỉ đến cùng một kết luận: điểm uốn (turning point) của quan hệ I-P</w:t>
+        <w:t xml:space="preserve">quan sát từ 49 nền kinh tế): điểm uốn của quan hệ I-P</w:t>
       </w:r>
       <w:r>
         <w:t xml:space="preserve"> </w:t>
@@ -206,7 +206,7 @@
         <w:t xml:space="preserve"> </w:t>
       </w:r>
       <w:r>
-        <w:t xml:space="preserve">từ SIDS/Frontier (~55% FSTS) xuống Emerging, Upper-middle, Advanced Resource, và Advanced Innovation (~28% FSTS). Hay nói cách khác, nền kinh tế thể chế mạnh hơn đạt đỉnh hiệu quả xuất khẩu tại mức FSTS thấp hơn, doanh nghiệp không cần quốc tế hóa sâu để khai thác lợi thế cạnh tranh khi thể chế hỗ trợ đã vận hành tốt.</w:t>
+        <w:t xml:space="preserve">từ nhóm đảo nhỏ và cận biên (~55% FSTS) xuống nhóm mới nổi, thu nhập trung bình cao, tiên tiến dẫn dắt bằng tài nguyên, rồi tiên tiến dẫn dắt bằng đổi mới (~28% FSTS). Nói cách khác, nền kinh tế thể chế mạnh hơn đạt đỉnh hiệu quả xuất khẩu ở mức FSTS thấp hơn: khi thể chế hỗ trợ đã vận hành tốt, doanh nghiệp không cần quốc tế hóa sâu mới khai thác được lợi thế cạnh tranh.</w:t>
       </w:r>
     </w:p>
     <w:p>
@@ -214,7 +214,7 @@
         <w:pStyle w:val="BodyText"/>
       </w:pPr>
       <w:r>
-        <w:t xml:space="preserve">Kết quả này xác nhận H5 và tầng thể chế của khung lý thuyết CDCM theo một cách thuyết phục nhất: không phải chỉ một moderator đơn lẻ mà là</w:t>
+        <w:t xml:space="preserve">Kết quả này xác nhận H5 và tầng thể chế của khung CDCM một cách thuyết phục: điều kiện biên cho quan hệ I-P không do một yếu tố điều tiết đơn lẻ quy định, mà do</w:t>
       </w:r>
       <w:r>
         <w:t xml:space="preserve"> </w:t>
@@ -227,7 +227,7 @@
         <w:t xml:space="preserve">cả một chế độ thể chế</w:t>
       </w:r>
       <w:r>
-        <w:t xml:space="preserve">, được vận hành hóa thành sáu sub-regime ICRV, xác định điều kiện biên cho quan hệ I-P. Institutional Theory của North (1990) và Khanna và Palepu (2010) dự đoán rằng thể chế định hình chi phí giao dịch và cấu trúc khuyến khích; kết quả ICRV gradient là biểu hiện thực nghiệm của cơ chế này ở quy mô 49 nền kinh tế châu Á và Thái Bình Dương (P7).</w:t>
+        <w:t xml:space="preserve">, được vận hành hóa thành sáu nhóm con ICRV. Lý thuyết thể chế của North (1990) cùng Khanna và Palepu (2010) dự đoán rằng thể chế định hình chi phí giao dịch và cấu trúc khuyến khích; dải biến thiên ICRV chính là biểu hiện thực nghiệm của cơ chế đó, ở quy mô 49 nền kinh tế châu Á và Thái Bình Dương (P7).</w:t>
       </w:r>
     </w:p>
     <w:p>
@@ -235,33 +235,7 @@
         <w:pStyle w:val="BodyText"/>
       </w:pPr>
       <w:r>
-        <w:t xml:space="preserve">Về mặt lý thuyết, gradient ICRV có thể được hiểu qua hai cơ chế bổ sung cho nhau. Cơ chế thứ nhất là</w:t>
-      </w:r>
-      <w:r>
-        <w:t xml:space="preserve"> </w:t>
-      </w:r>
-      <w:r>
-        <w:rPr>
-          <w:bCs/>
-          <w:b/>
-        </w:rPr>
-        <w:t xml:space="preserve">giảm chi phí giao dịch</w:t>
-      </w:r>
-      <w:r>
-        <w:t xml:space="preserve">: thể chế chất lượng cao (hệ thống pháp lý, bảo vệ quyền sở hữu trí tuệ, thực thi hợp đồng) làm giảm chi phí xuyên biên giới, cho phép doanh nghiệp duy trì đà tăng trưởng hiệu quả đến mức FSTS cao hơn. Cơ chế thứ hai là</w:t>
-      </w:r>
-      <w:r>
-        <w:t xml:space="preserve"> </w:t>
-      </w:r>
-      <w:r>
-        <w:rPr>
-          <w:bCs/>
-          <w:b/>
-        </w:rPr>
-        <w:t xml:space="preserve">khuếch đại năng lực</w:t>
-      </w:r>
-      <w:r>
-        <w:t xml:space="preserve">: môi trường thể chế tốt cũng có nghĩa là hệ sinh thái dịch vụ hỗ trợ (logistics, tài chính thương mại, tư vấn pháp lý quốc tế) phát triển, làm giảm gánh nặng điều phối nội bộ của doanh nghiệp khi mở rộng quốc tế.</w:t>
+        <w:t xml:space="preserve">Về mặt lý thuyết, có thể hiểu dải biến thiên ICRV qua hai cơ chế bổ sung cho nhau. Cơ chế đầu tiên là giảm chi phí giao dịch: thể chế chất lượng cao, với hệ thống pháp lý vững, bảo vệ quyền sở hữu trí tuệ và thực thi hợp đồng nghiêm, làm giảm chi phí xuyên biên giới, nhờ đó doanh nghiệp duy trì được đà tăng trưởng hiệu quả đến mức FSTS cao hơn. Cơ chế còn lại là khuếch đại năng lực: môi trường thể chế tốt cũng đi kèm một hệ sinh thái dịch vụ hỗ trợ phát triển, gồm hậu cần, tài chính thương mại, tư vấn pháp lý quốc tế, làm nhẹ bớt gánh nặng điều phối nội bộ khi doanh nghiệp mở rộng ra quốc tế.</w:t>
       </w:r>
     </w:p>
     <w:bookmarkEnd w:id="22"/>
@@ -271,7 +245,7 @@
         <w:pStyle w:val="Heading3"/>
       </w:pPr>
       <w:r>
-        <w:t xml:space="preserve">5.1.2 TCI là Năng Lực Nền Tảng, Xác nhận H2</w:t>
+        <w:t xml:space="preserve">5.1.2 TCI là năng lực nền tảng, xác nhận H2</w:t>
       </w:r>
     </w:p>
     <w:p>
@@ -279,7 +253,7 @@
         <w:pStyle w:val="FirstParagraph"/>
       </w:pPr>
       <w:r>
-        <w:t xml:space="preserve">Technological Capability Index (TCI) nhất quán cho thấy</w:t>
+        <w:t xml:space="preserve">Chỉ số năng lực công nghệ (TCI) nhất quán cho thấy</w:t>
       </w:r>
       <w:r>
         <w:t xml:space="preserve"> </w:t>
@@ -295,23 +269,23 @@
         <w:t xml:space="preserve"> </w:t>
       </w:r>
       <w:r>
-        <w:t xml:space="preserve">trong tất cả các mẫu (Việt Nam P3, Trung Quốc P5, toàn mẫu P7: ~41% tăng năng suất cho mỗi đơn vị độ lệch chuẩn TCI). Tuy nhiên, TCI chỉ</w:t>
-      </w:r>
-      <w:r>
-        <w:t xml:space="preserve"> </w:t>
-      </w:r>
-      <w:r>
-        <w:rPr>
-          <w:bCs/>
-          <w:b/>
-        </w:rPr>
-        <w:t xml:space="preserve">điều tiết hình dạng đường cong I-P</w:t>
-      </w:r>
-      <w:r>
-        <w:t xml:space="preserve"> </w:t>
-      </w:r>
-      <w:r>
-        <w:t xml:space="preserve">tại bối cảnh quốc gia cụ thể (P3 Việt Nam, môi trường chuyển đổi với phân mảnh thể chế tạo điều kiện cho TCI reshaping hiệu ứng), không phổ quát trên toàn mẫu 49 nền kinh tế (P7: tương tác FSTS×TCI và</w:t>
+        <w:t xml:space="preserve">ở mọi mẫu, từ Việt Nam (P3) và Trung Quốc (P5) đến toàn mẫu (P7), với mỗi đơn vị độ lệch chuẩn TCI gắn với mức tăng năng suất khoảng 41%. Tuy nhiên, TCI chỉ</w:t>
+      </w:r>
+      <w:r>
+        <w:t xml:space="preserve"> </w:t>
+      </w:r>
+      <w:r>
+        <w:rPr>
+          <w:bCs/>
+          <w:b/>
+        </w:rPr>
+        <w:t xml:space="preserve">uốn được hình dạng đường cong I-P</w:t>
+      </w:r>
+      <w:r>
+        <w:t xml:space="preserve"> </w:t>
+      </w:r>
+      <w:r>
+        <w:t xml:space="preserve">trong một bối cảnh quốc gia cụ thể là Việt Nam (P3), nơi môi trường chuyển đổi và sự phân mảnh thể chế tạo điều kiện cho TCI tái định hình hiệu ứng. Vai trò này không phổ quát trên toàn mẫu 49 nền kinh tế: ở P7, cả tương tác FSTS×TCI lẫn</w:t>
       </w:r>
       <w:r>
         <w:t xml:space="preserve"> </w:t>
@@ -335,7 +309,7 @@
         </m:sSup>
       </m:oMath>
       <w:r>
-        <w:t xml:space="preserve">×TCI đều NS). H2 được</w:t>
+        <w:t xml:space="preserve">×TCI đều không có ý nghĩa thống kê. Do đó H2 chỉ được</w:t>
       </w:r>
       <w:r>
         <w:t xml:space="preserve"> </w:t>
@@ -348,7 +322,7 @@
         <w:t xml:space="preserve">xác nhận một phần</w:t>
       </w:r>
       <w:r>
-        <w:t xml:space="preserve">: TCI là năng lực nền tảng phổ quát, nhưng vai trò uốn đường cong I-P phụ thuộc bối cảnh thể chế. Điều này xác nhận vai trò của TCI là</w:t>
+        <w:t xml:space="preserve">: TCI là năng lực nền tảng phổ quát, nhưng vai trò uốn đường cong I-P lại phụ thuộc bối cảnh thể chế. Kết quả này khẳng định TCI là</w:t>
       </w:r>
       <w:r>
         <w:t xml:space="preserve"> </w:t>
@@ -364,7 +338,7 @@
         <w:t xml:space="preserve"> </w:t>
       </w:r>
       <w:r>
-        <w:t xml:space="preserve">(foundational capability) trong khung CDCM: doanh nghiệp có năng lực công nghệ sâu hơn, được đo bằng việc tiếp cận công nghệ nước ngoài, chi tiêu R&amp;D, đổi mới sản phẩm và chứng nhận chất lượng, tạo ra giá trị cao hơn từ cùng một mức độ quốc tế hóa.</w:t>
+        <w:t xml:space="preserve">trong khung CDCM: doanh nghiệp có năng lực công nghệ sâu hơn, đo bằng khả năng tiếp cận công nghệ nước ngoài, chi tiêu nghiên cứu và phát triển, đổi mới sản phẩm và chứng nhận chất lượng, sẽ tạo ra giá trị cao hơn từ cùng một mức độ quốc tế hóa.</w:t>
       </w:r>
     </w:p>
     <w:p>
@@ -372,7 +346,7 @@
         <w:pStyle w:val="BodyText"/>
       </w:pPr>
       <w:r>
-        <w:t xml:space="preserve">Cơ chế lý thuyết đằng sau kết quả này bắt nguồn từ Resource-Based View (Barney, 1991): TCI là nguồn lực VRIN (có giá trị, hiếm, khó sao chép, khó thay thế), do đó tạo ra lợi thế cạnh tranh bền vững ngay cả khi doanh nghiệp mở rộng ra thị trường nước ngoài với mức độ bất định cao. Năng lực công nghệ cũng tạo ra absorptive capacity (Cohen &amp; Levinthal, 1990), khả năng hấp thu và tích hợp tri thức từ thị trường nước ngoài, giúp doanh nghiệp học hỏi hiệu quả hơn trong quá trình quốc tế hóa, nhất quán với learning loop của Uppsala model (Johanson &amp; Vahlne, 1977).</w:t>
+        <w:t xml:space="preserve">Cơ chế lý thuyết đằng sau kết quả này bắt nguồn từ lý thuyết dựa trên nguồn lực (Barney, 1991): TCI là nguồn lực VRIN, có giá trị, hiếm, khó sao chép và khó thay thế, nên tạo ra lợi thế cạnh tranh bền vững ngay cả khi doanh nghiệp mở rộng ra thị trường nước ngoài đầy bất định. Năng lực công nghệ cũng làm nên năng lực hấp thụ (Cohen &amp; Levinthal, 1990), tức khả năng tiếp nhận và tích hợp tri thức từ thị trường nước ngoài, giúp doanh nghiệp học hỏi hiệu quả hơn khi quốc tế hóa, đúng với vòng lặp học hỏi của mô hình Uppsala (Johanson &amp; Vahlne, 1977).</w:t>
       </w:r>
     </w:p>
     <w:bookmarkEnd w:id="23"/>
@@ -382,7 +356,7 @@
         <w:pStyle w:val="Heading3"/>
       </w:pPr>
       <w:r>
-        <w:t xml:space="preserve">5.1.3 DAI là Nguồn Lực Tình Huống, Hỗ trợ một phần H3</w:t>
+        <w:t xml:space="preserve">5.1.3 DAI là nguồn lực tình huống, hỗ trợ một phần H3</w:t>
       </w:r>
     </w:p>
     <w:p>
@@ -390,7 +364,7 @@
         <w:pStyle w:val="FirstParagraph"/>
       </w:pPr>
       <w:r>
-        <w:t xml:space="preserve">Kết quả về Digital Adoption Index (DAI) phức tạp hơn và có nhiều sắc thái hơn so với TCI. Trên toàn mẫu P7 (49 nền kinh tế), DAI có hiệu ứng nâng mặt bằng năng suất dương và có ý nghĩa (</w:t>
+        <w:t xml:space="preserve">Kết quả về chỉ số chấp nhận số (DAI) phức tạp và nhiều sắc thái hơn TCI. Trên toàn mẫu P7 gồm 49 nền kinh tế, DAI có hiệu ứng nâng mặt bằng năng suất dương và có ý nghĩa (</w:t>
       </w:r>
       <m:oMath>
         <m:acc>
@@ -455,7 +429,7 @@
         </m:r>
       </m:oMath>
       <w:r>
-        <w:t xml:space="preserve">), khoảng 17% lợi thế năng suất cho doanh nghiệp có website. Quan trọng hơn, cả hai tương tác điều tiết đường cong đều có ý nghĩa (</w:t>
+        <w:t xml:space="preserve">), tương ứng khoảng 17% lợi thế năng suất cho doanh nghiệp có trang web. Đáng chú ý hơn, cả hai tương tác uốn đường cong đều có ý nghĩa (</w:t>
       </w:r>
       <m:oMath>
         <m:acc>
@@ -657,7 +631,7 @@
         </m:r>
       </m:oMath>
       <w:r>
-        <w:t xml:space="preserve">), cho thấy doanh nghiệp DAI cao có đường cong I-P phẳng hơn và ít suy giảm hơn ở mức FSTS cao. Kết quả tương tác DAI×ICRV (</w:t>
+        <w:t xml:space="preserve">), cho thấy doanh nghiệp DAI cao có đường cong I-P phẳng hơn và ít suy giảm hơn ở mức FSTS cao. Tương tác DAI×ICRV (</w:t>
       </w:r>
       <m:oMath>
         <m:r>
@@ -680,7 +654,7 @@
         </m:r>
       </m:oMath>
       <w:r>
-        <w:t xml:space="preserve">) xác nhận DAI phát huy hiệu quả mạnh hơn tại các bối cảnh thể chế yếu hơn, nhất quán với lập luận CDCM rằng DAI bù đắp cho sự vắng mặt của hạ tầng thể chế (Nhóm IV-V), thay vì chỉ khuếch đại lợi thế đã có tại Nhóm I. Tại Singapore (P4, DAI Tier-1+2), DAI phát huy rõ nhất dưới dạng amplification effect (</w:t>
+        <w:t xml:space="preserve">) khẳng định DAI phát huy mạnh hơn ở các bối cảnh thể chế yếu, nhất quán với lập luận CDCM rằng DAI bù đắp cho sự vắng mặt của hạ tầng thể chế ở Nhóm IV-V, chứ không chỉ khuếch đại lợi thế vốn đã có ở Nhóm I. Tại Singapore (P4, DAI Tier-1+2), DAI bộc lộ rõ nhất dưới dạng hiệu ứng khuếch đại (</w:t>
       </w:r>
       <m:oMath>
         <m:acc>
@@ -784,7 +758,7 @@
         </m:r>
       </m:oMath>
       <w:r>
-        <w:t xml:space="preserve">). Tại Việt Nam (P3, Tier-1 only, IV-estimated), DAI null phản ánh hạn chế đo lường và selection bias hơn là bác bỏ H3.</w:t>
+        <w:t xml:space="preserve">). Còn tại Việt Nam (P3, chỉ Tier-1, ước lượng bằng biến công cụ), kết quả DAI không có ý nghĩa phản ánh hạn chế đo lường và sai lệch chọn mẫu, chứ không phải sự bác bỏ H3.</w:t>
       </w:r>
     </w:p>
     <w:p>
@@ -792,7 +766,7 @@
         <w:pStyle w:val="BodyText"/>
       </w:pPr>
       <w:r>
-        <w:t xml:space="preserve">Kết quả tổng hợp hỗ trợ lập luận trong khung CDCM rằng DAI là</w:t>
+        <w:t xml:space="preserve">Tổng hợp lại, kết quả ủng hộ lập luận trong khung CDCM rằng DAI là</w:t>
       </w:r>
       <w:r>
         <w:t xml:space="preserve"> </w:t>
@@ -808,7 +782,7 @@
         <w:t xml:space="preserve"> </w:t>
       </w:r>
       <w:r>
-        <w:t xml:space="preserve">(situational resource) chứ không phải năng lực nền tảng: cơ chế cụ thể của nó (compression vs amplification) phụ thuộc vào điều kiện môi trường (thể chế, cơ sở hạ tầng số), nhưng bản thân hiệu ứng DAI là</w:t>
+        <w:t xml:space="preserve">chứ không phải năng lực nền tảng. Cơ chế cụ thể của DAI, nén hay khuếch đại đường cong, tùy thuộc điều kiện môi trường về thể chế và hạ tầng số; nhưng bản thân hiệu ứng DAI lại</w:t>
       </w:r>
       <w:r>
         <w:t xml:space="preserve"> </w:t>
@@ -824,7 +798,7 @@
         <w:t xml:space="preserve"> </w:t>
       </w:r>
       <w:r>
-        <w:t xml:space="preserve">trên toàn mẫu đa bối cảnh. Đây là điểm phân biệt quan trọng giữa TCI và DAI trong đóng góp lý thuyết của luận án.</w:t>
+        <w:t xml:space="preserve">trên toàn mẫu đa bối cảnh. Đây chính là điểm phân biệt quan trọng giữa TCI và DAI trong đóng góp lý thuyết của luận án.</w:t>
       </w:r>
     </w:p>
     <w:p>
@@ -832,7 +806,7 @@
         <w:pStyle w:val="BodyText"/>
       </w:pPr>
       <w:r>
-        <w:t xml:space="preserve">Cần lưu ý rằng kết quả null về DAI tại Việt Nam (P3) và các bối cảnh thấp hơn không nhất thiết bác bỏ H3, mà còn phản ánh hạn chế đo lường: Tier-1 DAI (website, email, online sales) chưa nắm bắt được chiều sâu của năng lực số. Khi DAI được đo bằng Tier-1+2 (bổ sung e-payment, e-supplier) như tại Singapore, hiệu ứng điều tiết xuất hiện rõ ràng hơn. Quan trọng hơn, tất cả đo lường DAI trong luận án đều là</w:t>
+        <w:t xml:space="preserve">Cũng cần lưu ý rằng kết quả không có ý nghĩa về DAI tại Việt Nam (P3) và các bối cảnh thấp hơn không hẳn bác bỏ H3, mà phần nào phản ánh hạn chế đo lường: DAI Tier-1, gồm trang web, thư điện tử, bán hàng trực tuyến, chưa nắm bắt được chiều sâu của năng lực số. Khi DAI được đo bằng Tier-1+2, bổ sung thanh toán điện tử và kết nối nhà cung ứng số như ở Singapore, hiệu ứng điều tiết hiện ra rõ hơn. Quan trọng hơn, mọi thước đo DAI trong luận án đều là</w:t>
       </w:r>
       <w:r>
         <w:t xml:space="preserve"> </w:t>
@@ -848,25 +822,7 @@
         <w:t xml:space="preserve"> </w:t>
       </w:r>
       <w:r>
-        <w:t xml:space="preserve">(static digital adoption index) dựa trên dữ liệu WBES tại một thời điểm, không phải</w:t>
-      </w:r>
-      <w:r>
-        <w:t xml:space="preserve"> </w:t>
-      </w:r>
-      <w:r>
-        <w:t xml:space="preserve">“</w:t>
-      </w:r>
-      <w:r>
-        <w:t xml:space="preserve">dynamic digital capability</w:t>
-      </w:r>
-      <w:r>
-        <w:t xml:space="preserve">”</w:t>
-      </w:r>
-      <w:r>
-        <w:t xml:space="preserve"> </w:t>
-      </w:r>
-      <w:r>
-        <w:t xml:space="preserve">theo nghĩa của dynamic capabilities theory (Teece et al., 1997) vì dữ liệu WBES không có đủ thang đo để đo lường tính động của năng lực số.</w:t>
+        <w:t xml:space="preserve">dựa trên dữ liệu WBES tại một thời điểm, không phải năng lực số động theo nghĩa của lý thuyết năng lực động (Teece et al., 1997), bởi WBES không có đủ thang đo để đo tính động của năng lực số.</w:t>
       </w:r>
     </w:p>
     <w:p>
@@ -874,25 +830,7 @@
         <w:pStyle w:val="BodyText"/>
       </w:pPr>
       <w:r>
-        <w:t xml:space="preserve">Một giải thích bổ sung từ Institutional Theory: ở các bối cảnh ICRV thấp với nhiều</w:t>
-      </w:r>
-      <w:r>
-        <w:t xml:space="preserve"> </w:t>
-      </w:r>
-      <w:r>
-        <w:t xml:space="preserve">“</w:t>
-      </w:r>
-      <w:r>
-        <w:t xml:space="preserve">institutional voids</w:t>
-      </w:r>
-      <w:r>
-        <w:t xml:space="preserve">”</w:t>
-      </w:r>
-      <w:r>
-        <w:t xml:space="preserve"> </w:t>
-      </w:r>
-      <w:r>
-        <w:t xml:space="preserve">(Khanna &amp; Palepu, 2010), các doanh nghiệp xuất khẩu phụ thuộc vào DAI nhiều hơn như một cơ chế bù đắp cho thiếu hụt hạ tầng thể chế. Bằng chứng: DAI×ICRV (p = 0,012) trong P7 cho thấy DAI</w:t>
+        <w:t xml:space="preserve">Lý thuyết thể chế gợi thêm một cách giải thích. Ở các bối cảnh ICRV thấp với nhiều khoảng trống thể chế (Khanna &amp; Palepu, 2010), doanh nghiệp xuất khẩu dựa vào DAI nhiều hơn như một cơ chế bù đắp cho hạ tầng thể chế còn thiếu. Bằng chứng nằm ở tương tác DAI×ICRV (p = 0,012) trong P7: DAI</w:t>
       </w:r>
       <w:r>
         <w:t xml:space="preserve"> </w:t>
@@ -908,35 +846,17 @@
         <w:t xml:space="preserve"> </w:t>
       </w:r>
       <w:r>
-        <w:t xml:space="preserve">tại thể chế yếu,</w:t>
-      </w:r>
-      <w:r>
-        <w:t xml:space="preserve"> </w:t>
-      </w:r>
-      <w:r>
-        <w:t xml:space="preserve">“</w:t>
-      </w:r>
-      <w:r>
-        <w:t xml:space="preserve">digital shield effect</w:t>
-      </w:r>
-      <w:r>
-        <w:t xml:space="preserve">”</w:t>
-      </w:r>
-      <w:r>
-        <w:t xml:space="preserve"> </w:t>
-      </w:r>
-      <w:r>
-        <w:t xml:space="preserve">phát huy mạnh nhất khi nền tảng thể chế còn thiếu hụt, không phải khi thể chế đã hoàn thiện.</w:t>
+        <w:t xml:space="preserve">nơi thể chế yếu, tức hiệu ứng lá chắn số phát huy mạnh nhất khi nền tảng thể chế còn thiếu hụt, chứ không phải khi thể chế đã hoàn thiện.</w:t>
       </w:r>
     </w:p>
     <w:bookmarkEnd w:id="24"/>
-    <w:bookmarkStart w:id="25" w:name="X9c0cd9664cda47af8ea782aa1697b3fd1384e63"/>
+    <w:bookmarkStart w:id="25" w:name="Xbce3792f42f8794cec523698a3d6f54cb810e39"/>
     <w:p>
       <w:pPr>
         <w:pStyle w:val="Heading3"/>
       </w:pPr>
       <w:r>
-        <w:t xml:space="preserve">5.1.4 Đặc Điểm Nhà Quản Trị là Moderator Cá Nhân, Hỗ trợ có điều kiện H4</w:t>
+        <w:t xml:space="preserve">5.1.4 Đặc điểm nhà quản trị là yếu tố điều tiết cá nhân, hỗ trợ có điều kiện H4</w:t>
       </w:r>
     </w:p>
     <w:p>
@@ -944,7 +864,7 @@
         <w:pStyle w:val="FirstParagraph"/>
       </w:pPr>
       <w:r>
-        <w:t xml:space="preserve">Kết quả về H4 từ P7 cho thấy đặc điểm nhà quản trị cấp cao có tác động điều tiết không đồng nhất. Giới tính nữ của nhà quản trị (</w:t>
+        <w:t xml:space="preserve">Kết quả về H4 từ P7 cho thấy đặc điểm nhà quản trị cấp cao tác động điều tiết không đồng nhất. Giới tính nữ của nhà quản trị (</w:t>
       </w:r>
       <m:oMath>
         <m:acc>
@@ -1009,7 +929,7 @@
         </m:r>
       </m:oMath>
       <w:r>
-        <w:t xml:space="preserve">) nhất quán cho thấy hiệu ứng tích cực lên hiệu quả I-P trong toàn mẫu, doanh nghiệp có top manager nữ đạt hiệu quả cao hơn từ quốc tế hóa, phù hợp với Upper Echelons Theory (Hambrick &amp; Mason, 1984) rằng đặc điểm cấp lãnh đạo định hình cách thức tổ chức nhận diện và khai thác cơ hội quốc tế.</w:t>
+        <w:t xml:space="preserve">) nhất quán mang hiệu ứng tích cực lên hiệu quả I-P trong toàn mẫu: doanh nghiệp có nhà quản trị cấp cao là nữ đạt hiệu quả cao hơn từ quốc tế hóa. Điều này phù hợp với lý thuyết thượng tầng quản trị (Hambrick &amp; Mason, 1984), theo đó đặc điểm của cấp lãnh đạo định hình cách tổ chức nhận diện và khai thác cơ hội quốc tế.</w:t>
       </w:r>
     </w:p>
     <w:p>
@@ -1017,33 +937,7 @@
         <w:pStyle w:val="BodyText"/>
       </w:pPr>
       <w:r>
-        <w:t xml:space="preserve">Cơ chế lý thuyết có thể qua hai kênh: thứ nhất,</w:t>
-      </w:r>
-      <w:r>
-        <w:t xml:space="preserve"> </w:t>
-      </w:r>
-      <w:r>
-        <w:rPr>
-          <w:bCs/>
-          <w:b/>
-        </w:rPr>
-        <w:t xml:space="preserve">đa dạng nhận thức</w:t>
-      </w:r>
-      <w:r>
-        <w:t xml:space="preserve">, nhà quản trị nữ thường mang lại góc nhìn khác biệt trong ra quyết định quốc tế hóa, giúp nhận diện thị trường ngách và giảm thiểu rủi ro tập trung; thứ hai,</w:t>
-      </w:r>
-      <w:r>
-        <w:t xml:space="preserve"> </w:t>
-      </w:r>
-      <w:r>
-        <w:rPr>
-          <w:bCs/>
-          <w:b/>
-        </w:rPr>
-        <w:t xml:space="preserve">chuẩn mực quản trị</w:t>
-      </w:r>
-      <w:r>
-        <w:t xml:space="preserve">, sự hiện diện của lãnh đạo nữ tương quan với thực hành quản trị doanh nghiệp tốt hơn và minh bạch hơn, đặc biệt quan trọng trong môi trường thể chế yếu.</w:t>
+        <w:t xml:space="preserve">Cơ chế lý thuyết có thể đi qua hai kênh. Một là tính đa dạng nhận thức: nhà quản trị nữ thường mang lại góc nhìn khác biệt khi ra quyết định quốc tế hóa, giúp nhận diện thị trường ngách và giảm rủi ro tập trung. Hai là chuẩn mực quản trị: sự hiện diện của lãnh đạo nữ tương quan với thực hành quản trị tốt hơn và minh bạch hơn, điều đặc biệt quan trọng trong môi trường thể chế yếu.</w:t>
       </w:r>
     </w:p>
     <w:p>
@@ -1051,7 +945,7 @@
         <w:pStyle w:val="BodyText"/>
       </w:pPr>
       <w:r>
-        <w:t xml:space="preserve">Tuy nhiên, cần lưu ý rằng tác động này được phát hiện ở cấp pooled toàn mẫu (P7) và cần kiểm định riêng biệt theo từng bối cảnh ICRV để hiểu đầy đủ điều kiện biên của moderator cấp quản trị. Kết quả null về kinh nghiệm nhà quản trị (mgr_experience) gợi ý rằng trong bối cảnh châu Á đa dạng, số năm kinh nghiệm đơn thuần không nắm bắt được</w:t>
+        <w:t xml:space="preserve">Dù vậy, cần lưu ý rằng tác động này được phát hiện ở cấp gộp toàn mẫu (P7), nên còn phải kiểm định riêng theo từng bối cảnh ICRV mới hiểu đầy đủ điều kiện biên của yếu tố điều tiết cấp quản trị. Kết quả không có ý nghĩa về kinh nghiệm nhà quản trị gợi ý rằng, trong bối cảnh châu Á đa dạng, số năm kinh nghiệm đơn thuần chưa nắm bắt được</w:t>
       </w:r>
       <w:r>
         <w:t xml:space="preserve"> </w:t>
@@ -1067,17 +961,17 @@
         <w:t xml:space="preserve"> </w:t>
       </w:r>
       <w:r>
-        <w:t xml:space="preserve">kinh nghiệm quốc tế (breadth vs. depth), một hạn chế đo lường trong WBES cần được khắc phục trong nghiên cứu tương lai.</w:t>
+        <w:t xml:space="preserve">của kinh nghiệm quốc tế, tức bề rộng so với chiều sâu. Đây là một hạn chế đo lường của WBES cần được khắc phục trong nghiên cứu tương lai.</w:t>
       </w:r>
     </w:p>
     <w:bookmarkEnd w:id="25"/>
-    <w:bookmarkStart w:id="26" w:name="Xfdc4f05762204c1e9501761a1ebcb843f9171c3"/>
+    <w:bookmarkStart w:id="26" w:name="Xec64c810cb028afb72ecad1fcf3407044422350"/>
     <w:p>
       <w:pPr>
         <w:pStyle w:val="Heading3"/>
       </w:pPr>
       <w:r>
-        <w:t xml:space="preserve">5.1.5 FIP là Điều Kiện Biên Cực Đoan, H1b cho SIDS</w:t>
+        <w:t xml:space="preserve">5.1.5 FIP là điều kiện biên cực đoan, H1b cho đảo nhỏ Thái Bình Dương</w:t>
       </w:r>
     </w:p>
     <w:p>
@@ -1085,7 +979,7 @@
         <w:pStyle w:val="FirstParagraph"/>
       </w:pPr>
       <w:r>
-        <w:t xml:space="preserve">Gánh nặng quốc tế hóa bắt buộc (Forced Internationalization Penalty, FIP) tại các nền kinh tế SIDS (</w:t>
+        <w:t xml:space="preserve">Gánh nặng quốc tế hóa bắt buộc (Forced Internationalization Penalty, FIP) tại các nền kinh tế đảo nhỏ (</w:t>
       </w:r>
       <m:oMath>
         <m:r>
@@ -1143,7 +1037,7 @@
         </m:r>
       </m:oMath>
       <w:r>
-        <w:t xml:space="preserve">; mạnh hơn trong exporters-only) đại diện cho điều kiện biên mà CDCM không hoàn toàn dự báo trước trong phiên bản ban đầu của khung lý thuyết. FIP là biểu hiện của trường hợp khi</w:t>
+        <w:t xml:space="preserve">, và mạnh hơn ở mẫu chỉ gồm doanh nghiệp xuất khẩu) đại diện cho một điều kiện biên mà phiên bản ban đầu của CDCM chưa dự báo hết. FIP là biểu hiện của trường hợp khi</w:t>
       </w:r>
       <w:r>
         <w:t xml:space="preserve"> </w:t>
@@ -1156,10 +1050,7 @@
         <w:t xml:space="preserve">cả ba tầng của CDCM</w:t>
       </w:r>
       <w:r>
-        <w:t xml:space="preserve"> </w:t>
-      </w:r>
-      <w:r>
-        <w:t xml:space="preserve">(thể chế, năng lực, và quản trị) đều ở mức thấp: thể chế yếu, TCI thấp, DAI không phát huy tác dụng, thì quốc tế hóa không chỉ dừng ở mức không mang lại lợi ích mà còn gây tổn hại thực sự đến hiệu quả doanh nghiệp.</w:t>
+        <w:t xml:space="preserve">, gồm thể chế, năng lực và quản trị, đều ở mức thấp. Khi thể chế yếu, TCI thấp và DAI không phát huy tác dụng, quốc tế hóa không chỉ ngừng ở chỗ không mang lại lợi ích, mà còn gây tổn hại thực sự đến hiệu quả doanh nghiệp.</w:t>
       </w:r>
     </w:p>
     <w:p>
@@ -1167,7 +1058,7 @@
         <w:pStyle w:val="BodyText"/>
       </w:pPr>
       <w:r>
-        <w:t xml:space="preserve">Quan hệ âm đơn điệu này khác về bản chất với quan hệ phi tuyến chữ U ngược: không có turning point trong phạm vi dữ liệu, nghĩa là không có mức FSTS nào mà doanh nghiệp SIDS có thể tận dụng để cải thiện hiệu quả thông qua xuất khẩu trong điều kiện hiện tại. Đây là ranh giới biên lý thuyết quan trọng cho models phi tuyến phổ quát trong các nghiên cứu I-P.</w:t>
+        <w:t xml:space="preserve">Quan hệ âm đơn điệu này khác về bản chất với quan hệ phi tuyến chữ U ngược: nó không có điểm uốn trong phạm vi dữ liệu, nghĩa là không tồn tại mức FSTS nào để doanh nghiệp đảo nhỏ cải thiện hiệu quả qua xuất khẩu trong điều kiện hiện tại. Đây là một ranh giới biên lý thuyết quan trọng đối với các mô hình phi tuyến phổ quát trong nghiên cứu I-P.</w:t>
       </w:r>
     </w:p>
     <w:p>
@@ -1188,13 +1079,13 @@
         <w:t xml:space="preserve">5.2 So sánh với nghiên cứu trước đây</w:t>
       </w:r>
     </w:p>
-    <w:bookmarkStart w:id="28" w:name="nhất-quán-với-baseline-icbef-2024"/>
+    <w:bookmarkStart w:id="28" w:name="nhất-quán-với-nền-tảng-icbef-2024"/>
     <w:p>
       <w:pPr>
         <w:pStyle w:val="Heading3"/>
       </w:pPr>
       <w:r>
-        <w:t xml:space="preserve">5.2.1 Nhất quán với baseline ICBEF 2024</w:t>
+        <w:t xml:space="preserve">5.2.1 Nhất quán với nền tảng ICBEF 2024</w:t>
       </w:r>
     </w:p>
     <w:p>
@@ -1202,7 +1093,7 @@
         <w:pStyle w:val="FirstParagraph"/>
       </w:pPr>
       <w:r>
-        <w:t xml:space="preserve">Kết quả pooled effect</w:t>
+        <w:t xml:space="preserve">Hiệu ứng tổng hợp</w:t>
       </w:r>
       <w:r>
         <w:t xml:space="preserve"> </w:t>
@@ -1234,7 +1125,7 @@
         <w:t xml:space="preserve"> </w:t>
       </w:r>
       <w:r>
-        <w:t xml:space="preserve">(P6) nhất quán hoàn toàn với</w:t>
+        <w:t xml:space="preserve">(P6) hoàn toàn nhất quán với</w:t>
       </w:r>
       <w:r>
         <w:t xml:space="preserve"> </w:t>
@@ -1266,7 +1157,7 @@
         <w:t xml:space="preserve"> </w:t>
       </w:r>
       <w:r>
-        <w:t xml:space="preserve">từ meta-analysis baseline đã công bố tại hội nghị ICBEF 2024 (Do &amp; Phan, 2024). Sự hội tụ này là đáng kể vì P6 mở rộng pool lên</w:t>
+        <w:t xml:space="preserve">từ phân tích tổng hợp nền tảng đã công bố tại hội nghị ICBEF 2024 (Do &amp; Phan, 2024). Sự hội tụ này đáng kể, bởi P6 mở rộng tập lên</w:t>
       </w:r>
       <w:r>
         <w:t xml:space="preserve"> </w:t>
@@ -1309,7 +1200,10 @@
         </m:r>
       </m:oMath>
       <w:r>
-        <w:t xml:space="preserve">, đồng thời áp dụng cấu trúc ba tầng phức tạp hơn. Tính vững của pooled effect khi mở rộng pool nghiên cứu là bằng chứng về tính ổn định của baseline ước lượng.</w:t>
+        <w:t xml:space="preserve"> </w:t>
+      </w:r>
+      <w:r>
+        <w:t xml:space="preserve">và còn áp dụng một cấu trúc ba tầng phức tạp hơn. Việc hiệu ứng tổng hợp vẫn vững khi tập nghiên cứu được mở rộng chính là bằng chứng về độ ổn định của ước lượng nền tảng.</w:t>
       </w:r>
     </w:p>
     <w:p>
@@ -1317,7 +1211,7 @@
         <w:pStyle w:val="BodyText"/>
       </w:pPr>
       <w:r>
-        <w:t xml:space="preserve">Tuy nhiên, đóng góp của P6 so với baseline không phải ở pooled</w:t>
+        <w:t xml:space="preserve">Tuy vậy, đóng góp của P6 so với nền tảng không nằm ở giá trị</w:t>
       </w:r>
       <w:r>
         <w:t xml:space="preserve"> </w:t>
@@ -1331,7 +1225,7 @@
         <w:t xml:space="preserve"> </w:t>
       </w:r>
       <w:r>
-        <w:t xml:space="preserve">mà ở cấu trúc dị biệt: phân tách</w:t>
+        <w:t xml:space="preserve">tổng hợp, mà ở cấu trúc dị biệt: việc phân tách</w:t>
       </w:r>
       <w:r>
         <w:t xml:space="preserve"> </w:t>
@@ -1378,20 +1272,20 @@
         <w:t xml:space="preserve"> </w:t>
       </w:r>
       <w:r>
-        <w:t xml:space="preserve">thành 54,1% tầng 2 và 8,4% tầng 3 là thông tin mới mà phân tích meta đơn tầng không cung cấp. Điều này thay đổi hiểu biết về nguồn gốc của heterogeneity trong các nghiên cứu, vấn đề chủ yếu là</w:t>
-      </w:r>
-      <w:r>
-        <w:t xml:space="preserve"> </w:t>
-      </w:r>
-      <w:r>
-        <w:rPr>
-          <w:bCs/>
-          <w:b/>
-        </w:rPr>
-        <w:t xml:space="preserve">đo lường bên trong nghiên cứu</w:t>
-      </w:r>
-      <w:r>
-        <w:t xml:space="preserve">, không phải sự bất đồng căn bản giữa các nghiên cứu.</w:t>
+        <w:t xml:space="preserve">thành 54,1% ở tầng 2 và 8,4% ở tầng 3 là thông tin mới mà phân tích tổng hợp đơn tầng không thể cung cấp. Phát hiện này làm thay đổi hiểu biết về nguồn gốc của sự dị biệt giữa các nghiên cứu: vấn đề chủ yếu là</w:t>
+      </w:r>
+      <w:r>
+        <w:t xml:space="preserve"> </w:t>
+      </w:r>
+      <w:r>
+        <w:rPr>
+          <w:bCs/>
+          <w:b/>
+        </w:rPr>
+        <w:t xml:space="preserve">đo lường bên trong từng nghiên cứu</w:t>
+      </w:r>
+      <w:r>
+        <w:t xml:space="preserve">, chứ không phải sự bất đồng căn bản giữa các nghiên cứu với nhau.</w:t>
       </w:r>
     </w:p>
     <w:bookmarkEnd w:id="28"/>
@@ -1409,7 +1303,7 @@
         <w:pStyle w:val="FirstParagraph"/>
       </w:pPr>
       <w:r>
-        <w:t xml:space="preserve">Lu và Beamish (2004) và Contractor et al. (2003) là hai công trình nền tảng về quan hệ phi tuyến I-P. Lu và Beamish (2004) tìm turning point khoảng 60% FSTS trong mẫu doanh nghiệp Nhật Bản, trong khi Contractor et al. (2003) đề xuất S-curve ba giai đoạn. Luận án này vượt qua hai công trình đó theo ba hướng:</w:t>
+        <w:t xml:space="preserve">Lu và Beamish (2004) cùng Contractor et al. (2003) là hai công trình nền tảng về quan hệ phi tuyến I-P. Lu và Beamish (2004) tìm thấy điểm uốn khoảng 60% FSTS trong mẫu doanh nghiệp Nhật Bản, còn Contractor et al. (2003) đề xuất đường cong chữ S ba giai đoạn. Luận án này vượt lên hai công trình đó theo ba hướng.</w:t>
       </w:r>
     </w:p>
     <w:p>
@@ -1417,14 +1311,7 @@
         <w:pStyle w:val="BodyText"/>
       </w:pPr>
       <w:r>
-        <w:rPr>
-          <w:bCs/>
-          <w:b/>
-        </w:rPr>
-        <w:t xml:space="preserve">Thứ nhất</w:t>
-      </w:r>
-      <w:r>
-        <w:t xml:space="preserve">, luận án chứng minh rằng turning point</w:t>
+        <w:t xml:space="preserve">Trước hết, luận án chứng minh rằng điểm uốn</w:t>
       </w:r>
       <w:r>
         <w:t xml:space="preserve"> </w:t>
@@ -1440,58 +1327,7 @@
         <w:t xml:space="preserve"> </w:t>
       </w:r>
       <w:r>
-        <w:t xml:space="preserve">mà phụ thuộc vào bối cảnh ICRV: từ TP</w:t>
-      </w:r>
-      <w:r>
-        <w:t xml:space="preserve"> </w:t>
-      </w:r>
-      <m:oMath>
-        <m:r>
-          <m:rPr>
-            <m:sty m:val="p"/>
-          </m:rPr>
-          <m:t>≈</m:t>
-        </m:r>
-      </m:oMath>
-      <w:r>
-        <w:t xml:space="preserve"> </w:t>
-      </w:r>
-      <w:r>
-        <w:t xml:space="preserve">88,6% (Singapore, Advanced Innovation) đến TP</w:t>
-      </w:r>
-      <w:r>
-        <w:t xml:space="preserve"> </w:t>
-      </w:r>
-      <m:oMath>
-        <m:r>
-          <m:rPr>
-            <m:sty m:val="p"/>
-          </m:rPr>
-          <m:t>≈</m:t>
-        </m:r>
-      </m:oMath>
-      <w:r>
-        <w:t xml:space="preserve"> </w:t>
-      </w:r>
-      <w:r>
-        <w:t xml:space="preserve">39,7% (Việt Nam pooled, Lower-mid Transition), với Trung Quốc ở mức trung gian (TP</w:t>
-      </w:r>
-      <w:r>
-        <w:t xml:space="preserve"> </w:t>
-      </w:r>
-      <m:oMath>
-        <m:r>
-          <m:rPr>
-            <m:sty m:val="p"/>
-          </m:rPr>
-          <m:t>≈</m:t>
-        </m:r>
-      </m:oMath>
-      <w:r>
-        <w:t xml:space="preserve"> </w:t>
-      </w:r>
-      <w:r>
-        <w:t xml:space="preserve">48,78%). Không có một turning point phổ quát cho tất cả bối cảnh.</w:t>
+        <w:t xml:space="preserve">mà phụ thuộc bối cảnh ICRV: từ khoảng 88,6% ở Singapore (tiên tiến dẫn dắt bằng đổi mới) đến khoảng 39,7% ở Việt Nam gộp (chuyển đổi thu nhập trung bình thấp), với Trung Quốc ở mức trung gian, khoảng 48,78%. Không tồn tại một điểm uốn phổ quát cho mọi bối cảnh.</w:t>
       </w:r>
     </w:p>
     <w:p>
@@ -1499,14 +1335,7 @@
         <w:pStyle w:val="BodyText"/>
       </w:pPr>
       <w:r>
-        <w:rPr>
-          <w:bCs/>
-          <w:b/>
-        </w:rPr>
-        <w:t xml:space="preserve">Thứ hai</w:t>
-      </w:r>
-      <w:r>
-        <w:t xml:space="preserve">, luận án xác định trường hợp biên FIP tại SIDS, không phải là S-curve hay inverted-U mà là quan hệ âm đơn điệu, điều mà cả ba-stage theory lẫn S-curve không dự báo được.</w:t>
+        <w:t xml:space="preserve">Tiếp đó, luận án xác định trường hợp biên FIP tại các nền kinh tế đảo nhỏ: không phải chữ S hay chữ U ngược, mà là quan hệ âm đơn điệu, điều mà cả lý thuyết ba giai đoạn lẫn đường cong chữ S đều không dự báo được.</w:t>
       </w:r>
     </w:p>
     <w:p>
@@ -1514,24 +1343,17 @@
         <w:pStyle w:val="BodyText"/>
       </w:pPr>
       <w:r>
-        <w:rPr>
-          <w:bCs/>
-          <w:b/>
-        </w:rPr>
-        <w:t xml:space="preserve">Thứ ba</w:t>
-      </w:r>
-      <w:r>
-        <w:t xml:space="preserve">, luận án mở rộng khung phân tích từ dữ liệu doanh nghiệp Nhật Bản/đa quốc gia sang 47-49 nền kinh tế châu Á và Thái Bình Dương, bối cảnh underrepresented trong các nghiên cứu của Lu và Beamish.</w:t>
+        <w:t xml:space="preserve">Sau cùng, luận án mở rộng khung phân tích từ dữ liệu doanh nghiệp Nhật Bản và đa quốc gia sang 47-49 nền kinh tế châu Á và Thái Bình Dương, một bối cảnh còn ít được đại diện trong các nghiên cứu của Lu và Beamish.</w:t>
       </w:r>
     </w:p>
     <w:bookmarkEnd w:id="29"/>
-    <w:bookmarkStart w:id="30" w:name="X7d417abcca377c053c807a61872538ebbcf35bb"/>
+    <w:bookmarkStart w:id="30" w:name="Xa9e0768422fd6621b6e86563bb0c71b914b0101"/>
     <w:p>
       <w:pPr>
         <w:pStyle w:val="Heading3"/>
       </w:pPr>
       <w:r>
-        <w:t xml:space="preserve">5.2.3 Mở rộng Marano et al. (2016), ICRV thay thế binary institutional quality</w:t>
+        <w:t xml:space="preserve">5.2.3 Mở rộng Marano et al. (2016): ICRV thay cho chất lượng thể chế nhị phân</w:t>
       </w:r>
     </w:p>
     <w:p>
@@ -1539,7 +1361,7 @@
         <w:pStyle w:val="FirstParagraph"/>
       </w:pPr>
       <w:r>
-        <w:t xml:space="preserve">Marano et al. (2016) là meta-analysis quan trọng nhất trong các nghiên cứu gần đây, cung cấp bằng chứng về vai trò điều tiết của home country institutions trong I-P relationship. Tuy nhiên, Marano et al. sử dụng phân loại binary (developed vs. emerging) hoặc continuous institutional quality scores.</w:t>
+        <w:t xml:space="preserve">Marano et al. (2016) là phân tích tổng hợp quan trọng nhất trong những nghiên cứu gần đây, cung cấp bằng chứng về vai trò điều tiết của thể chế quốc gia nguồn trong quan hệ I-P. Tuy nhiên, nhóm tác giả này dùng phân loại nhị phân, phát triển so với mới nổi, hoặc dùng điểm số chất lượng thể chế liên tục.</w:t>
       </w:r>
     </w:p>
     <w:p>
@@ -1560,7 +1382,7 @@
         <w:t xml:space="preserve">phân loại đa chiều</w:t>
       </w:r>
       <w:r>
-        <w:t xml:space="preserve">: ICRV sáu sub-regime nắm bắt được sự đa dạng trong nội bộ nhóm</w:t>
+        <w:t xml:space="preserve">. Sáu nhóm con ICRV nắm bắt được sự đa dạng ngay trong nội bộ nhóm</w:t>
       </w:r>
       <w:r>
         <w:t xml:space="preserve"> </w:t>
@@ -1569,16 +1391,13 @@
         <w:t xml:space="preserve">“</w:t>
       </w:r>
       <w:r>
-        <w:t xml:space="preserve">emerging</w:t>
+        <w:t xml:space="preserve">mới nổi</w:t>
       </w:r>
       <w:r>
         <w:t xml:space="preserve">”</w:t>
       </w:r>
       <w:r>
-        <w:t xml:space="preserve"> </w:t>
-      </w:r>
-      <w:r>
-        <w:t xml:space="preserve">(phân biệt Upper-middle Trung Quốc với Lower-mid Việt Nam với Frontier Bangladesh và SIDS) và nhóm</w:t>
+        <w:t xml:space="preserve">, phân biệt Trung Quốc thu nhập trung bình cao với Việt Nam thu nhập trung bình thấp, với Bangladesh cận biên và các nền kinh tế đảo nhỏ; đồng thời phân biệt trong nhóm</w:t>
       </w:r>
       <w:r>
         <w:t xml:space="preserve"> </w:t>
@@ -1587,16 +1406,13 @@
         <w:t xml:space="preserve">“</w:t>
       </w:r>
       <w:r>
-        <w:t xml:space="preserve">advanced</w:t>
+        <w:t xml:space="preserve">tiên tiến</w:t>
       </w:r>
       <w:r>
         <w:t xml:space="preserve">”</w:t>
       </w:r>
       <w:r>
-        <w:t xml:space="preserve"> </w:t>
-      </w:r>
-      <w:r>
-        <w:t xml:space="preserve">(phân biệt Advanced Innovation Singapore với Advanced Resource GCC). Phân loại nhị phân bỏ sót sự biến thiên quan trọng này, dẫn đến mất thông tin về gradient.</w:t>
+        <w:t xml:space="preserve">, tách Singapore dẫn dắt bằng đổi mới khỏi các nền kinh tế vùng Vịnh dẫn dắt bằng tài nguyên. Phân loại nhị phân bỏ sót chính sự biến thiên quan trọng này, nên đánh mất thông tin về dải biến thiên.</w:t>
       </w:r>
     </w:p>
     <w:p>
@@ -1604,7 +1420,7 @@
         <w:pStyle w:val="BodyText"/>
       </w:pPr>
       <w:r>
-        <w:t xml:space="preserve">Ngoài ra, luận án sử dụng phương pháp MARA ba tầng để phân tách cấu trúc dị biệt, một cải tiến phương pháp so với random-effects meta-analysis đơn tầng của Marano et al. (2016).</w:t>
+        <w:t xml:space="preserve">Bên cạnh đó, luận án dùng phương pháp phân tích tổng hợp ba tầng để tách cấu trúc dị biệt, một cải tiến phương pháp so với phân tích tổng hợp hiệu ứng ngẫu nhiên đơn tầng của Marano et al. (2016).</w:t>
       </w:r>
     </w:p>
     <w:p>
@@ -1631,7 +1447,7 @@
         <w:pStyle w:val="Heading3"/>
       </w:pPr>
       <w:r>
-        <w:t xml:space="preserve">5.3.1 CDCM, Làm rõ DAI là nguồn lực tình huống</w:t>
+        <w:t xml:space="preserve">5.3.1 CDCM: làm rõ DAI là nguồn lực tình huống</w:t>
       </w:r>
     </w:p>
     <w:p>
@@ -1655,36 +1471,36 @@
         <w:t xml:space="preserve"> </w:t>
       </w:r>
       <w:r>
-        <w:t xml:space="preserve">trong khung CDCM. Phát hiện rằng DAI có hiệu ứng nâng mặt bằng phổ quát (β = +0,155, p &lt; 0,001, mẫu gộp N=84.910 từ 49 nền kinh tế) nhưng vai trò điều tiết đường cong I-P là</w:t>
-      </w:r>
-      <w:r>
-        <w:t xml:space="preserve"> </w:t>
-      </w:r>
-      <w:r>
-        <w:rPr>
-          <w:bCs/>
-          <w:b/>
-        </w:rPr>
-        <w:t xml:space="preserve">bối cảnh-phụ thuộc</w:t>
-      </w:r>
-      <w:r>
-        <w:t xml:space="preserve"> </w:t>
-      </w:r>
-      <w:r>
-        <w:t xml:space="preserve">(DAI×ICRV: p = 0,012) gợi ý rằng DAI không phải là foundational capability (như TCI) mà là</w:t>
-      </w:r>
-      <w:r>
-        <w:t xml:space="preserve"> </w:t>
-      </w:r>
-      <w:r>
-        <w:rPr>
-          <w:bCs/>
-          <w:b/>
-        </w:rPr>
-        <w:t xml:space="preserve">situational resource</w:t>
-      </w:r>
-      <w:r>
-        <w:t xml:space="preserve">, tài nguyên có vai trò thay đổi theo bối cảnh thể chế. Quan trọng: DAI×ICRV (p = 0,012) cho thấy hiệu ứng điều tiết của DAI</w:t>
+        <w:t xml:space="preserve">trong khung CDCM. DAI có hiệu ứng nâng mặt bằng phổ quát (β = +0,155, p &lt; 0,001, mẫu gộp N=84.910 từ 49 nền kinh tế), nhưng vai trò uốn đường cong I-P lại</w:t>
+      </w:r>
+      <w:r>
+        <w:t xml:space="preserve"> </w:t>
+      </w:r>
+      <w:r>
+        <w:rPr>
+          <w:bCs/>
+          <w:b/>
+        </w:rPr>
+        <w:t xml:space="preserve">phụ thuộc bối cảnh</w:t>
+      </w:r>
+      <w:r>
+        <w:t xml:space="preserve"> </w:t>
+      </w:r>
+      <w:r>
+        <w:t xml:space="preserve">(DAI×ICRV: p = 0,012). Điều đó gợi ý rằng DAI không phải năng lực nền tảng như TCI, mà là</w:t>
+      </w:r>
+      <w:r>
+        <w:t xml:space="preserve"> </w:t>
+      </w:r>
+      <w:r>
+        <w:rPr>
+          <w:bCs/>
+          <w:b/>
+        </w:rPr>
+        <w:t xml:space="preserve">nguồn lực tình huống</w:t>
+      </w:r>
+      <w:r>
+        <w:t xml:space="preserve">, một tài nguyên có vai trò thay đổi theo bối cảnh thể chế. Đáng chú ý, tương tác DAI×ICRV (p = 0,012) cho thấy hiệu ứng điều tiết của DAI</w:t>
       </w:r>
       <w:r>
         <w:t xml:space="preserve"> </w:t>
@@ -1700,25 +1516,7 @@
         <w:t xml:space="preserve"> </w:t>
       </w:r>
       <w:r>
-        <w:t xml:space="preserve">tại các nền kinh tế thể chế yếu hơn (Frontier, SIDS),</w:t>
-      </w:r>
-      <w:r>
-        <w:t xml:space="preserve"> </w:t>
-      </w:r>
-      <w:r>
-        <w:t xml:space="preserve">“</w:t>
-      </w:r>
-      <w:r>
-        <w:t xml:space="preserve">digital shield</w:t>
-      </w:r>
-      <w:r>
-        <w:t xml:space="preserve">”</w:t>
-      </w:r>
-      <w:r>
-        <w:t xml:space="preserve"> </w:t>
-      </w:r>
-      <w:r>
-        <w:t xml:space="preserve">bù đắp cho thiếu hụt thể chế.</w:t>
+        <w:t xml:space="preserve">ở các nền kinh tế thể chế yếu (cận biên, đảo nhỏ): lá chắn số bù đắp cho thiếu hụt thể chế.</w:t>
       </w:r>
     </w:p>
     <w:p>
@@ -1726,23 +1524,7 @@
         <w:pStyle w:val="BodyText"/>
       </w:pPr>
       <w:r>
-        <w:t xml:space="preserve">Điều này có hàm ý lý thuyết quan trọng cho RBV và các nghiên cứu về năng lực số (Bhandari et al., 2023; Verhoef et al., 2021): không phải mọi nguồn lực số đều tạo ra lợi thế cạnh tranh theo cùng một cơ chế trong mọi bối cảnh. Giá trị của DAI là</w:t>
-      </w:r>
-      <w:r>
-        <w:t xml:space="preserve"> </w:t>
-      </w:r>
-      <w:r>
-        <w:rPr>
-          <w:bCs/>
-          <w:b/>
-        </w:rPr>
-        <w:t xml:space="preserve">complementary asset</w:t>
-      </w:r>
-      <w:r>
-        <w:t xml:space="preserve"> </w:t>
-      </w:r>
-      <w:r>
-        <w:t xml:space="preserve">(Teece, 1986) với bối cảnh thể chế, nhưng theo hướng</w:t>
+        <w:t xml:space="preserve">Phát hiện này mang hàm ý lý thuyết quan trọng cho RBV và các nghiên cứu về năng lực số (Bhandari et al., 2023; Verhoef et al., 2021): không phải mọi nguồn lực số đều tạo lợi thế cạnh tranh theo cùng một cơ chế trong mọi bối cảnh. Giá trị của DAI là một tài sản bổ trợ (Teece, 1986) cho bối cảnh thể chế, nhưng theo hướng</w:t>
       </w:r>
       <w:r>
         <w:t xml:space="preserve"> </w:t>
@@ -1755,7 +1537,7 @@
         <w:t xml:space="preserve">nghịch chiều</w:t>
       </w:r>
       <w:r>
-        <w:t xml:space="preserve">: DAI hoạt động như lá chắn bù đắp (compensatory asset) trong bối cảnh thể chế yếu, nơi hạ tầng thể chế chưa đủ hỗ trợ cho doanh nghiệp xuất khẩu. Đây là bằng chứng thực nghiệm bổ sung cho lý thuyết về vai trò thay thế giữa thể chế và năng lực số.</w:t>
+        <w:t xml:space="preserve">: DAI hoạt động như tài sản bù đắp trong bối cảnh thể chế yếu, nơi hạ tầng thể chế chưa đủ sức hỗ trợ doanh nghiệp xuất khẩu. Đây là bằng chứng thực nghiệm bổ sung cho lý thuyết về vai trò thay thế giữa thể chế và năng lực số.</w:t>
       </w:r>
     </w:p>
     <w:bookmarkEnd w:id="32"/>
@@ -1783,28 +1565,10 @@
           <w:bCs/>
           <w:b/>
         </w:rPr>
-        <w:t xml:space="preserve">Forced Internationalization Penalty (FIP)</w:t>
-      </w:r>
-      <w:r>
-        <w:t xml:space="preserve">, một construct lý thuyết mới chưa được định danh trong tài liệu nghiên cứu kinh doanh quốc tế, như một hiện tượng lý thuyết độc lập, khác biệt về bản chất với</w:t>
-      </w:r>
-      <w:r>
-        <w:t xml:space="preserve"> </w:t>
-      </w:r>
-      <w:r>
-        <w:t xml:space="preserve">“</w:t>
-      </w:r>
-      <w:r>
-        <w:t xml:space="preserve">phase 1 downward slope</w:t>
-      </w:r>
-      <w:r>
-        <w:t xml:space="preserve">”</w:t>
-      </w:r>
-      <w:r>
-        <w:t xml:space="preserve"> </w:t>
-      </w:r>
-      <w:r>
-        <w:t xml:space="preserve">trong S-curve theory. FIP không phải là giai đoạn đầu của quá trình học hỏi (learning costs) như mô hình Uppsala dự đoán, mà là một trạng thái cấu trúc bất lợi dài hạn: doanh nghiệp SIDS phải xuất khẩu để tồn tại (do thị trường nội địa quá nhỏ) nhưng không có năng lực và môi trường để đạt lợi thế từ xuất khẩu.</w:t>
+        <w:t xml:space="preserve">gánh nặng quốc tế hóa bắt buộc (Forced Internationalization Penalty, FIP)</w:t>
+      </w:r>
+      <w:r>
+        <w:t xml:space="preserve">, một cấu trúc lý thuyết mới chưa từng được định danh trong tài liệu nghiên cứu kinh doanh quốc tế. Đây là một hiện tượng lý thuyết độc lập, khác về bản chất với phần sườn đi xuống của giai đoạn đầu trong lý thuyết đường cong chữ S. FIP không phải là giai đoạn đầu của quá trình học hỏi với chi phí học hỏi như mô hình Uppsala dự đoán, mà là một trạng thái cấu trúc bất lợi kéo dài: doanh nghiệp đảo nhỏ buộc phải xuất khẩu để tồn tại vì thị trường nội địa quá nhỏ, nhưng lại thiếu cả năng lực lẫn môi trường để hưởng lợi thế từ xuất khẩu.</w:t>
       </w:r>
     </w:p>
     <w:p>
@@ -1825,65 +1589,17 @@
         <w:t xml:space="preserve">điều kiện biên của lý thuyết quốc tế hóa</w:t>
       </w:r>
       <w:r>
-        <w:t xml:space="preserve">: trong điều kiện nào thì</w:t>
-      </w:r>
-      <w:r>
-        <w:t xml:space="preserve"> </w:t>
-      </w:r>
-      <w:r>
-        <w:t xml:space="preserve">“</w:t>
-      </w:r>
-      <w:r>
-        <w:t xml:space="preserve">more internationalization</w:t>
-      </w:r>
-      <w:r>
-        <w:t xml:space="preserve">”</w:t>
-      </w:r>
-      <w:r>
-        <w:t xml:space="preserve"> </w:t>
-      </w:r>
-      <w:r>
-        <w:t xml:space="preserve">luôn là</w:t>
-      </w:r>
-      <w:r>
-        <w:t xml:space="preserve"> </w:t>
-      </w:r>
-      <w:r>
-        <w:t xml:space="preserve">“</w:t>
-      </w:r>
-      <w:r>
-        <w:t xml:space="preserve">worse performance</w:t>
-      </w:r>
-      <w:r>
-        <w:t xml:space="preserve">”</w:t>
-      </w:r>
-      <w:r>
-        <w:t xml:space="preserve">? Luận án đề xuất rằng FIP xuất hiện khi ba điều kiện đồng thời: (i) thể chế ICRV ở mức thấp nhất, (ii) quy mô nền kinh tế quá nhỏ để tạo cơ sở nội địa, và (iii) thiếu hỗ trợ năng lực xuất khẩu từ chính sách. Kết hợp ba điều kiện này tạo ra</w:t>
-      </w:r>
-      <w:r>
-        <w:t xml:space="preserve"> </w:t>
-      </w:r>
-      <w:r>
-        <w:t xml:space="preserve">“</w:t>
-      </w:r>
-      <w:r>
-        <w:t xml:space="preserve">trap</w:t>
-      </w:r>
-      <w:r>
-        <w:t xml:space="preserve">”</w:t>
-      </w:r>
-      <w:r>
-        <w:t xml:space="preserve">, bẫy quốc tế hóa bắt buộc, mà không có turning point để thoát khỏi.</w:t>
+        <w:t xml:space="preserve">: trong điều kiện nào thì quốc tế hóa càng sâu lại càng làm hiệu quả tệ đi? Luận án lập luận rằng FIP xuất hiện khi ba điều kiện cùng hội tụ: thể chế ICRV ở mức thấp nhất, quy mô nền kinh tế quá nhỏ để tạo cơ sở nội địa, và thiếu hỗ trợ chính sách cho năng lực xuất khẩu. Ba điều kiện này kết hợp lại tạo nên một cái bẫy quốc tế hóa bắt buộc, không có điểm uốn nào để thoát ra.</w:t>
       </w:r>
     </w:p>
     <w:bookmarkEnd w:id="33"/>
-    <w:bookmarkStart w:id="34" w:name="Xc32e0c91761841c5d26867e9ff33e10da8db64c"/>
+    <w:bookmarkStart w:id="34" w:name="X7352a2da659179c15b73f9225773fcebe172e9a"/>
     <w:p>
       <w:pPr>
         <w:pStyle w:val="Heading3"/>
       </w:pPr>
       <w:r>
-        <w:t xml:space="preserve">5.3.3 ICRV 6-Regime, Phân loại thể chế đặc thù cho khu vực châu Á, Thái Bình Dương</w:t>
+        <w:t xml:space="preserve">5.3.3 ICRV sáu chế độ: phân loại thể chế đặc thù cho khu vực châu Á, Thái Bình Dương</w:t>
       </w:r>
     </w:p>
     <w:p>
@@ -1901,13 +1617,13 @@
           <w:bCs/>
           <w:b/>
         </w:rPr>
-        <w:t xml:space="preserve">khung ICRV sáu sub-regime</w:t>
-      </w:r>
-      <w:r>
-        <w:t xml:space="preserve"> </w:t>
-      </w:r>
-      <w:r>
-        <w:t xml:space="preserve">như một công cụ phân loại thể chế đặc thù cho khu vực châu Á, Thái Bình Dương, thay thế cho các phân loại binary (developed/emerging) hoặc continuous (WGI scores) trong các nghiên cứu hiện tại.</w:t>
+        <w:t xml:space="preserve">khung ICRV sáu nhóm con</w:t>
+      </w:r>
+      <w:r>
+        <w:t xml:space="preserve"> </w:t>
+      </w:r>
+      <w:r>
+        <w:t xml:space="preserve">như một công cụ phân loại thể chế đặc thù cho khu vực châu Á, Thái Bình Dương, thay cho các phân loại nhị phân (phát triển và mới nổi) hay liên tục (điểm số WGI) trong các nghiên cứu hiện tại.</w:t>
       </w:r>
     </w:p>
     <w:p>
@@ -1915,36 +1631,20 @@
         <w:pStyle w:val="BodyText"/>
       </w:pPr>
       <w:r>
-        <w:t xml:space="preserve">ICRV nắm bắt được sự đa dạng thể chế chưa từng được vận hành hóa đầy đủ: sự khác biệt giữa Singapore (Advanced Innovation, kết hợp pháp quyền mạnh và hệ sinh thái đổi mới) với GCC (Advanced Resource, kết hợp giàu tài nguyên nhưng hệ sinh thái đổi mới khác), và sự khác biệt giữa Trung Quốc (Upper-middle, chính phủ can thiệp mạnh) với Việt Nam (Lower-mid Transition, đang trong quá trình cải cách) với Bangladesh (Frontier, institutional voids cao). ICRV không chỉ là taxonomy mô tả mà còn là taxonomy</w:t>
-      </w:r>
-      <w:r>
-        <w:t xml:space="preserve"> </w:t>
-      </w:r>
-      <w:r>
-        <w:rPr>
-          <w:bCs/>
-          <w:b/>
-        </w:rPr>
-        <w:t xml:space="preserve">dự đoán</w:t>
-      </w:r>
-      <w:r>
-        <w:t xml:space="preserve">: turning point I-P</w:t>
-      </w:r>
-      <w:r>
-        <w:t xml:space="preserve"> </w:t>
-      </w:r>
-      <w:r>
-        <w:rPr>
-          <w:bCs/>
-          <w:b/>
-        </w:rPr>
-        <w:t xml:space="preserve">giảm</w:t>
-      </w:r>
-      <w:r>
-        <w:t xml:space="preserve"> </w:t>
-      </w:r>
-      <w:r>
-        <w:t xml:space="preserve">đơn điệu theo chiều từ SIDS/Frontier (~55%) xuống Advanced Innovation (~28%), thể chế càng mạnh, doanh nghiệp đạt đỉnh hiệu quả ở mức quốc tế hóa thấp hơn, xác nhận giá trị dự đoán của phân loại.</w:t>
+        <w:t xml:space="preserve">ICRV nắm bắt được một sự đa dạng thể chế chưa từng được vận hành hóa đầy đủ. Đó là khác biệt giữa Singapore, nhóm tiên tiến dẫn dắt bằng đổi mới với pháp quyền mạnh và hệ sinh thái đổi mới, với các nền kinh tế vùng Vịnh, nhóm tiên tiến dẫn dắt bằng tài nguyên giàu tài nguyên nhưng có hệ sinh thái đổi mới khác hẳn. Đó cũng là khác biệt giữa Trung Quốc thu nhập trung bình cao, nơi nhà nước can thiệp mạnh, với Việt Nam thu nhập trung bình thấp đang cải cách, và với Bangladesh cận biên với khoảng trống thể chế lớn. ICRV không chỉ là một phân loại mô tả, mà còn là một phân loại</w:t>
+      </w:r>
+      <w:r>
+        <w:t xml:space="preserve"> </w:t>
+      </w:r>
+      <w:r>
+        <w:rPr>
+          <w:bCs/>
+          <w:b/>
+        </w:rPr>
+        <w:t xml:space="preserve">có giá trị dự đoán</w:t>
+      </w:r>
+      <w:r>
+        <w:t xml:space="preserve">: điểm uốn của quan hệ I-P giảm đơn điệu theo chiều từ đảo nhỏ và cận biên (~55%) xuống tiên tiến dẫn dắt bằng đổi mới (~28%). Thể chế càng mạnh, doanh nghiệp càng đạt đỉnh hiệu quả ở mức quốc tế hóa thấp hơn, đúng như giá trị dự đoán của phân loại.</w:t>
       </w:r>
     </w:p>
     <w:p>
@@ -1971,7 +1671,7 @@
         <w:pStyle w:val="Heading3"/>
       </w:pPr>
       <w:r>
-        <w:t xml:space="preserve">5.4.1 Đề xuất cho nhà hoạch định chính sách, Nâng cao TCI và cải thiện thể chế</w:t>
+        <w:t xml:space="preserve">5.4.1 Đề xuất cho nhà hoạch định chính sách: nâng cao TCI và cải thiện thể chế</w:t>
       </w:r>
     </w:p>
     <w:p>
@@ -1979,7 +1679,7 @@
         <w:pStyle w:val="FirstParagraph"/>
       </w:pPr>
       <w:r>
-        <w:t xml:space="preserve">Kết quả về TCI có hàm ý chính sách rõ ràng:</w:t>
+        <w:t xml:space="preserve">Kết quả về TCI mang một hàm ý chính sách rõ ràng:</w:t>
       </w:r>
       <w:r>
         <w:t xml:space="preserve"> </w:t>
@@ -1995,7 +1695,7 @@
         <w:t xml:space="preserve"> </w:t>
       </w:r>
       <w:r>
-        <w:t xml:space="preserve">là can thiệp chính sách có thể nâng cao lợi ích từ quốc tế hóa, đặc biệt trong các bối cảnh ICRV trung bình như Việt Nam và Trung Quốc. Chính sách hỗ trợ doanh nghiệp tiếp cận công nghệ nước ngoài (thông qua chương trình kết nối với MNCs, giảm thuế nhập khẩu công nghệ), khuyến khích R&amp;D, và hỗ trợ chứng nhận chất lượng quốc tế sẽ nâng cao TCI của toàn bộ doanh nghiệp trong nền kinh tế, từ đó dịch chuyển đường I-P lên trên và có thể mở rộng turning point về phía phải.</w:t>
+        <w:t xml:space="preserve">là một can thiệp có thể nâng cao lợi ích từ quốc tế hóa, nhất là ở các bối cảnh ICRV trung bình như Việt Nam và Trung Quốc. Chính sách giúp doanh nghiệp tiếp cận công nghệ nước ngoài, qua chương trình kết nối với công ty đa quốc gia hay giảm thuế nhập khẩu công nghệ, cùng với khuyến khích nghiên cứu và phát triển và hỗ trợ chứng nhận chất lượng quốc tế, sẽ nâng TCI của toàn bộ doanh nghiệp trong nền kinh tế. Nhờ đó, đường I-P dịch lên trên và điểm uốn có thể mở rộng về phía phải.</w:t>
       </w:r>
     </w:p>
     <w:p>
@@ -2003,7 +1703,7 @@
         <w:pStyle w:val="BodyText"/>
       </w:pPr>
       <w:r>
-        <w:t xml:space="preserve">Gradient ICRV gợi ý rằng</w:t>
+        <w:t xml:space="preserve">Dải biến thiên ICRV gợi ý rằng</w:t>
       </w:r>
       <w:r>
         <w:t xml:space="preserve"> </w:t>
@@ -2016,10 +1716,7 @@
         <w:t xml:space="preserve">cải thiện chất lượng thể chế</w:t>
       </w:r>
       <w:r>
-        <w:t xml:space="preserve"> </w:t>
-      </w:r>
-      <w:r>
-        <w:t xml:space="preserve">(pháp quyền, bảo vệ quyền sở hữu trí tuệ, giảm chi phí tuân thủ thương mại) là can thiệp dài hạn quan trọng nhất. Doanh nghiệp trong nền kinh tế thể chế tốt hơn có thể quốc tế hóa đến mức độ cao hơn trước khi chi phí vượt qua lợi ích, điều này có nghĩa là cải cách thể chế không chỉ có lợi về mặt kinh doanh nội địa mà còn mở rộng không gian lợi ích từ xuất khẩu.</w:t>
+        <w:t xml:space="preserve">, gồm pháp quyền, bảo vệ quyền sở hữu trí tuệ và giảm chi phí tuân thủ thương mại, mới là can thiệp dài hạn quan trọng nhất. Doanh nghiệp ở nền kinh tế thể chế tốt hơn có thể quốc tế hóa đến mức cao hơn trước khi chi phí vượt qua lợi ích. Như vậy, cải cách thể chế không chỉ có lợi cho kinh doanh nội địa, mà còn mở rộng cả không gian lợi ích từ xuất khẩu.</w:t>
       </w:r>
     </w:p>
     <w:p>
@@ -2027,17 +1724,17 @@
         <w:pStyle w:val="BodyText"/>
       </w:pPr>
       <w:r>
-        <w:t xml:space="preserve">Đối với Việt Nam cụ thể: turning point dịch chuyển từ 46,2% (2009) xuống 39,3% (2015) là tín hiệu đáng lo ngại. Nếu turning point tiếp tục dịch trái, điều đó hàm ý rằng lợi ích từ xuất khẩu đạt đỉnh sớm hơn và suy giảm nhanh hơn, có thể do cấu trúc xuất khẩu tập trung vào gia công với biên lợi nhuận mỏng. Chính sách nâng cao giá trị gia tăng trong xuất khẩu (moving up the value chain) kết hợp với tăng cường TCI có thể giúp đảo ngược xu hướng này.</w:t>
+        <w:t xml:space="preserve">Riêng với Việt Nam, việc điểm uốn dịch từ 46,2% (2009) xuống 39,3% (2015) là một tín hiệu đáng lo ngại. Nếu điểm uốn tiếp tục dịch sang trái, lợi ích từ xuất khẩu sẽ đạt đỉnh sớm hơn và suy giảm nhanh hơn, có thể vì cấu trúc xuất khẩu thiên về gia công với biên lợi nhuận mỏng. Chính sách nâng cao giá trị gia tăng trong xuất khẩu, tức tiến lên các nấc cao hơn trong chuỗi giá trị, kết hợp với tăng cường TCI, có thể giúp đảo ngược xu hướng này.</w:t>
       </w:r>
     </w:p>
     <w:bookmarkEnd w:id="36"/>
-    <w:bookmarkStart w:id="37" w:name="Xb72945ffcd7baeba99eebb1118ccccd8ec07fb7"/>
+    <w:bookmarkStart w:id="37" w:name="X59d919466906d9a280d645023e1878e458893ad"/>
     <w:p>
       <w:pPr>
         <w:pStyle w:val="Heading3"/>
       </w:pPr>
       <w:r>
-        <w:t xml:space="preserve">5.4.2 Đề xuất cho nhà quản trị doanh nghiệp, Turning Point theo ICRV</w:t>
+        <w:t xml:space="preserve">5.4.2 Đề xuất cho nhà quản trị doanh nghiệp: điểm uốn theo ICRV</w:t>
       </w:r>
     </w:p>
     <w:p>
@@ -2045,23 +1742,23 @@
         <w:pStyle w:val="FirstParagraph"/>
       </w:pPr>
       <w:r>
-        <w:t xml:space="preserve">Kết quả thực nghiệm cung cấp</w:t>
-      </w:r>
-      <w:r>
-        <w:t xml:space="preserve"> </w:t>
-      </w:r>
-      <w:r>
-        <w:rPr>
-          <w:bCs/>
-          <w:b/>
-        </w:rPr>
-        <w:t xml:space="preserve">hướng dẫn thực tế</w:t>
-      </w:r>
-      <w:r>
-        <w:t xml:space="preserve"> </w:t>
-      </w:r>
-      <w:r>
-        <w:t xml:space="preserve">cho nhà quản trị về mức độ quốc tế hóa tối ưu theo bối cảnh:</w:t>
+        <w:t xml:space="preserve">Kết quả thực nghiệm cung cấp những</w:t>
+      </w:r>
+      <w:r>
+        <w:t xml:space="preserve"> </w:t>
+      </w:r>
+      <w:r>
+        <w:rPr>
+          <w:bCs/>
+          <w:b/>
+        </w:rPr>
+        <w:t xml:space="preserve">chỉ dẫn thực tế</w:t>
+      </w:r>
+      <w:r>
+        <w:t xml:space="preserve"> </w:t>
+      </w:r>
+      <w:r>
+        <w:t xml:space="preserve">cho nhà quản trị về mức độ quốc tế hóa tối ưu theo từng bối cảnh:</w:t>
       </w:r>
     </w:p>
     <w:p>
@@ -2079,24 +1776,7 @@
         <w:t xml:space="preserve">Doanh nghiệp Singapore (Nhóm I)</w:t>
       </w:r>
       <w:r>
-        <w:t xml:space="preserve">: turning point TP</w:t>
-      </w:r>
-      <w:r>
-        <w:t xml:space="preserve"> </w:t>
-      </w:r>
-      <m:oMath>
-        <m:r>
-          <m:rPr>
-            <m:sty m:val="p"/>
-          </m:rPr>
-          <m:t>≈</m:t>
-        </m:r>
-      </m:oMath>
-      <w:r>
-        <w:t xml:space="preserve"> </w:t>
-      </w:r>
-      <w:r>
-        <w:t xml:space="preserve">88,6% cho thấy không gian quốc tế hóa rất rộng. Chiến lược mở rộng quốc tế mạnh mẽ (high-commitment internationalization) phù hợp với bối cảnh này, đặc biệt khi kết hợp với DAI cao.</w:t>
+        <w:t xml:space="preserve">: điểm uốn khoảng 88,6% cho thấy không gian quốc tế hóa rất rộng. Chiến lược mở rộng quốc tế mạnh mẽ, với mức cam kết cao, phù hợp với bối cảnh này, nhất là khi đi kèm DAI cao.</w:t>
       </w:r>
     </w:p>
     <w:p>
@@ -2114,24 +1794,7 @@
         <w:t xml:space="preserve">Doanh nghiệp Trung Quốc (Nhóm III)</w:t>
       </w:r>
       <w:r>
-        <w:t xml:space="preserve">: turning point TP</w:t>
-      </w:r>
-      <w:r>
-        <w:t xml:space="preserve"> </w:t>
-      </w:r>
-      <m:oMath>
-        <m:r>
-          <m:rPr>
-            <m:sty m:val="p"/>
-          </m:rPr>
-          <m:t>≈</m:t>
-        </m:r>
-      </m:oMath>
-      <w:r>
-        <w:t xml:space="preserve"> </w:t>
-      </w:r>
-      <w:r>
-        <w:t xml:space="preserve">48,78% ổn định qua thập kỷ 2012-2024, gợi ý rằng chiến lược xuất khẩu tối ưu là duy trì tỷ lệ FSTS trong khoảng 40-50%, kết hợp giữa thị trường nội địa khổng lồ và hoạt động xuất khẩu có chọn lọc.</w:t>
+        <w:t xml:space="preserve">: điểm uốn khoảng 48,78% ổn định qua thập kỷ 2012-2024, gợi ý rằng chiến lược xuất khẩu tối ưu là giữ tỷ lệ FSTS trong khoảng 40-50%, cân bằng giữa thị trường nội địa khổng lồ và hoạt động xuất khẩu có chọn lọc.</w:t>
       </w:r>
     </w:p>
     <w:p>
@@ -2149,7 +1812,7 @@
         <w:t xml:space="preserve">Doanh nghiệp Việt Nam (Nhóm IV)</w:t>
       </w:r>
       <w:r>
-        <w:t xml:space="preserve">: turning point thấp hơn (39,3-46,2%), hàm ý rằng nhà quản trị cần thận trọng hơn khi đẩy tỷ lệ xuất khẩu vượt quá 40% tổng doanh thu. Thay vào đó,</w:t>
+        <w:t xml:space="preserve">: điểm uốn thấp hơn, trong khoảng 39,3-46,2%, hàm ý nhà quản trị cần thận trọng khi đẩy tỷ lệ xuất khẩu vượt quá 40% tổng doanh thu. Thay vào đó,</w:t>
       </w:r>
       <w:r>
         <w:t xml:space="preserve"> </w:t>
@@ -2165,7 +1828,7 @@
         <w:t xml:space="preserve"> </w:t>
       </w:r>
       <w:r>
-        <w:t xml:space="preserve">trước khi mở rộng quốc tế sẽ hiệu quả hơn là tăng FSTS thuần túy.</w:t>
+        <w:t xml:space="preserve">trước khi mở rộng quốc tế sẽ hiệu quả hơn là chỉ tăng FSTS đơn thuần.</w:t>
       </w:r>
     </w:p>
     <w:p>
@@ -2180,20 +1843,20 @@
           <w:bCs/>
           <w:b/>
         </w:rPr>
-        <w:t xml:space="preserve">Doanh nghiệp SIDS (Nhóm VI)</w:t>
-      </w:r>
-      <w:r>
-        <w:t xml:space="preserve">: kết quả FIP là cảnh báo nghiêm túc, đẩy mạnh xuất khẩu trong bối cảnh thiếu năng lực và hỗ trợ thể chế không cải thiện mà còn có thể làm xấu đi hiệu quả hoạt động. Doanh nghiệp SIDS nên ưu tiên xây dựng năng lực nội địa và nâng cao TCI trước khi mở rộng xuất khẩu đáng kể.</w:t>
+        <w:t xml:space="preserve">Doanh nghiệp đảo nhỏ Thái Bình Dương (Nhóm VI)</w:t>
+      </w:r>
+      <w:r>
+        <w:t xml:space="preserve">: kết quả FIP là một lời cảnh báo nghiêm túc. Đẩy mạnh xuất khẩu trong điều kiện thiếu năng lực và hỗ trợ thể chế không những không cải thiện, mà còn có thể làm xấu đi hiệu quả hoạt động. Các doanh nghiệp này nên ưu tiên xây dựng năng lực nội địa và nâng cao TCI trước khi mở rộng xuất khẩu đáng kể.</w:t>
       </w:r>
     </w:p>
     <w:bookmarkEnd w:id="37"/>
-    <w:bookmarkStart w:id="38" w:name="X3f7c356bbecb0845bc3ba35928bc46323a69176"/>
+    <w:bookmarkStart w:id="38" w:name="X8eb24980ca890fc6da7d7cc40ee5058abf48ce9"/>
     <w:p>
       <w:pPr>
         <w:pStyle w:val="Heading3"/>
       </w:pPr>
       <w:r>
-        <w:t xml:space="preserve">5.4.3 Đề xuất đặc biệt cho SIDS, Tránh Bẫy Quốc Tế Hóa Bắt Buộc</w:t>
+        <w:t xml:space="preserve">5.4.3 Đề xuất riêng cho đảo nhỏ Thái Bình Dương: tránh bẫy quốc tế hóa bắt buộc</w:t>
       </w:r>
     </w:p>
     <w:p>
@@ -2201,7 +1864,7 @@
         <w:pStyle w:val="FirstParagraph"/>
       </w:pPr>
       <w:r>
-        <w:t xml:space="preserve">Phát hiện FIP tại chín quốc gia SIDS Thái Bình Dương có hàm ý chính sách cụ thể và cấp bách. Hiện tại, nhiều chương trình phát triển quốc tế và viện trợ thương mại cho SIDS tập trung vào khuyến khích xuất khẩu như một chiến lược tăng trưởng. Kết quả FIP đặt câu hỏi về hiệu quả của chiến lược này khi thiếu nền tảng năng lực tương ứng.</w:t>
+        <w:t xml:space="preserve">Phát hiện FIP tại chín quốc gia đảo nhỏ Thái Bình Dương mang một hàm ý chính sách cụ thể và cấp bách. Hiện nay, nhiều chương trình phát triển quốc tế và viện trợ thương mại cho khu vực này tập trung vào việc khuyến khích xuất khẩu như một chiến lược tăng trưởng. Kết quả FIP đặt dấu hỏi về hiệu quả của chiến lược ấy khi nền tảng năng lực tương ứng còn thiếu.</w:t>
       </w:r>
     </w:p>
     <w:p>
@@ -2209,38 +1872,20 @@
         <w:pStyle w:val="BodyText"/>
       </w:pPr>
       <w:r>
-        <w:t xml:space="preserve">Thay vào đó, hàm ý chính sách là:</w:t>
-      </w:r>
-      <w:r>
-        <w:t xml:space="preserve"> </w:t>
-      </w:r>
-      <w:r>
-        <w:rPr>
-          <w:bCs/>
-          <w:b/>
-        </w:rPr>
-        <w:t xml:space="preserve">không phải xuất khẩu nhiều hơn, mà phải xuất khẩu tốt hơn</w:t>
-      </w:r>
-      <w:r>
-        <w:t xml:space="preserve">. Cụ thể, ưu tiên nên là: (i) xây dựng hạ tầng logistics và kết nối (giảm chi phí cố định của xuất khẩu); (ii) phát triển năng lực doanh nghiệp thông qua TCI (chứ không chỉ DAI bề mặt); (iii) thiết kế chương trình hỗ trợ xuất khẩu có chọn lọc tập trung vào doanh nghiệp đã có đủ năng lực để hưởng lợi, thay vì khuyến khích đại trà. Nói tóm lại, tránh</w:t>
-      </w:r>
-      <w:r>
-        <w:t xml:space="preserve"> </w:t>
-      </w:r>
-      <w:r>
-        <w:t xml:space="preserve">“</w:t>
-      </w:r>
-      <w:r>
-        <w:t xml:space="preserve">bẫy quốc tế hóa bắt buộc</w:t>
-      </w:r>
-      <w:r>
-        <w:t xml:space="preserve">”</w:t>
-      </w:r>
-      <w:r>
-        <w:t xml:space="preserve"> </w:t>
-      </w:r>
-      <w:r>
-        <w:t xml:space="preserve">bằng cách đảm bảo rằng các can thiệp chính sách xây dựng năng lực trước khi thúc đẩy mở rộng thị trường.</w:t>
+        <w:t xml:space="preserve">Hàm ý chính sách rút ra là:</w:t>
+      </w:r>
+      <w:r>
+        <w:t xml:space="preserve"> </w:t>
+      </w:r>
+      <w:r>
+        <w:rPr>
+          <w:bCs/>
+          <w:b/>
+        </w:rPr>
+        <w:t xml:space="preserve">vấn đề không phải xuất khẩu nhiều hơn, mà là xuất khẩu tốt hơn</w:t>
+      </w:r>
+      <w:r>
+        <w:t xml:space="preserve">. Cụ thể, ưu tiên nên đặt vào ba hướng: xây dựng hạ tầng hậu cần và kết nối để giảm chi phí cố định của xuất khẩu; phát triển năng lực doanh nghiệp qua TCI chứ không chỉ qua DAI bề mặt; và thiết kế chương trình hỗ trợ xuất khẩu có chọn lọc, hướng vào những doanh nghiệp đã đủ năng lực để hưởng lợi, thay vì khuyến khích đại trà. Tóm lại, muốn tránh bẫy quốc tế hóa bắt buộc thì các can thiệp chính sách phải xây dựng năng lực trước khi thúc đẩy mở rộng thị trường.</w:t>
       </w:r>
     </w:p>
     <w:bookmarkEnd w:id="38"/>
@@ -2258,7 +1903,7 @@
         <w:pStyle w:val="FirstParagraph"/>
       </w:pPr>
       <w:r>
-        <w:t xml:space="preserve">Kết quả từ Nghiên cứu P3 (Việt Nam, ICRV Nhóm IV) có hàm ý cụ thể và trực tiếp cho bối cảnh Đồng bằng sông Cửu Long (ĐBSCL), khu vực chiếm gần 18% GDP cả nước và hơn 50% sản lượng gạo, 65% xuất khẩu thủy sản của Việt Nam. Các doanh nghiệp xuất khẩu tại ĐBSCL hoạt động trong cùng bối cảnh thể chế với mẫu P3 nhưng có đặc điểm cấu trúc còn thách thức hơn: quy mô SME chiếm ưu thế, TCI thấp hơn trung bình quốc gia, và tỷ lệ FSTS cấu trúc cao (gạo, thủy sản vốn là hàng hóa xuất khẩu chủ yếu, không có thị trường nội địa quy mô lớn để hấp thụ).</w:t>
+        <w:t xml:space="preserve">Kết quả từ Nghiên cứu P3 (Việt Nam, ICRV Nhóm IV) mang hàm ý cụ thể và trực tiếp cho bối cảnh Đồng bằng sông Cửu Long, khu vực chiếm gần 18% GDP cả nước, hơn 50% sản lượng gạo và 65% kim ngạch xuất khẩu thủy sản của Việt Nam. Doanh nghiệp xuất khẩu nơi đây hoạt động trong cùng bối cảnh thể chế với mẫu P3, nhưng đặc điểm cấu trúc còn nhiều thách thức hơn: doanh nghiệp nhỏ và vừa chiếm ưu thế, TCI thấp hơn mức trung bình quốc gia, và tỷ lệ FSTS cấu trúc cao, vì gạo và thủy sản vốn là hàng hóa xuất khẩu chủ yếu, không có thị trường nội địa đủ lớn để hấp thụ.</w:t>
       </w:r>
     </w:p>
     <w:p>
@@ -2270,29 +1915,26 @@
           <w:bCs/>
           <w:b/>
         </w:rPr>
-        <w:t xml:space="preserve">Turning point thấp (~39-46% FSTS) là cảnh báo cụ thể cho doanh nghiệp xuất khẩu thủy sản và gạo ĐBSCL</w:t>
-      </w:r>
-      <w:r>
-        <w:t xml:space="preserve"> </w:t>
-      </w:r>
-      <w:r>
-        <w:t xml:space="preserve">vốn có FSTS cấu trúc thường vượt 50-70% tổng doanh thu. Kết quả P3 gợi ý rằng nhiều doanh nghiệp này có thể đang ở trên turning point, tức là đang gánh chi phí phối hợp quốc tế mà không tương ứng tăng hiệu quả. Giải pháp không phải là giảm xuất khẩu (vì không có thị trường nội địa để thay thế) mà là</w:t>
-      </w:r>
-      <w:r>
-        <w:t xml:space="preserve"> </w:t>
-      </w:r>
-      <w:r>
-        <w:rPr>
-          <w:bCs/>
-          <w:b/>
-        </w:rPr>
-        <w:t xml:space="preserve">nâng TCI đồng thời</w:t>
-      </w:r>
-      <w:r>
-        <w:t xml:space="preserve"> </w:t>
-      </w:r>
-      <w:r>
-        <w:t xml:space="preserve">để dịch chuyển turning point sang phải, mở rộng biên lợi ích của xuất khẩu.</w:t>
+        <w:t xml:space="preserve">Điểm uốn thấp, khoảng 39-46% FSTS, là một cảnh báo cụ thể cho doanh nghiệp xuất khẩu thủy sản và gạo Đồng bằng sông Cửu Long</w:t>
+      </w:r>
+      <w:r>
+        <w:t xml:space="preserve">, nơi FSTS cấu trúc thường vượt 50-70% tổng doanh thu. Kết quả P3 gợi ý rằng nhiều doanh nghiệp trong số đó có thể đang ở phía bên kia điểm uốn, tức đang gánh chi phí phối hợp quốc tế mà hiệu quả không tăng tương ứng. Giải pháp không phải là giảm xuất khẩu, bởi không có thị trường nội địa để thay thế, mà là</w:t>
+      </w:r>
+      <w:r>
+        <w:t xml:space="preserve"> </w:t>
+      </w:r>
+      <w:r>
+        <w:rPr>
+          <w:bCs/>
+          <w:b/>
+        </w:rPr>
+        <w:t xml:space="preserve">nâng TCI song song</w:t>
+      </w:r>
+      <w:r>
+        <w:t xml:space="preserve"> </w:t>
+      </w:r>
+      <w:r>
+        <w:t xml:space="preserve">nhằm đẩy điểm uốn sang phải, mở rộng biên lợi ích của xuất khẩu.</w:t>
       </w:r>
     </w:p>
     <w:p>
@@ -2300,17 +1942,23 @@
         <w:pStyle w:val="BodyText"/>
       </w:pPr>
       <w:r>
-        <w:rPr>
-          <w:bCs/>
-          <w:b/>
-        </w:rPr>
-        <w:t xml:space="preserve">DAI (Tier-1 proxy, website adoption)</w:t>
-      </w:r>
-      <w:r>
-        <w:t xml:space="preserve"> </w:t>
-      </w:r>
-      <w:r>
-        <w:t xml:space="preserve">tại ĐBSCL vẫn còn thấp so với trung bình cả nước. Kết quả P3 cho thấy tác động DAI null ở Tier-1 đơn thuần, nhưng bằng chứng từ P4 Singapore (Tier-1+2) cho thấy rằng khi doanh nghiệp nâng cấp lên DAI Tier-2 (website + e-payment + e-supplier), hiệu ứng điều tiết trở nên rõ rệt. Đây là cơ sở để ưu tiên các chương trình chuyển đổi số</w:t>
+        <w:t xml:space="preserve">Mức</w:t>
+      </w:r>
+      <w:r>
+        <w:t xml:space="preserve"> </w:t>
+      </w:r>
+      <w:r>
+        <w:rPr>
+          <w:bCs/>
+          <w:b/>
+        </w:rPr>
+        <w:t xml:space="preserve">DAI Tier-1, đo bằng mức chấp nhận trang web,</w:t>
+      </w:r>
+      <w:r>
+        <w:t xml:space="preserve"> </w:t>
+      </w:r>
+      <w:r>
+        <w:t xml:space="preserve">tại Đồng bằng sông Cửu Long vẫn còn thấp so với trung bình cả nước. P3 cho thấy DAI Tier-1 đơn thuần không có tác động đáng kể, nhưng bằng chứng từ P4 Singapore (Tier-1+2) lại cho thấy khi doanh nghiệp nâng lên DAI Tier-2, gồm trang web cùng thanh toán điện tử và kết nối nhà cung ứng số, hiệu ứng điều tiết hiện ra rõ rệt. Đây là cơ sở để ưu tiên các chương trình chuyển đổi số</w:t>
       </w:r>
       <w:r>
         <w:t xml:space="preserve"> </w:t>
@@ -2323,7 +1971,7 @@
         <w:t xml:space="preserve">toàn diện</w:t>
       </w:r>
       <w:r>
-        <w:t xml:space="preserve">, không chỉ dừng ở website (Tier-1 proxy/foundational website adoption) mà tiến tới tích hợp thanh toán điện tử và kết nối nhà cung ứng số (Tier-2) như Chương trình Chuyển đổi số Quốc gia 2025-2030. Nghiên cứu trên dữ liệu WBES Việt Nam 2023 (sóng gần nhất) sẽ cung cấp bằng chứng cập nhật hơn cho các hàm ý này.</w:t>
+        <w:t xml:space="preserve">, không dừng ở trang web ở mức nền tảng (Tier-1), mà tiến tới tích hợp thanh toán điện tử và kết nối nhà cung ứng số ở Tier-2, đúng tinh thần Chương trình Chuyển đổi số Quốc gia 2025-2030. Nghiên cứu trên dữ liệu WBES Việt Nam 2023, đợt khảo sát gần nhất, sẽ cung cấp bằng chứng cập nhật hơn cho các hàm ý này.</w:t>
       </w:r>
     </w:p>
     <w:p>
@@ -2358,7 +2006,7 @@
         <w:pStyle w:val="FirstParagraph"/>
       </w:pPr>
       <w:r>
-        <w:t xml:space="preserve">Hạn chế quan trọng nhất của luận án liên quan đến đo lường DAI. Dữ liệu WBES chỉ cung cấp số lượng item hạn chế để xây dựng chỉ số DAI, và các item này thay đổi qua các thế hệ schema WBES (PICS3, Standardized, BREADY/BEE). Tại Việt Nam (P3), chỉ Tier-1 DAI (website, email, online sales) được sử dụng do hạn chế của các làn sóng 2009 và 2015, trong khi Tier-2 (e-payment, e-supplier) chỉ có từ 2023. Điều này tạo ra khả năng đo lường không đầy đủ, đặc biệt là không nắm bắt được chiều sâu năng lực số ở bối cảnh ICRV thấp.</w:t>
+        <w:t xml:space="preserve">Hạn chế quan trọng nhất của luận án nằm ở việc đo lường DAI. Dữ liệu WBES chỉ cung cấp một số ít chỉ báo để xây dựng chỉ số DAI, và các chỉ báo này lại thay đổi qua các thế hệ lược đồ khảo sát WBES (PICS3, lược đồ chuẩn hóa, BREADY/BEE). Tại Việt Nam (P3), chỉ DAI Tier-1, gồm trang web, thư điện tử và bán hàng trực tuyến, được sử dụng, do giới hạn của các đợt khảo sát 2009 và 2015; còn Tier-2, gồm thanh toán điện tử và kết nối nhà cung ứng số, mãi đến năm 2023 mới có. Điều này dẫn đến nguy cơ đo lường không đầy đủ, đặc biệt là không nắm bắt được chiều sâu năng lực số ở các bối cảnh ICRV thấp.</w:t>
       </w:r>
     </w:p>
     <w:p>
@@ -2366,51 +2014,17 @@
         <w:pStyle w:val="BodyText"/>
       </w:pPr>
       <w:r>
-        <w:t xml:space="preserve">Quan trọng hơn, tất cả các đo lường DAI đều là</w:t>
-      </w:r>
-      <w:r>
-        <w:t xml:space="preserve"> </w:t>
-      </w:r>
-      <w:r>
-        <w:rPr>
-          <w:bCs/>
-          <w:b/>
-        </w:rPr>
-        <w:t xml:space="preserve">static</w:t>
-      </w:r>
-      <w:r>
-        <w:t xml:space="preserve"> </w:t>
-      </w:r>
-      <w:r>
-        <w:t xml:space="preserve">(tại một thời điểm khảo sát), không thể nắm bắt tính</w:t>
-      </w:r>
-      <w:r>
-        <w:t xml:space="preserve"> </w:t>
-      </w:r>
-      <w:r>
-        <w:t xml:space="preserve">“</w:t>
-      </w:r>
-      <w:r>
-        <w:t xml:space="preserve">dynamic</w:t>
-      </w:r>
-      <w:r>
-        <w:t xml:space="preserve">”</w:t>
-      </w:r>
-      <w:r>
-        <w:t xml:space="preserve"> </w:t>
-      </w:r>
-      <w:r>
-        <w:t xml:space="preserve">của việc cập nhật và tái cấu hình năng lực số theo thời gian. Điều này có nghĩa là các phát hiện về DAI trong luận án phản ánh mức độ chấp nhận số tại một thời điểm chứ không phải năng lực số năng động theo nghĩa của dynamic capabilities theory (Teece et al., 1997).</w:t>
+        <w:t xml:space="preserve">Quan trọng hơn, mọi thước đo DAI đều mang tính tĩnh, ở một thời điểm khảo sát, nên không thể nắm bắt tính động của việc cập nhật và tái cấu hình năng lực số theo thời gian. Nói cách khác, các phát hiện về DAI trong luận án phản ánh mức chấp nhận số tại một thời điểm, chứ không phải năng lực số động theo nghĩa của lý thuyết năng lực động (Teece et al., 1997).</w:t>
       </w:r>
     </w:p>
     <w:bookmarkEnd w:id="41"/>
-    <w:bookmarkStart w:id="42" w:name="X0fb0169567c230dc5c1d35515099b26124d99e1"/>
+    <w:bookmarkStart w:id="42" w:name="X9c6addda56cacda8a31e56c0f8a748c29f6b6eb"/>
     <w:p>
       <w:pPr>
         <w:pStyle w:val="Heading3"/>
       </w:pPr>
       <w:r>
-        <w:t xml:space="preserve">5.5.2 Hạn chế về selection bias trong exporters subsamples</w:t>
+        <w:t xml:space="preserve">5.5.2 Hạn chế về sai lệch chọn mẫu trong mẫu con doanh nghiệp xuất khẩu</w:t>
       </w:r>
     </w:p>
     <w:p>
@@ -2418,7 +2032,7 @@
         <w:pStyle w:val="FirstParagraph"/>
       </w:pPr>
       <w:r>
-        <w:t xml:space="preserve">Các phân tích sử dụng mẫu chỉ gồm doanh nghiệp xuất khẩu (ví dụ: Singapore N = 237, SIDS exporters-only N = 187) đối mặt với rủi ro selection bias nghiêm trọng: doanh nghiệp xuất khẩu không phải là mẫu ngẫu nhiên từ tổng thể doanh nghiệp mà có khả năng là các doanh nghiệp đã có một số lợi thế ban đầu (productivity, resources, connections). Kết quả từ exporters-only không thể tổng quát hóa trực tiếp cho toàn bộ doanh nghiệp, và có thể understate hoặc overstate các hiệu ứng tùy thuộc vào phương hướng của selection.</w:t>
+        <w:t xml:space="preserve">Các phân tích chỉ dùng mẫu doanh nghiệp xuất khẩu, chẳng hạn Singapore với N = 237 hay đảo nhỏ Thái Bình Dương với N = 187 doanh nghiệp xuất khẩu, đều đối mặt với nguy cơ sai lệch chọn mẫu nghiêm trọng. Doanh nghiệp xuất khẩu không phải mẫu ngẫu nhiên rút từ tổng thể, mà thường là những đơn vị đã có sẵn một số lợi thế ban đầu về năng suất, nguồn lực hay quan hệ. Vì thế, kết quả từ mẫu chỉ gồm doanh nghiệp xuất khẩu không thể khái quát trực tiếp cho toàn bộ doanh nghiệp, và có thể ước lượng thấp hoặc cao hơn thực tế tùy theo chiều của sự chọn lọc.</w:t>
       </w:r>
     </w:p>
     <w:p>
@@ -2426,17 +2040,17 @@
         <w:pStyle w:val="BodyText"/>
       </w:pPr>
       <w:r>
-        <w:t xml:space="preserve">Phân tích Heckman two-step (hoặc treatment effects models) trong các nghiên cứu tương lai có thể khắc phục phần nào hạn chế này bằng cách mô hình hóa quá trình lựa chọn tham gia xuất khẩu như giai đoạn thứ nhất trước khi ước lượng hiệu quả trong giai đoạn thứ hai.</w:t>
+        <w:t xml:space="preserve">Phân tích Heckman hai bước, hay các mô hình hiệu ứng can thiệp, trong nghiên cứu tương lai có thể khắc phục phần nào hạn chế này, bằng cách mô hình hóa quá trình tham gia xuất khẩu như giai đoạn thứ nhất, trước khi ước lượng hiệu quả ở giai đoạn thứ hai.</w:t>
       </w:r>
     </w:p>
     <w:bookmarkEnd w:id="42"/>
-    <w:bookmarkStart w:id="43" w:name="hạn-chế-về-nhân-quả"/>
+    <w:bookmarkStart w:id="43" w:name="hạn-chế-về-suy-luận-nhân-quả"/>
     <w:p>
       <w:pPr>
         <w:pStyle w:val="Heading3"/>
       </w:pPr>
       <w:r>
-        <w:t xml:space="preserve">5.5.3 Hạn chế về nhân quả</w:t>
+        <w:t xml:space="preserve">5.5.3 Hạn chế về suy luận nhân quả</w:t>
       </w:r>
     </w:p>
     <w:p>
@@ -2444,7 +2058,7 @@
         <w:pStyle w:val="FirstParagraph"/>
       </w:pPr>
       <w:r>
-        <w:t xml:space="preserve">Thiết kế cross-sectional (hoặc pooled panel nhưng với WBES không phải là panel thực sự cho cùng doanh nghiệp qua thời gian) giới hạn khả năng suy luận nhân quả. Quan hệ I-P có thể bị ảnh hưởng bởi reverse causality: doanh nghiệp hiệu quả hơn có thể có nhiều nguồn lực để quốc tế hóa hơn, tạo ra chiều nhân quả ngược lại. Country fixed effects và year fixed effects giúp kiểm soát một phần, nhưng không giải quyết hoàn toàn vấn đề endogeneity.</w:t>
+        <w:t xml:space="preserve">Thiết kế cắt ngang, hoặc dữ liệu bảng gộp nhưng WBES không phải dữ liệu bảng thực sự theo dõi cùng doanh nghiệp qua thời gian, làm hạn chế khả năng suy luận nhân quả. Quan hệ I-P có thể chịu ảnh hưởng của nhân quả ngược: doanh nghiệp hiệu quả hơn thường có nhiều nguồn lực hơn để quốc tế hóa, tạo nên chiều nhân quả ngược lại. Hiệu ứng cố định quốc gia và năm giúp kiểm soát một phần, nhưng chưa thể xử lý trọn vẹn vấn đề nội sinh.</w:t>
       </w:r>
     </w:p>
     <w:bookmarkEnd w:id="43"/>
@@ -2462,7 +2076,7 @@
         <w:pStyle w:val="FirstParagraph"/>
       </w:pPr>
       <w:r>
-        <w:t xml:space="preserve">Dựa trên các hạn chế trên, luận án đề xuất bốn hướng nghiên cứu ưu tiên:</w:t>
+        <w:t xml:space="preserve">Từ các hạn chế trên, luận án đề xuất bốn hướng nghiên cứu ưu tiên.</w:t>
       </w:r>
     </w:p>
     <w:p>
@@ -2470,14 +2084,7 @@
         <w:pStyle w:val="BodyText"/>
       </w:pPr>
       <w:r>
-        <w:rPr>
-          <w:bCs/>
-          <w:b/>
-        </w:rPr>
-        <w:t xml:space="preserve">Thứ nhất</w:t>
-      </w:r>
-      <w:r>
-        <w:t xml:space="preserve">, xây dựng đo lường DAI phong phú hơn (Tier-2 và Tier-3) trên dữ liệu WBES mới nhất (2023-2026) và các nguồn dữ liệu bổ sung (ITU Digital Development Index, OECD Digital Economy Outlook) để kiểm định lại vai trò DAI trong các bối cảnh ICRV thấp hơn.</w:t>
+        <w:t xml:space="preserve">Trước hết, cần xây dựng thước đo DAI phong phú hơn, ở Tier-2 và Tier-3, dựa trên dữ liệu WBES mới nhất giai đoạn 2023-2026 cùng các nguồn bổ sung như chỉ số phát triển số của Liên minh Viễn thông Quốc tế hay báo cáo kinh tế số của OECD, nhằm kiểm định lại vai trò của DAI ở các bối cảnh ICRV thấp hơn.</w:t>
       </w:r>
     </w:p>
     <w:p>
@@ -2485,14 +2092,7 @@
         <w:pStyle w:val="BodyText"/>
       </w:pPr>
       <w:r>
-        <w:rPr>
-          <w:bCs/>
-          <w:b/>
-        </w:rPr>
-        <w:t xml:space="preserve">Thứ hai</w:t>
-      </w:r>
-      <w:r>
-        <w:t xml:space="preserve">, sử dụng phương pháp nhận dạng nhân quả (causal identification): instrumental variables (ví dụ: sử dụng các cải cách thương mại ngoại sinh như FTA ký kết), difference-in-differences, hoặc regression discontinuity design để ước lượng hiệu ứng nhân quả của quốc tế hóa lên hiệu quả.</w:t>
+        <w:t xml:space="preserve">Hướng thứ hai là vận dụng các phương pháp nhận dạng nhân quả, gồm biến công cụ, chẳng hạn các cải cách thương mại ngoại sinh như việc ký kết hiệp định thương mại tự do, phương pháp khác biệt trong khác biệt, hay thiết kế hồi quy gián đoạn, để ước lượng tác động nhân quả của quốc tế hóa lên hiệu quả.</w:t>
       </w:r>
     </w:p>
     <w:p>
@@ -2500,14 +2100,7 @@
         <w:pStyle w:val="BodyText"/>
       </w:pPr>
       <w:r>
-        <w:rPr>
-          <w:bCs/>
-          <w:b/>
-        </w:rPr>
-        <w:t xml:space="preserve">Thứ ba</w:t>
-      </w:r>
-      <w:r>
-        <w:t xml:space="preserve">, mở rộng phân tích FIP tại SIDS với các công cụ đo lường và dữ liệu panel thực sự (theo dõi cùng doanh nghiệp qua nhiều năm) để kiểm định liệu FIP là trạng thái cấu trúc dài hạn hay chỉ là giai đoạn tạm thời khi doanh nghiệp SIDS mới bắt đầu xuất khẩu.</w:t>
+        <w:t xml:space="preserve">Hướng thứ ba là mở rộng phân tích FIP tại các nền kinh tế đảo nhỏ, với công cụ đo lường tốt hơn và dữ liệu bảng thực sự theo dõi cùng doanh nghiệp qua nhiều năm, nhằm kiểm định xem FIP là trạng thái cấu trúc dài hạn hay chỉ là giai đoạn tạm thời khi doanh nghiệp đảo nhỏ mới bắt đầu xuất khẩu.</w:t>
       </w:r>
     </w:p>
     <w:p>
@@ -2515,14 +2108,7 @@
         <w:pStyle w:val="BodyText"/>
       </w:pPr>
       <w:r>
-        <w:rPr>
-          <w:bCs/>
-          <w:b/>
-        </w:rPr>
-        <w:t xml:space="preserve">Thứ tư</w:t>
-      </w:r>
-      <w:r>
-        <w:t xml:space="preserve">, kiểm định vai trò của top manager characteristics (H4, kinh nghiệm, giới tính) trong từng bối cảnh ICRV riêng biệt, đặc biệt trong bối cảnh Frontier và SIDS nơi tầng năng lực và thể chế yếu hơn, liệu đặc điểm nhà quản trị có thể bù đắp một phần cho những thiếu hụt đó không?</w:t>
+        <w:t xml:space="preserve">Sau cùng, cần kiểm định vai trò của đặc điểm nhà quản trị cấp cao (H4, gồm kinh nghiệm và giới tính) trong từng bối cảnh ICRV riêng, nhất là ở nhóm cận biên và đảo nhỏ, nơi tầng năng lực và thể chế đều yếu hơn, để xem liệu đặc điểm nhà quản trị có bù đắp được phần nào cho những thiếu hụt ấy hay không.</w:t>
       </w:r>
     </w:p>
     <w:p>
@@ -2557,7 +2143,7 @@
         <w:pStyle w:val="FirstParagraph"/>
       </w:pPr>
       <w:r>
-        <w:t xml:space="preserve">Luận án này được xây dựng trên tám nghiên cứu bổ sung cho nhau, kết hợp bằng chứng từ meta-analysis và phân tích thực nghiệm sơ cấp:</w:t>
+        <w:t xml:space="preserve">Luận án này được dựng trên tám nghiên cứu bổ sung cho nhau, kết hợp bằng chứng từ phân tích tổng hợp và phân tích thực nghiệm sơ cấp:</w:t>
       </w:r>
     </w:p>
     <w:p>
@@ -2578,7 +2164,7 @@
         <w:t xml:space="preserve"> </w:t>
       </w:r>
       <w:r>
-        <w:t xml:space="preserve">(đã công bố, ICBEF 2024, Do &amp; Phan, 2024): thiết lập baseline meta-analytic với</w:t>
+        <w:t xml:space="preserve">(đã công bố, ICBEF 2024, Do &amp; Phan, 2024): thiết lập nền tảng phân tích tổng hợp với</w:t>
       </w:r>
       <w:r>
         <w:t xml:space="preserve"> </w:t>
@@ -2648,7 +2234,7 @@
         <w:t xml:space="preserve"> </w:t>
       </w:r>
       <w:r>
-        <w:t xml:space="preserve">(Do &amp; Phan, 2026e): phân tích Việt Nam (Lower-mid Transition), xác nhận inverted-U với TP = 39,3-46,2%, TCI là moderator dương có ý nghĩa.</w:t>
+        <w:t xml:space="preserve">(Do &amp; Phan, 2026e): phân tích Việt Nam (chuyển đổi thu nhập trung bình thấp), xác nhận chữ U ngược với điểm uốn 39,3-46,2%, TCI là yếu tố điều tiết dương có ý nghĩa.</w:t>
       </w:r>
     </w:p>
     <w:p>
@@ -2669,24 +2255,7 @@
         <w:t xml:space="preserve"> </w:t>
       </w:r>
       <w:r>
-        <w:t xml:space="preserve">(Mar et al., 2026): phân tích Singapore (Advanced Innovation), xác nhận inverted-U với TP</w:t>
-      </w:r>
-      <w:r>
-        <w:t xml:space="preserve"> </w:t>
-      </w:r>
-      <m:oMath>
-        <m:r>
-          <m:rPr>
-            <m:sty m:val="p"/>
-          </m:rPr>
-          <m:t>≈</m:t>
-        </m:r>
-      </m:oMath>
-      <w:r>
-        <w:t xml:space="preserve"> </w:t>
-      </w:r>
-      <w:r>
-        <w:t xml:space="preserve">88,6% (rộng CI), DAI khuếch đại tại mức FSTS cao.</w:t>
+        <w:t xml:space="preserve">(Mar et al., 2026): phân tích Singapore (tiên tiến dẫn dắt bằng đổi mới), xác nhận chữ U ngược với điểm uốn khoảng 88,6% (khoảng tin cậy rộng), DAI khuếch đại ở mức FSTS cao.</w:t>
       </w:r>
     </w:p>
     <w:p>
@@ -2707,24 +2276,7 @@
         <w:t xml:space="preserve"> </w:t>
       </w:r>
       <w:r>
-        <w:t xml:space="preserve">(Do &amp; Phan, 2026f): phân tích Trung Quốc 2012-2024 (Upper-middle), xác nhận inverted-U ổn định theo thời gian (TP</w:t>
-      </w:r>
-      <w:r>
-        <w:t xml:space="preserve"> </w:t>
-      </w:r>
-      <m:oMath>
-        <m:r>
-          <m:rPr>
-            <m:sty m:val="p"/>
-          </m:rPr>
-          <m:t>≈</m:t>
-        </m:r>
-      </m:oMath>
-      <w:r>
-        <w:t xml:space="preserve"> </w:t>
-      </w:r>
-      <w:r>
-        <w:t xml:space="preserve">48,78%, Paternoster</w:t>
+        <w:t xml:space="preserve">(Do &amp; Phan, 2026f): phân tích Trung Quốc 2012-2024 (thu nhập trung bình cao), xác nhận chữ U ngược ổn định theo thời gian (điểm uốn khoảng 48,78%, Paternoster</w:t>
       </w:r>
       <w:r>
         <w:t xml:space="preserve"> </w:t>
@@ -2800,7 +2352,7 @@
         <w:t xml:space="preserve"> </w:t>
       </w:r>
       <w:r>
-        <w:t xml:space="preserve">(Do &amp; Phan, 2026c): meta-analysis ba tầng mở rộng</w:t>
+        <w:t xml:space="preserve">(Do &amp; Phan, 2026c): phân tích tổng hợp ba tầng mở rộng</w:t>
       </w:r>
       <w:r>
         <w:t xml:space="preserve"> </w:t>
@@ -2896,7 +2448,7 @@
         <w:t xml:space="preserve"> </w:t>
       </w:r>
       <w:r>
-        <w:t xml:space="preserve">(54,1% tầng 2 + 8,4% tầng 3), ICRV moderation</w:t>
+        <w:t xml:space="preserve">(54,1% ở tầng 2 và 8,4% ở tầng 3), điều tiết ICRV</w:t>
       </w:r>
       <w:r>
         <w:t xml:space="preserve"> </w:t>
@@ -3022,7 +2574,7 @@
         <w:t xml:space="preserve"> </w:t>
       </w:r>
       <w:r>
-        <w:t xml:space="preserve">(Do &amp; Phan, 2026d): kiểm định toàn mẫu châu Á và Thái Bình Dương</w:t>
+        <w:t xml:space="preserve">(Do &amp; Phan, 2026d): kiểm định toàn mẫu châu Á và Thái Bình Dương với</w:t>
       </w:r>
       <w:r>
         <w:t xml:space="preserve"> </w:t>
@@ -3045,7 +2597,7 @@
         <w:t xml:space="preserve"> </w:t>
       </w:r>
       <w:r>
-        <w:t xml:space="preserve">(M2) /</w:t>
+        <w:t xml:space="preserve">(M2) và</w:t>
       </w:r>
       <w:r>
         <w:t xml:space="preserve"> </w:t>
@@ -3068,7 +2620,7 @@
         <w:t xml:space="preserve"> </w:t>
       </w:r>
       <w:r>
-        <w:t xml:space="preserve">(M3-M5 với controls đầy đủ), TP = 36,4-40,0% (M2-M5; M11 đầy đủ: TP = 34,6%,</w:t>
+        <w:t xml:space="preserve">(M3-M5 có đầy đủ biến kiểm soát), điểm uốn 36,4-40,0% (M2-M5; M11 đầy đủ: điểm uốn 34,6%,</w:t>
       </w:r>
       <w:r>
         <w:t xml:space="preserve"> </w:t>
@@ -3107,7 +2659,7 @@
         </m:r>
       </m:oMath>
       <w:r>
-        <w:t xml:space="preserve">), gradient ICRV xác nhận mạnh mẽ, TCI nâng mặt bằng năng suất phổ quát, DAI điều tiết đường cong có ý nghĩa trên toàn mẫu và mạnh hơn tại thể chế yếu hơn (DAI×ICRV</w:t>
+        <w:t xml:space="preserve">); dải biến thiên ICRV được xác nhận mạnh mẽ, TCI nâng mặt bằng năng suất phổ quát, DAI điều tiết đường cong có ý nghĩa trên toàn mẫu và mạnh hơn ở thể chế yếu (DAI×ICRV</w:t>
       </w:r>
       <w:r>
         <w:t xml:space="preserve"> </w:t>
@@ -3154,7 +2706,7 @@
         <w:t xml:space="preserve"> </w:t>
       </w:r>
       <w:r>
-        <w:t xml:space="preserve">(Do &amp; Phan, 2026b): phân tích SIDS Thái Bình Dương,</w:t>
+        <w:t xml:space="preserve">(Do &amp; Phan, 2026b): phân tích đảo nhỏ Thái Bình Dương,</w:t>
       </w:r>
       <w:r>
         <w:t xml:space="preserve"> </w:t>
@@ -3247,7 +2799,7 @@
         </m:sSup>
       </m:oMath>
       <w:r>
-        <w:t xml:space="preserve">, FIP xác nhận, quan hệ âm đơn điệu không có turning point.</w:t>
+        <w:t xml:space="preserve">, xác nhận FIP, quan hệ âm đơn điệu không có điểm uốn.</w:t>
       </w:r>
     </w:p>
     <w:bookmarkEnd w:id="46"/>
@@ -3299,7 +2851,7 @@
         <w:pStyle w:val="FirstParagraph"/>
       </w:pPr>
       <w:r>
-        <w:t xml:space="preserve">Bằng chứng từ 238 nghiên cứu (P6 meta-analysis) và 84.910 doanh nghiệp tại 49 nền kinh tế châu Á và Thái Bình Dương (P7) đều chỉ đến kết luận này. Quan hệ I-P không phải là một đường cong phổ quát mà là một</w:t>
+        <w:t xml:space="preserve">Bằng chứng từ 238 nghiên cứu trong phân tích tổng hợp P6 và 84.910 doanh nghiệp tại 49 nền kinh tế châu Á và Thái Bình Dương ở P7 đều dẫn về kết luận này. Quan hệ I-P không phải một đường cong phổ quát, mà là một</w:t>
       </w:r>
       <w:r>
         <w:t xml:space="preserve"> </w:t>
@@ -3312,10 +2864,7 @@
         <w:t xml:space="preserve">họ đường cong phụ thuộc bối cảnh</w:t>
       </w:r>
       <w:r>
-        <w:t xml:space="preserve"> </w:t>
-      </w:r>
-      <w:r>
-        <w:t xml:space="preserve">(family of context-dependent curves), với turning point là hàm số giảm dần của chất lượng thể chế theo ICRV, thể chế càng mạnh, turning point càng sớm (FSTS thấp hơn).</w:t>
+        <w:t xml:space="preserve">, trong đó điểm uốn là một hàm số giảm dần của chất lượng thể chế theo ICRV: thể chế càng mạnh, điểm uốn càng đến sớm, tức ở mức FSTS thấp hơn.</w:t>
       </w:r>
     </w:p>
     <w:bookmarkEnd w:id="47"/>
@@ -3333,7 +2882,7 @@
         <w:pStyle w:val="FirstParagraph"/>
       </w:pPr>
       <w:r>
-        <w:t xml:space="preserve">Về lý thuyết, luận án đóng góp vào ba dòng nghiên cứu: (i) các nghiên cứu meta-analysis về quan hệ I-P bằng cách phân tách cấu trúc dị biệt và xác định ICRV như moderator có ý nghĩa; (ii) các nghiên cứu về năng lực số bằng cách làm rõ DAI là situational resource chứ không phải foundational capability; và (iii) các nghiên cứu về quốc tế hóa và SIDS bằng cách đặt tên và cung cấp bằng chứng đầu tiên cho FIP.</w:t>
+        <w:t xml:space="preserve">Về lý thuyết, luận án đóng góp vào ba dòng nghiên cứu. Với dòng phân tích tổng hợp về quan hệ I-P, luận án phân tách cấu trúc dị biệt và xác định ICRV như một yếu tố điều tiết có ý nghĩa. Với dòng nghiên cứu về năng lực số, luận án làm rõ rằng DAI là nguồn lực tình huống chứ không phải năng lực nền tảng. Và với dòng nghiên cứu về quốc tế hóa và các nền kinh tế đảo nhỏ, luận án đặt tên cùng cung cấp bằng chứng đầu tiên cho FIP.</w:t>
       </w:r>
     </w:p>
     <w:p>
@@ -3341,7 +2890,7 @@
         <w:pStyle w:val="BodyText"/>
       </w:pPr>
       <w:r>
-        <w:t xml:space="preserve">Về thực tiễn, luận án cung cấp cơ sở để nhà hoạch định chính sách và nhà quản trị doanh nghiệp tại từng bối cảnh ICRV cụ thể hiệu chỉnh chiến lược quốc tế hóa phù hợp, không áp dụng máy móc bài học từ Singapore hay Nhật Bản vào bối cảnh Việt Nam hay SIDS, mà nhận ra sự phụ thuộc bối cảnh như là nguyên lý căn bản trong hoạch định chiến lược quốc tế hóa.</w:t>
+        <w:t xml:space="preserve">Về thực tiễn, luận án tạo cơ sở để nhà hoạch định chính sách và nhà quản trị doanh nghiệp ở từng bối cảnh ICRV hiệu chỉnh chiến lược quốc tế hóa cho phù hợp. Bài học từ Singapore hay Nhật Bản không nên áp dụng máy móc vào bối cảnh Việt Nam hay các nền kinh tế đảo nhỏ; thay vào đó, sự phụ thuộc bối cảnh cần được nhìn nhận như một nguyên lý căn bản trong hoạch định chiến lược quốc tế hóa.</w:t>
       </w:r>
     </w:p>
     <w:bookmarkEnd w:id="48"/>
@@ -3359,7 +2908,7 @@
         <w:pStyle w:val="FirstParagraph"/>
       </w:pPr>
       <w:r>
-        <w:t xml:space="preserve">Luận án này bắt đầu từ câu hỏi đơn giản: quốc tế hóa có cải thiện hiệu quả của doanh nghiệp không? Câu trả lời, sau tám nghiên cứu và phân tích trên hàng chục ngàn doanh nghiệp ở gần năm mươi nền kinh tế, là:</w:t>
+        <w:t xml:space="preserve">Luận án này khởi đầu từ một câu hỏi đơn giản: quốc tế hóa có cải thiện hiệu quả của doanh nghiệp không? Sau tám nghiên cứu và phân tích trên hàng chục ngàn doanh nghiệp ở gần năm mươi nền kinh tế, câu trả lời là:</w:t>
       </w:r>
       <w:r>
         <w:t xml:space="preserve"> </w:t>
@@ -3372,7 +2921,7 @@
         <w:t xml:space="preserve">có, thường là như vậy, nhưng không phải lúc nào, và không phải ở mọi nơi</w:t>
       </w:r>
       <w:r>
-        <w:t xml:space="preserve">. Giới hạn của lợi ích là có thực, phụ thuộc vào bối cảnh thể chế, và trong trường hợp SIDS, quốc tế hóa bắt buộc có thể gây ra thiệt hại. Hiểu biết này, rằng quan hệ I-P là quan hệ có điều kiện theo thể chế, không phải quan hệ phổ quát, là đóng góp cốt lõi mà luận án mang lại cho khoa học quản trị kinh doanh quốc tế.</w:t>
+        <w:t xml:space="preserve">. Giới hạn của lợi ích là có thực, lại phụ thuộc vào bối cảnh thể chế; và ở các nền kinh tế đảo nhỏ, quốc tế hóa bắt buộc thậm chí có thể gây thiệt hại. Nhận thức rằng quan hệ I-P là quan hệ có điều kiện theo thể chế, chứ không phải quan hệ phổ quát, chính là đóng góp cốt lõi mà luận án mang lại cho khoa học quản trị kinh doanh quốc tế.</w:t>
       </w:r>
     </w:p>
     <w:p>

--- a/dist/downloads/chuong_5_ket_luan_de_xuat.docx
+++ b/dist/downloads/chuong_5_ket_luan_de_xuat.docx
@@ -3152,7 +3152,7 @@
     <w:name w:val="Normal"/>
     <w:qFormat/>
     <w:pPr>
-      <w:spacing w:line="360" w:lineRule="auto"/>
+      <w:spacing w:line="288" w:lineRule="auto"/>
       <w:jc w:val="both"/>
     </w:pPr>
     <w:rPr>
@@ -3166,7 +3166,7 @@
     <w:basedOn w:val="Normal"/>
     <w:link w:val="BodyTextChar"/>
     <w:pPr>
-      <w:spacing w:after="180" w:before="180" w:line="360" w:lineRule="auto"/>
+      <w:spacing w:after="180" w:before="180" w:line="288" w:lineRule="auto"/>
       <w:jc w:val="both"/>
     </w:pPr>
     <w:qFormat/>
@@ -3182,7 +3182,7 @@
     <w:next w:val="BodyText"/>
     <w:qFormat/>
     <w:pPr>
-      <w:spacing w:line="360" w:lineRule="auto"/>
+      <w:spacing w:line="288" w:lineRule="auto"/>
       <w:jc w:val="both"/>
     </w:pPr>
     <w:rPr>
@@ -3196,7 +3196,7 @@
     <w:basedOn w:val="BodyText"/>
     <w:qFormat/>
     <w:pPr>
-      <w:spacing w:after="36" w:before="36" w:line="360" w:lineRule="auto"/>
+      <w:spacing w:after="36" w:before="36" w:line="288" w:lineRule="auto"/>
       <w:jc w:val="both"/>
     </w:pPr>
     <w:rPr>
@@ -3213,7 +3213,7 @@
     <w:pPr>
       <w:keepNext/>
       <w:keepLines/>
-      <w:spacing w:after="240" w:before="480" w:line="360" w:lineRule="auto"/>
+      <w:spacing w:after="240" w:before="480" w:line="288" w:lineRule="auto"/>
       <w:jc w:val="both"/>
     </w:pPr>
     <w:rPr>
@@ -3233,7 +3233,7 @@
     <w:pPr>
       <w:keepNext/>
       <w:keepLines/>
-      <w:spacing w:after="240" w:before="240" w:line="360" w:lineRule="auto"/>
+      <w:spacing w:after="240" w:before="240" w:line="288" w:lineRule="auto"/>
       <w:jc w:val="both"/>
     </w:pPr>
     <w:rPr>
@@ -3250,7 +3250,7 @@
     <w:pPr>
       <w:keepNext/>
       <w:keepLines/>
-      <w:spacing w:line="360" w:lineRule="auto"/>
+      <w:spacing w:line="288" w:lineRule="auto"/>
       <w:jc w:val="both"/>
     </w:pPr>
     <w:rPr>
@@ -3266,7 +3266,7 @@
     <w:pPr>
       <w:keepNext/>
       <w:keepLines/>
-      <w:spacing w:line="360" w:lineRule="auto"/>
+      <w:spacing w:line="288" w:lineRule="auto"/>
       <w:jc w:val="both"/>
     </w:pPr>
     <w:rPr>
@@ -3284,7 +3284,7 @@
       <w:keepNext/>
       <w:keepLines/>
       <w:jc w:val="both"/>
-      <w:spacing w:after="0" w:before="300" w:line="360" w:lineRule="auto"/>
+      <w:spacing w:after="0" w:before="300" w:line="288" w:lineRule="auto"/>
     </w:pPr>
     <w:rPr>
       <w:color w:val="000000"/>
@@ -3302,7 +3302,7 @@
     <w:pPr>
       <w:keepNext/>
       <w:keepLines/>
-      <w:spacing w:after="300" w:before="100" w:line="360" w:lineRule="auto"/>
+      <w:spacing w:after="300" w:before="100" w:line="288" w:lineRule="auto"/>
       <w:jc w:val="both"/>
     </w:pPr>
     <w:rPr>
@@ -3318,7 +3318,7 @@
     <w:next w:val="Bibliography"/>
     <w:qFormat/>
     <w:pPr>
-      <w:spacing w:line="360" w:lineRule="auto"/>
+      <w:spacing w:line="288" w:lineRule="auto"/>
       <w:jc w:val="both"/>
     </w:pPr>
     <w:rPr>
@@ -3336,7 +3336,7 @@
     <w:pPr>
       <w:keepNext/>
       <w:keepLines/>
-      <w:spacing w:after="0" w:before="480" w:line="360" w:lineRule="auto"/>
+      <w:spacing w:after="0" w:before="480" w:line="288" w:lineRule="auto"/>
       <w:jc w:val="both"/>
       <w:outlineLvl w:val="0"/>
     </w:pPr>
@@ -3359,7 +3359,7 @@
     <w:pPr>
       <w:keepNext/>
       <w:keepLines/>
-      <w:spacing w:after="0" w:before="200" w:line="360" w:lineRule="auto"/>
+      <w:spacing w:after="0" w:before="200" w:line="288" w:lineRule="auto"/>
       <w:jc w:val="both"/>
       <w:outlineLvl w:val="1"/>
     </w:pPr>
@@ -3382,7 +3382,7 @@
     <w:pPr>
       <w:keepNext/>
       <w:keepLines/>
-      <w:spacing w:after="0" w:before="200" w:line="360" w:lineRule="auto"/>
+      <w:spacing w:after="0" w:before="200" w:line="288" w:lineRule="auto"/>
       <w:jc w:val="both"/>
       <w:outlineLvl w:val="2"/>
     </w:pPr>
@@ -3405,7 +3405,7 @@
     <w:pPr>
       <w:keepNext/>
       <w:keepLines/>
-      <w:spacing w:after="0" w:before="200" w:line="360" w:lineRule="auto"/>
+      <w:spacing w:after="0" w:before="200" w:line="288" w:lineRule="auto"/>
       <w:jc w:val="both"/>
       <w:outlineLvl w:val="3"/>
     </w:pPr>
@@ -3428,7 +3428,7 @@
     <w:pPr>
       <w:keepNext/>
       <w:keepLines/>
-      <w:spacing w:after="0" w:before="200" w:line="360" w:lineRule="auto"/>
+      <w:spacing w:after="0" w:before="200" w:line="288" w:lineRule="auto"/>
       <w:jc w:val="both"/>
       <w:outlineLvl w:val="4"/>
     </w:pPr>
@@ -3450,7 +3450,7 @@
     <w:pPr>
       <w:keepNext/>
       <w:keepLines/>
-      <w:spacing w:after="0" w:before="200" w:line="360" w:lineRule="auto"/>
+      <w:spacing w:after="0" w:before="200" w:line="288" w:lineRule="auto"/>
       <w:jc w:val="both"/>
       <w:outlineLvl w:val="5"/>
     </w:pPr>
@@ -3471,7 +3471,7 @@
     <w:pPr>
       <w:keepNext/>
       <w:keepLines/>
-      <w:spacing w:after="0" w:before="200" w:line="360" w:lineRule="auto"/>
+      <w:spacing w:after="0" w:before="200" w:line="288" w:lineRule="auto"/>
       <w:jc w:val="both"/>
       <w:outlineLvl w:val="6"/>
     </w:pPr>
@@ -3492,7 +3492,7 @@
     <w:pPr>
       <w:keepNext/>
       <w:keepLines/>
-      <w:spacing w:after="0" w:before="200" w:line="360" w:lineRule="auto"/>
+      <w:spacing w:after="0" w:before="200" w:line="288" w:lineRule="auto"/>
       <w:jc w:val="both"/>
       <w:outlineLvl w:val="7"/>
     </w:pPr>
@@ -3513,7 +3513,7 @@
     <w:pPr>
       <w:keepNext/>
       <w:keepLines/>
-      <w:spacing w:after="0" w:before="200" w:line="360" w:lineRule="auto"/>
+      <w:spacing w:after="0" w:before="200" w:line="288" w:lineRule="auto"/>
       <w:jc w:val="both"/>
       <w:outlineLvl w:val="8"/>
     </w:pPr>
@@ -3532,7 +3532,7 @@
     <w:unhideWhenUsed/>
     <w:qFormat/>
     <w:pPr>
-      <w:spacing w:after="100" w:before="100" w:line="360" w:lineRule="auto"/>
+      <w:spacing w:after="100" w:before="100" w:line="288" w:lineRule="auto"/>
       <w:ind w:firstLine="0" w:left="480" w:right="480"/>
       <w:jc w:val="both"/>
     </w:pPr>
@@ -3550,7 +3550,7 @@
     <w:unhideWhenUsed/>
     <w:qFormat/>
     <w:pPr>
-      <w:spacing w:line="360" w:lineRule="auto"/>
+      <w:spacing w:line="288" w:lineRule="auto"/>
       <w:jc w:val="both"/>
     </w:pPr>
     <w:rPr>
@@ -3576,7 +3576,7 @@
     <w:unhideWhenUsed/>
     <w:qFormat/>
     <w:pPr>
-      <w:spacing w:line="360" w:lineRule="auto"/>
+      <w:spacing w:line="288" w:lineRule="auto"/>
       <w:jc w:val="both"/>
     </w:pPr>
     <w:rPr>
@@ -3616,7 +3616,7 @@
     <w:pPr>
       <w:keepNext/>
       <w:keepLines/>
-      <w:spacing w:after="0" w:line="360" w:lineRule="auto"/>
+      <w:spacing w:after="0" w:line="288" w:lineRule="auto"/>
       <w:jc w:val="both"/>
     </w:pPr>
     <w:rPr>
@@ -3630,7 +3630,7 @@
     <w:name w:val="Definition"/>
     <w:basedOn w:val="Normal"/>
     <w:pPr>
-      <w:spacing w:line="360" w:lineRule="auto"/>
+      <w:spacing w:line="288" w:lineRule="auto"/>
       <w:jc w:val="both"/>
     </w:pPr>
     <w:rPr>
@@ -3644,7 +3644,7 @@
     <w:basedOn w:val="Normal"/>
     <w:link w:val="BodyTextChar"/>
     <w:pPr>
-      <w:spacing w:after="120" w:before="0" w:line="360" w:lineRule="auto"/>
+      <w:spacing w:after="120" w:before="0" w:line="288" w:lineRule="auto"/>
       <w:jc w:val="both"/>
     </w:pPr>
     <w:rPr>
@@ -3659,7 +3659,7 @@
     <w:basedOn w:val="Caption"/>
     <w:pPr>
       <w:keepNext/>
-      <w:spacing w:line="360" w:lineRule="auto"/>
+      <w:spacing w:line="288" w:lineRule="auto"/>
       <w:jc w:val="both"/>
     </w:pPr>
     <w:rPr>
@@ -3672,7 +3672,7 @@
     <w:name w:val="Image Caption"/>
     <w:basedOn w:val="Caption"/>
     <w:pPr>
-      <w:spacing w:line="360" w:lineRule="auto"/>
+      <w:spacing w:line="288" w:lineRule="auto"/>
       <w:jc w:val="both"/>
     </w:pPr>
     <w:rPr>
@@ -3685,7 +3685,7 @@
     <w:name w:val="Figure"/>
     <w:basedOn w:val="Normal"/>
     <w:pPr>
-      <w:spacing w:line="360" w:lineRule="auto"/>
+      <w:spacing w:line="288" w:lineRule="auto"/>
       <w:jc w:val="both"/>
     </w:pPr>
     <w:rPr>
@@ -3699,7 +3699,7 @@
     <w:basedOn w:val="Figure"/>
     <w:pPr>
       <w:keepNext/>
-      <w:spacing w:line="360" w:lineRule="auto"/>
+      <w:spacing w:line="288" w:lineRule="auto"/>
       <w:jc w:val="both"/>
     </w:pPr>
     <w:rPr>
@@ -3763,7 +3763,7 @@
     <w:unhideWhenUsed/>
     <w:qFormat/>
     <w:pPr>
-      <w:spacing w:before="240" w:line="360" w:lineRule="auto"/>
+      <w:spacing w:before="240" w:line="288" w:lineRule="auto"/>
       <w:jc w:val="both"/>
       <w:outlineLvl w:val="9"/>
     </w:pPr>

--- a/dist/downloads/chuong_5_ket_luan_de_xuat.docx
+++ b/dist/downloads/chuong_5_ket_luan_de_xuat.docx
@@ -1327,7 +1327,7 @@
         <w:t xml:space="preserve"> </w:t>
       </w:r>
       <w:r>
-        <w:t xml:space="preserve">mà phụ thuộc bối cảnh ICRV: từ khoảng 88,6% ở Singapore (tiên tiến dẫn dắt bằng đổi mới) đến khoảng 39,7% ở Việt Nam gộp (chuyển đổi thu nhập trung bình thấp), với Trung Quốc ở mức trung gian, khoảng 48,78%. Không tồn tại một điểm uốn phổ quát cho mọi bối cảnh.</w:t>
+        <w:t xml:space="preserve">mà phụ thuộc bối cảnh ICRV: từ khoảng 82% ở Singapore (tiên tiến dẫn dắt bằng đổi mới) đến khoảng 39,7% ở Việt Nam gộp (chuyển đổi thu nhập trung bình thấp), với Trung Quốc ở mức trung gian, khoảng 48,78%. Không tồn tại một điểm uốn phổ quát cho mọi bối cảnh.</w:t>
       </w:r>
     </w:p>
     <w:p>
@@ -1776,7 +1776,7 @@
         <w:t xml:space="preserve">Doanh nghiệp Singapore (Nhóm I)</w:t>
       </w:r>
       <w:r>
-        <w:t xml:space="preserve">: điểm uốn khoảng 88,6% cho thấy không gian quốc tế hóa rất rộng. Chiến lược mở rộng quốc tế mạnh mẽ, với mức cam kết cao, phù hợp với bối cảnh này, nhất là khi đi kèm DAI cao.</w:t>
+        <w:t xml:space="preserve">: điểm uốn khoảng 82% cho thấy không gian quốc tế hóa rất rộng. Chiến lược mở rộng quốc tế mạnh mẽ, với mức cam kết cao, phù hợp với bối cảnh này, nhất là khi đi kèm DAI cao.</w:t>
       </w:r>
     </w:p>
     <w:p>
@@ -2255,7 +2255,7 @@
         <w:t xml:space="preserve"> </w:t>
       </w:r>
       <w:r>
-        <w:t xml:space="preserve">(Mar et al., 2026): phân tích Singapore (tiên tiến dẫn dắt bằng đổi mới), xác nhận chữ U ngược với điểm uốn khoảng 88,6% (khoảng tin cậy rộng), DAI khuếch đại ở mức FSTS cao.</w:t>
+        <w:t xml:space="preserve">(Mar et al., 2026): phân tích Singapore (tiên tiến dẫn dắt bằng đổi mới), xác nhận chữ U ngược với điểm uốn khoảng 82% (khoảng tin cậy rộng), DAI khuếch đại ở mức FSTS cao.</w:t>
       </w:r>
     </w:p>
     <w:p>

--- a/dist/downloads/chuong_5_ket_luan_de_xuat.docx
+++ b/dist/downloads/chuong_5_ket_luan_de_xuat.docx
@@ -183,30 +183,30 @@
           <m:t>=</m:t>
         </m:r>
         <m:r>
-          <m:t>84.910</m:t>
+          <m:t>82.302</m:t>
         </m:r>
       </m:oMath>
       <w:r>
         <w:t xml:space="preserve"> </w:t>
       </w:r>
       <w:r>
-        <w:t xml:space="preserve">quan sát từ 49 nền kinh tế): điểm uốn của quan hệ I-P</w:t>
-      </w:r>
-      <w:r>
-        <w:t xml:space="preserve"> </w:t>
-      </w:r>
-      <w:r>
-        <w:rPr>
-          <w:bCs/>
-          <w:b/>
-        </w:rPr>
-        <w:t xml:space="preserve">giảm dần</w:t>
-      </w:r>
-      <w:r>
-        <w:t xml:space="preserve"> </w:t>
-      </w:r>
-      <w:r>
-        <w:t xml:space="preserve">từ nhóm đảo nhỏ và cận biên (~55% FSTS) xuống nhóm mới nổi, thu nhập trung bình cao, tiên tiến dẫn dắt bằng tài nguyên, rồi tiên tiến dẫn dắt bằng đổi mới (~28% FSTS). Nói cách khác, nền kinh tế thể chế mạnh hơn đạt đỉnh hiệu quả xuất khẩu ở mức FSTS thấp hơn: khi thể chế hỗ trợ đã vận hành tốt, doanh nghiệp không cần quốc tế hóa sâu mới khai thác được lợi thế cạnh tranh.</w:t>
+        <w:t xml:space="preserve">quan sát từ 45 nền kinh tế): độ cong (concavity) của quan hệ I-P</w:t>
+      </w:r>
+      <w:r>
+        <w:t xml:space="preserve"> </w:t>
+      </w:r>
+      <w:r>
+        <w:rPr>
+          <w:bCs/>
+          <w:b/>
+        </w:rPr>
+        <w:t xml:space="preserve">sâu dần</w:t>
+      </w:r>
+      <w:r>
+        <w:t xml:space="preserve"> </w:t>
+      </w:r>
+      <w:r>
+        <w:t xml:space="preserve">khi chất lượng thể chế suy giảm — phẳng, gần như tuyến tính ở nhóm tiên tiến và rõ nét nhất (hình chữ U ngược) ở nhóm đảo nhỏ và cận biên — với điểm uốn dao động quanh ~40% thay vì dịch chuyển đơn điệu. Nói cách khác, ở các nền kinh tế thể chế mạnh, quan hệ I–P gần như tuyến tính trong khoảng quan sát và doanh nghiệp ít chịu hình phạt suy giảm khi quốc tế hóa sâu; còn ở các nền kinh tế thể chế yếu, hình chữ U ngược biểu hiện rõ nét, phản ánh chi phí phối hợp và lợi suất giảm dần gay gắt hơn khi đẩy mạnh xuất khẩu.</w:t>
       </w:r>
     </w:p>
     <w:p>
@@ -227,7 +227,36 @@
         <w:t xml:space="preserve">cả một chế độ thể chế</w:t>
       </w:r>
       <w:r>
-        <w:t xml:space="preserve">, được vận hành hóa thành sáu nhóm con ICRV. Lý thuyết thể chế của North (1990) cùng Khanna và Palepu (2010) dự đoán rằng thể chế định hình chi phí giao dịch và cấu trúc khuyến khích; dải biến thiên ICRV chính là biểu hiện thực nghiệm của cơ chế đó, ở quy mô 49 nền kinh tế châu Á và Thái Bình Dương (P7).</w:t>
+        <w:t xml:space="preserve">, được vận hành hóa thành sáu nhóm con ICRV. Hiểu theo cơ chế, ICRV vận hành như một</w:t>
+      </w:r>
+      <w:r>
+        <w:t xml:space="preserve"> </w:t>
+      </w:r>
+      <w:r>
+        <w:rPr>
+          <w:bCs/>
+          <w:b/>
+        </w:rPr>
+        <w:t xml:space="preserve">bộ lọc chi phí giao dịch (transaction cost filter)</w:t>
+      </w:r>
+      <w:r>
+        <w:t xml:space="preserve"> </w:t>
+      </w:r>
+      <w:r>
+        <w:t xml:space="preserve">và sáu chế độ hợp thành một</w:t>
+      </w:r>
+      <w:r>
+        <w:t xml:space="preserve"> </w:t>
+      </w:r>
+      <w:r>
+        <w:rPr>
+          <w:bCs/>
+          <w:b/>
+        </w:rPr>
+        <w:t xml:space="preserve">bản đồ địa hình xuất khẩu chiến lược (strategic export topography)</w:t>
+      </w:r>
+      <w:r>
+        <w:t xml:space="preserve">: chính chất lượng thể chế quy định nơi điểm uốn của quan hệ I-P xuất hiện, còn năng lực số đóng vai trò lá chắn bù đắp khi bộ lọc tắc nghẽn. Lý thuyết thể chế của North (1990) cùng Khanna và Palepu (2010) dự đoán rằng thể chế định hình chi phí giao dịch và cấu trúc khuyến khích; dải biến thiên ICRV chính là biểu hiện thực nghiệm của cơ chế đó, ở quy mô 45 nền kinh tế châu Á và Thái Bình Dương (P7).</w:t>
       </w:r>
     </w:p>
     <w:p>
@@ -285,7 +314,7 @@
         <w:t xml:space="preserve"> </w:t>
       </w:r>
       <w:r>
-        <w:t xml:space="preserve">trong một bối cảnh quốc gia cụ thể là Việt Nam (P3), nơi môi trường chuyển đổi và sự phân mảnh thể chế tạo điều kiện cho TCI tái định hình hiệu ứng. Vai trò này không phổ quát trên toàn mẫu 49 nền kinh tế: ở P7, cả tương tác FSTS×TCI lẫn</w:t>
+        <w:t xml:space="preserve">trong một bối cảnh quốc gia cụ thể là Việt Nam (P3), nơi môi trường chuyển đổi và sự phân mảnh thể chế tạo điều kiện cho TCI tái định hình hiệu ứng. Vai trò này không phổ quát trên toàn mẫu 45 nền kinh tế: ở P7, cả tương tác FSTS×TCI lẫn</w:t>
       </w:r>
       <w:r>
         <w:t xml:space="preserve"> </w:t>
@@ -364,7 +393,7 @@
         <w:pStyle w:val="FirstParagraph"/>
       </w:pPr>
       <w:r>
-        <w:t xml:space="preserve">Kết quả về chỉ số chấp nhận số (DAI) phức tạp và nhiều sắc thái hơn TCI. Trên toàn mẫu P7 gồm 49 nền kinh tế, DAI có hiệu ứng nâng mặt bằng năng suất dương và có ý nghĩa (</w:t>
+        <w:t xml:space="preserve">Kết quả về chỉ số chấp nhận số (DAI) phức tạp và nhiều sắc thái hơn TCI. Trên toàn mẫu P7 gồm 45 nền kinh tế, DAI có hiệu ứng nâng mặt bằng năng suất dương và có ý nghĩa (</w:t>
       </w:r>
       <m:oMath>
         <m:acc>
@@ -650,7 +679,7 @@
           <m:t>,</m:t>
         </m:r>
         <m:r>
-          <m:t>012</m:t>
+          <m:t>049</m:t>
         </m:r>
       </m:oMath>
       <w:r>
@@ -830,7 +859,7 @@
         <w:pStyle w:val="BodyText"/>
       </w:pPr>
       <w:r>
-        <w:t xml:space="preserve">Lý thuyết thể chế gợi thêm một cách giải thích. Ở các bối cảnh ICRV thấp với nhiều khoảng trống thể chế (Khanna &amp; Palepu, 2010), doanh nghiệp xuất khẩu dựa vào DAI nhiều hơn như một cơ chế bù đắp cho hạ tầng thể chế còn thiếu. Bằng chứng nằm ở tương tác DAI×ICRV (p = 0,012) trong P7: DAI</w:t>
+        <w:t xml:space="preserve">Lý thuyết thể chế gợi thêm một cách giải thích. Ở các bối cảnh ICRV thấp với nhiều khoảng trống thể chế (Khanna &amp; Palepu, 2010), doanh nghiệp xuất khẩu dựa vào DAI nhiều hơn như một cơ chế bù đắp cho hạ tầng thể chế còn thiếu. Bằng chứng nằm ở tương tác DAI×ICRV (p = 0,049) trong P7: DAI</w:t>
       </w:r>
       <w:r>
         <w:t xml:space="preserve"> </w:t>
@@ -1225,7 +1254,7 @@
         <w:t xml:space="preserve"> </w:t>
       </w:r>
       <w:r>
-        <w:t xml:space="preserve">tổng hợp, mà ở cấu trúc dị biệt: việc phân tách</w:t>
+        <w:t xml:space="preserve">tổng hợp, mà ở hai phát hiện sắc bén hơn. Phát hiện thứ nhất là cấu trúc dị biệt: việc phân tách</w:t>
       </w:r>
       <w:r>
         <w:t xml:space="preserve"> </w:t>
@@ -1285,7 +1314,168 @@
         <w:t xml:space="preserve">đo lường bên trong từng nghiên cứu</w:t>
       </w:r>
       <w:r>
-        <w:t xml:space="preserve">, chứ không phải sự bất đồng căn bản giữa các nghiên cứu với nhau.</w:t>
+        <w:t xml:space="preserve">, chứ không phải sự bất đồng căn bản giữa các nghiên cứu với nhau. Phát hiện thứ hai, và là một đóng góp hiệu chỉnh đối với toàn bộ văn liệu, là mức độ thiên lệch công bố: hiệu chỉnh trim-and-fill kéo hiệu ứng gộp từ</w:t>
+      </w:r>
+      <w:r>
+        <w:t xml:space="preserve"> </w:t>
+      </w:r>
+      <m:oMath>
+        <m:r>
+          <m:t>r</m:t>
+        </m:r>
+        <m:r>
+          <m:rPr>
+            <m:sty m:val="p"/>
+          </m:rPr>
+          <m:t>=</m:t>
+        </m:r>
+        <m:r>
+          <m:t>0</m:t>
+        </m:r>
+        <m:r>
+          <m:rPr>
+            <m:sty m:val="p"/>
+          </m:rPr>
+          <m:t>,</m:t>
+        </m:r>
+        <m:r>
+          <m:t>074</m:t>
+        </m:r>
+      </m:oMath>
+      <w:r>
+        <w:t xml:space="preserve"> </w:t>
+      </w:r>
+      <w:r>
+        <w:t xml:space="preserve">xuống</w:t>
+      </w:r>
+      <w:r>
+        <w:t xml:space="preserve"> </w:t>
+      </w:r>
+      <m:oMath>
+        <m:r>
+          <m:t>r</m:t>
+        </m:r>
+        <m:r>
+          <m:rPr>
+            <m:sty m:val="p"/>
+          </m:rPr>
+          <m:t>=</m:t>
+        </m:r>
+        <m:r>
+          <m:t>0</m:t>
+        </m:r>
+        <m:r>
+          <m:rPr>
+            <m:sty m:val="p"/>
+          </m:rPr>
+          <m:t>,</m:t>
+        </m:r>
+        <m:r>
+          <m:t>035</m:t>
+        </m:r>
+      </m:oMath>
+      <w:r>
+        <w:t xml:space="preserve"> </w:t>
+      </w:r>
+      <w:r>
+        <w:t xml:space="preserve">—</w:t>
+      </w:r>
+      <w:r>
+        <w:t xml:space="preserve"> </w:t>
+      </w:r>
+      <w:r>
+        <w:rPr>
+          <w:bCs/>
+          <w:b/>
+        </w:rPr>
+        <w:t xml:space="preserve">suy giảm khoảng 53%</w:t>
+      </w:r>
+      <w:r>
+        <w:t xml:space="preserve"> </w:t>
+      </w:r>
+      <w:r>
+        <w:t xml:space="preserve">— hàm ý rằng quan hệ I-P trung bình được báo cáo suốt bốn thập kỷ có thể đã bị thổi phồng đáng kể. Đây là một ước lượng hiệu chỉnh được củng cố bởi kiểm định Begg có ý nghĩa (</w:t>
+      </w:r>
+      <m:oMath>
+        <m:r>
+          <m:t>τ</m:t>
+        </m:r>
+        <m:r>
+          <m:rPr>
+            <m:sty m:val="p"/>
+          </m:rPr>
+          <m:t>=</m:t>
+        </m:r>
+        <m:r>
+          <m:rPr>
+            <m:sty m:val="p"/>
+          </m:rPr>
+          <m:t>−</m:t>
+        </m:r>
+        <m:r>
+          <m:t>0</m:t>
+        </m:r>
+        <m:r>
+          <m:rPr>
+            <m:sty m:val="p"/>
+          </m:rPr>
+          <m:t>,</m:t>
+        </m:r>
+        <m:r>
+          <m:t>134</m:t>
+        </m:r>
+      </m:oMath>
+      <w:r>
+        <w:t xml:space="preserve">,</w:t>
+      </w:r>
+      <w:r>
+        <w:t xml:space="preserve"> </w:t>
+      </w:r>
+      <m:oMath>
+        <m:r>
+          <m:t>p</m:t>
+        </m:r>
+        <m:r>
+          <m:rPr>
+            <m:sty m:val="p"/>
+          </m:rPr>
+          <m:t>&lt;</m:t>
+        </m:r>
+        <m:r>
+          <m:rPr>
+            <m:sty m:val="p"/>
+          </m:rPr>
+          <m:t>,</m:t>
+        </m:r>
+        <m:r>
+          <m:t>001</m:t>
+        </m:r>
+      </m:oMath>
+      <w:r>
+        <w:t xml:space="preserve">); do kiểm định Egger chỉ ở mức biên (</w:t>
+      </w:r>
+      <m:oMath>
+        <m:r>
+          <m:t>p</m:t>
+        </m:r>
+        <m:r>
+          <m:rPr>
+            <m:sty m:val="p"/>
+          </m:rPr>
+          <m:t>=</m:t>
+        </m:r>
+        <m:r>
+          <m:rPr>
+            <m:sty m:val="p"/>
+          </m:rPr>
+          <m:t>,</m:t>
+        </m:r>
+        <m:r>
+          <m:t>057</m:t>
+        </m:r>
+      </m:oMath>
+      <w:r>
+        <w:t xml:space="preserve">), luận án trình bày con số 53% như một tín hiệu định hướng mạnh chứ không phải một độ lớn đã chốt.</w:t>
       </w:r>
     </w:p>
     <w:bookmarkEnd w:id="28"/>
@@ -1343,7 +1533,7 @@
         <w:pStyle w:val="BodyText"/>
       </w:pPr>
       <w:r>
-        <w:t xml:space="preserve">Sau cùng, luận án mở rộng khung phân tích từ dữ liệu doanh nghiệp Nhật Bản và đa quốc gia sang 47-49 nền kinh tế châu Á và Thái Bình Dương, một bối cảnh còn ít được đại diện trong các nghiên cứu của Lu và Beamish.</w:t>
+        <w:t xml:space="preserve">Sau cùng, luận án mở rộng khung phân tích từ dữ liệu doanh nghiệp Nhật Bản và đa quốc gia sang 45 nền kinh tế châu Á và Thái Bình Dương, một bối cảnh còn ít được đại diện trong các nghiên cứu của Lu và Beamish.</w:t>
       </w:r>
     </w:p>
     <w:bookmarkEnd w:id="29"/>
@@ -1471,7 +1661,7 @@
         <w:t xml:space="preserve"> </w:t>
       </w:r>
       <w:r>
-        <w:t xml:space="preserve">trong khung CDCM. DAI có hiệu ứng nâng mặt bằng phổ quát (β = +0,155, p &lt; 0,001, mẫu gộp N=84.910 từ 49 nền kinh tế), nhưng vai trò uốn đường cong I-P lại</w:t>
+        <w:t xml:space="preserve">trong khung CDCM. DAI có hiệu ứng nâng mặt bằng phổ quát (β = +0,155, p &lt; 0,001, mẫu gộp N=82.302 từ 45 nền kinh tế), nhưng vai trò uốn đường cong I-P lại</w:t>
       </w:r>
       <w:r>
         <w:t xml:space="preserve"> </w:t>
@@ -1487,7 +1677,7 @@
         <w:t xml:space="preserve"> </w:t>
       </w:r>
       <w:r>
-        <w:t xml:space="preserve">(DAI×ICRV: p = 0,012). Điều đó gợi ý rằng DAI không phải năng lực nền tảng như TCI, mà là</w:t>
+        <w:t xml:space="preserve">(DAI×ICRV: p = 0,049). Điều đó gợi ý rằng DAI không phải năng lực nền tảng như TCI, mà là</w:t>
       </w:r>
       <w:r>
         <w:t xml:space="preserve"> </w:t>
@@ -1500,7 +1690,7 @@
         <w:t xml:space="preserve">nguồn lực tình huống</w:t>
       </w:r>
       <w:r>
-        <w:t xml:space="preserve">, một tài nguyên có vai trò thay đổi theo bối cảnh thể chế. Đáng chú ý, tương tác DAI×ICRV (p = 0,012) cho thấy hiệu ứng điều tiết của DAI</w:t>
+        <w:t xml:space="preserve">, một tài nguyên có vai trò thay đổi theo bối cảnh thể chế. Đáng chú ý, tương tác DAI×ICRV (p = 0,049) cho thấy hiệu ứng điều tiết của DAI</w:t>
       </w:r>
       <w:r>
         <w:t xml:space="preserve"> </w:t>
@@ -2590,7 +2780,7 @@
           <m:t>=</m:t>
         </m:r>
         <m:r>
-          <m:t>84.910</m:t>
+          <m:t>82.302</m:t>
         </m:r>
       </m:oMath>
       <w:r>
@@ -2620,7 +2810,7 @@
         <w:t xml:space="preserve"> </w:t>
       </w:r>
       <w:r>
-        <w:t xml:space="preserve">(M3-M5 có đầy đủ biến kiểm soát), điểm uốn 36,4-40,0% (M2-M5; M11 đầy đủ: điểm uốn 34,6%,</w:t>
+        <w:t xml:space="preserve">(M3-M5 có đầy đủ biến kiểm soát), điểm uốn 36,4-40,0% (M2-M5; M11 đầy đủ: điểm uốn 25,7%,</w:t>
       </w:r>
       <w:r>
         <w:t xml:space="preserve"> </w:t>
@@ -2655,7 +2845,7 @@
           <m:t>,</m:t>
         </m:r>
         <m:r>
-          <m:t>002</m:t>
+          <m:t>026</m:t>
         </m:r>
       </m:oMath>
       <w:r>
@@ -2681,7 +2871,7 @@
           <m:t>,</m:t>
         </m:r>
         <m:r>
-          <m:t>012</m:t>
+          <m:t>049</m:t>
         </m:r>
       </m:oMath>
       <w:r>
@@ -2851,7 +3041,7 @@
         <w:pStyle w:val="FirstParagraph"/>
       </w:pPr>
       <w:r>
-        <w:t xml:space="preserve">Bằng chứng từ 238 nghiên cứu trong phân tích tổng hợp P6 và 84.910 doanh nghiệp tại 49 nền kinh tế châu Á và Thái Bình Dương ở P7 đều dẫn về kết luận này. Quan hệ I-P không phải một đường cong phổ quát, mà là một</w:t>
+        <w:t xml:space="preserve">Bằng chứng từ 238 nghiên cứu trong phân tích tổng hợp P6 và 82.302 doanh nghiệp tại 45 nền kinh tế châu Á và Thái Bình Dương ở P7 đều dẫn về kết luận này. Quan hệ I-P không phải một đường cong phổ quát, mà là một</w:t>
       </w:r>
       <w:r>
         <w:t xml:space="preserve"> </w:t>

--- a/dist/downloads/chuong_5_ket_luan_de_xuat.docx
+++ b/dist/downloads/chuong_5_ket_luan_de_xuat.docx
@@ -879,13 +879,13 @@
       </w:r>
     </w:p>
     <w:bookmarkEnd w:id="24"/>
-    <w:bookmarkStart w:id="25" w:name="Xbce3792f42f8794cec523698a3d6f54cb810e39"/>
+    <w:bookmarkStart w:id="25" w:name="Xece9a1da6f346a507472622c3a51811b77b548d"/>
     <w:p>
       <w:pPr>
         <w:pStyle w:val="Heading3"/>
       </w:pPr>
       <w:r>
-        <w:t xml:space="preserve">5.1.4 Đặc điểm nhà quản trị là yếu tố điều tiết cá nhân, hỗ trợ có điều kiện H4</w:t>
+        <w:t xml:space="preserve">5.1.4 Đặc điểm nhà quản trị là kiểm soát quản trị nội sinh, hỗ trợ có điều kiện H4</w:t>
       </w:r>
     </w:p>
     <w:p>
@@ -893,7 +893,7 @@
         <w:pStyle w:val="FirstParagraph"/>
       </w:pPr>
       <w:r>
-        <w:t xml:space="preserve">Kết quả về H4 từ P7 cho thấy đặc điểm nhà quản trị cấp cao tác động điều tiết không đồng nhất. Giới tính nữ của nhà quản trị (</w:t>
+        <w:t xml:space="preserve">Kết quả về H4 từ P7 cho thấy đặc điểm nhà quản trị cấp cao tác động ở dạng hiệu ứng mức (level effect). Giới tính nữ của nhà quản trị (</w:t>
       </w:r>
       <m:oMath>
         <m:acc>
@@ -958,7 +958,7 @@
         </m:r>
       </m:oMath>
       <w:r>
-        <w:t xml:space="preserve">) nhất quán mang hiệu ứng tích cực lên hiệu quả I-P trong toàn mẫu: doanh nghiệp có nhà quản trị cấp cao là nữ đạt hiệu quả cao hơn từ quốc tế hóa. Điều này phù hợp với lý thuyết thượng tầng quản trị (Hambrick &amp; Mason, 1984), theo đó đặc điểm của cấp lãnh đạo định hình cách tổ chức nhận diện và khai thác cơ hội quốc tế.</w:t>
+        <w:t xml:space="preserve">) nhất quán nâng mặt bằng hiệu quả I-P trong toàn mẫu: doanh nghiệp có nhà quản trị cấp cao là nữ đạt hiệu quả cao hơn từ quốc tế hóa. Điều này phù hợp với lý thuyết thượng tầng quản trị (Hambrick &amp; Mason, 1984), theo đó đặc điểm của cấp lãnh đạo định hình cách tổ chức nhận diện và khai thác cơ hội quốc tế. Tuy vậy, các đặc điểm này được đưa vào khung như khối kiểm soát quản trị nội sinh chứ không phải nhân tố điều tiết trọng tâm định hình độ cong của đường quan hệ I-P. Để bảo vệ tính nhân quả thuần khiết của tương tác Thể chế × Công nghệ, các đặc điểm nhà quản trị (kinh nghiệm, học vấn, giới tính) được đưa vào như biến kiểm soát quản trị nội sinh, không phải nhân tố điều tiết trọng tâm của đường cong I-P; ký hiệu H4 được giữ nguyên để tương thích với các bản thảo đồng hành (P3/P4/P5).</w:t>
       </w:r>
     </w:p>
     <w:p>
@@ -966,7 +966,7 @@
         <w:pStyle w:val="BodyText"/>
       </w:pPr>
       <w:r>
-        <w:t xml:space="preserve">Cơ chế lý thuyết có thể đi qua hai kênh. Một là tính đa dạng nhận thức: nhà quản trị nữ thường mang lại góc nhìn khác biệt khi ra quyết định quốc tế hóa, giúp nhận diện thị trường ngách và giảm rủi ro tập trung. Hai là chuẩn mực quản trị: sự hiện diện của lãnh đạo nữ tương quan với thực hành quản trị tốt hơn và minh bạch hơn, điều đặc biệt quan trọng trong môi trường thể chế yếu.</w:t>
+        <w:t xml:space="preserve">Cơ chế lý thuyết có thể đi qua hai kênh. Một là tính đa dạng nhận thức: nhà quản trị nữ thường mang lại góc nhìn khác biệt khi ra quyết định quốc tế hóa, giúp nhận diện thị trường ngách và giảm rủi ro tập trung. Hai là chuẩn mực quản trị: sự hiện diện của lãnh đạo nữ tương quan với thực hành quản trị tốt hơn và minh bạch hơn, điều đặc biệt quan trọng trong môi trường thể chế yếu. Việc kiểm soát các kênh này khóa chặt thiên lệch nội sinh phát sinh từ năng lực và sự đa dạng giới của nhà quản trị.</w:t>
       </w:r>
     </w:p>
     <w:p>
@@ -974,7 +974,7 @@
         <w:pStyle w:val="BodyText"/>
       </w:pPr>
       <w:r>
-        <w:t xml:space="preserve">Dù vậy, cần lưu ý rằng tác động này được phát hiện ở cấp gộp toàn mẫu (P7), nên còn phải kiểm định riêng theo từng bối cảnh ICRV mới hiểu đầy đủ điều kiện biên của yếu tố điều tiết cấp quản trị. Kết quả không có ý nghĩa về kinh nghiệm nhà quản trị gợi ý rằng, trong bối cảnh châu Á đa dạng, số năm kinh nghiệm đơn thuần chưa nắm bắt được</w:t>
+        <w:t xml:space="preserve">Dù vậy, cần lưu ý rằng hiệu ứng mức này được phát hiện ở cấp gộp toàn mẫu (P7); việc tách riêng và kiểm định khả năng điều tiết theo từng bối cảnh ICRV thuộc về hướng nghiên cứu tương lai. Kết quả không có ý nghĩa về kinh nghiệm nhà quản trị gợi ý rằng, trong bối cảnh châu Á đa dạng, số năm kinh nghiệm đơn thuần chưa nắm bắt được</w:t>
       </w:r>
       <w:r>
         <w:t xml:space="preserve"> </w:t>
@@ -1834,7 +1834,7 @@
         <w:t xml:space="preserve">có giá trị dự đoán</w:t>
       </w:r>
       <w:r>
-        <w:t xml:space="preserve">: điểm uốn của quan hệ I-P giảm đơn điệu theo chiều từ đảo nhỏ và cận biên (~55%) xuống tiên tiến dẫn dắt bằng đổi mới (~28%). Thể chế càng mạnh, doanh nghiệp càng đạt đỉnh hiệu quả ở mức quốc tế hóa thấp hơn, đúng như giá trị dự đoán của phân loại.</w:t>
+        <w:t xml:space="preserve">: độ cong (concavity / biên độ) của quan hệ I-P sâu dần khi chất lượng thể chế suy giảm, từ gần tuyến tính ở chế độ tiên tiến dẫn dắt bằng đổi mới đến hình chữ U ngược rõ nét với hình phạt sau đỉnh gay gắt ở chế độ cận biên và đảo nhỏ, trong khi điểm uốn theo nhóm không đồng nhất và không dịch chuyển đơn điệu. Thể chế càng yếu, hình phạt cho quốc tế hóa quá mức càng gay gắt, đúng như giá trị dự đoán của phân loại.</w:t>
       </w:r>
     </w:p>
     <w:p>
@@ -2298,7 +2298,7 @@
         <w:pStyle w:val="BodyText"/>
       </w:pPr>
       <w:r>
-        <w:t xml:space="preserve">Sau cùng, cần kiểm định vai trò của đặc điểm nhà quản trị cấp cao (H4, gồm kinh nghiệm và giới tính) trong từng bối cảnh ICRV riêng, nhất là ở nhóm cận biên và đảo nhỏ, nơi tầng năng lực và thể chế đều yếu hơn, để xem liệu đặc điểm nhà quản trị có bù đắp được phần nào cho những thiếu hụt ấy hay không.</w:t>
+        <w:t xml:space="preserve">Sau cùng, trong luận án này đặc điểm nhà quản trị cấp cao (H4, gồm kinh nghiệm, học vấn và giới tính) được đưa vào như khối kiểm soát quản trị nội sinh chứ không phải nhân tố điều tiết trọng tâm; một hướng nghiên cứu tương lai là tách riêng và kiểm định khả năng điều tiết theo bối cảnh của các đặc điểm này trong từng chế độ ICRV, nhất là ở nhóm cận biên và đảo nhỏ, nơi tầng năng lực và thể chế đều yếu hơn, để xem liệu chất lượng quản trị có bù đắp được phần nào cho những thiếu hụt ấy hay không.</w:t>
       </w:r>
     </w:p>
     <w:p>
@@ -3054,7 +3054,7 @@
         <w:t xml:space="preserve">họ đường cong phụ thuộc bối cảnh</w:t>
       </w:r>
       <w:r>
-        <w:t xml:space="preserve">, trong đó điểm uốn là một hàm số giảm dần của chất lượng thể chế theo ICRV: thể chế càng mạnh, điểm uốn càng đến sớm, tức ở mức FSTS thấp hơn.</w:t>
+        <w:t xml:space="preserve">, trong đó độ cong (concavity / biên độ) là một hàm số tăng dần theo mức độ suy giảm của chất lượng thể chế theo ICRV: thể chế càng yếu, hình chữ U ngược càng cong sâu và hình phạt sau đỉnh càng gay gắt, trong khi điểm uốn theo nhóm không đồng nhất và không dịch chuyển đơn điệu.</w:t>
       </w:r>
     </w:p>
     <w:bookmarkEnd w:id="47"/>

--- a/dist/downloads/chuong_5_ket_luan_de_xuat.docx
+++ b/dist/downloads/chuong_5_ket_luan_de_xuat.docx
@@ -428,7 +428,7 @@
           <m:t>,</m:t>
         </m:r>
         <m:r>
-          <m:t>155</m:t>
+          <m:t>172</m:t>
         </m:r>
       </m:oMath>
       <w:r>
@@ -458,7 +458,7 @@
         </m:r>
       </m:oMath>
       <w:r>
-        <w:t xml:space="preserve">), tương ứng khoảng 17% lợi thế năng suất cho doanh nghiệp có trang web. Đáng chú ý hơn, cả hai tương tác uốn đường cong đều có ý nghĩa (</w:t>
+        <w:t xml:space="preserve">), tương ứng khoảng 19% lợi thế năng suất cho doanh nghiệp có trang web. Đáng chú ý hơn, cả hai tương tác uốn đường cong đều có ý nghĩa (</w:t>
       </w:r>
       <m:oMath>
         <m:acc>
@@ -523,7 +523,7 @@
           <m:t>,</m:t>
         </m:r>
         <m:r>
-          <m:t>614</m:t>
+          <m:t>588</m:t>
         </m:r>
       </m:oMath>
       <w:r>
@@ -630,7 +630,7 @@
           <m:t>,</m:t>
         </m:r>
         <m:r>
-          <m:t>766</m:t>
+          <m:t>726</m:t>
         </m:r>
       </m:oMath>
       <w:r>
@@ -928,7 +928,7 @@
           <m:t>,</m:t>
         </m:r>
         <m:r>
-          <m:t>185</m:t>
+          <m:t>202</m:t>
         </m:r>
       </m:oMath>
       <w:r>
@@ -1661,7 +1661,7 @@
         <w:t xml:space="preserve"> </w:t>
       </w:r>
       <w:r>
-        <w:t xml:space="preserve">trong khung CDCM. DAI có hiệu ứng nâng mặt bằng phổ quát (β = +0,155, p &lt; 0,001, mẫu gộp N=82.302 từ 45 nền kinh tế), nhưng vai trò uốn đường cong I-P lại</w:t>
+        <w:t xml:space="preserve">trong khung CDCM. DAI có hiệu ứng nâng mặt bằng phổ quát (β = +0,172, p &lt; 0,001, mẫu gộp N=82.302 từ 45 nền kinh tế), nhưng vai trò uốn đường cong I-P lại</w:t>
       </w:r>
       <w:r>
         <w:t xml:space="preserve"> </w:t>
@@ -2803,14 +2803,14 @@
           <m:t>=</m:t>
         </m:r>
         <m:r>
-          <m:t>38.342</m:t>
+          <m:t>36.772</m:t>
         </m:r>
       </m:oMath>
       <w:r>
         <w:t xml:space="preserve"> </w:t>
       </w:r>
       <w:r>
-        <w:t xml:space="preserve">(M3-M5 có đầy đủ biến kiểm soát), điểm uốn 36,4-40,0% (M2-M5; M11 đầy đủ: điểm uốn 25,7%,</w:t>
+        <w:t xml:space="preserve">(M3-M5 có đầy đủ biến kiểm soát), điểm uốn 34,1–39,5% (M2-M5; M11 đầy đủ: điểm uốn 25,7%,</w:t>
       </w:r>
       <w:r>
         <w:t xml:space="preserve"> </w:t>

--- a/dist/downloads/chuong_5_ket_luan_de_xuat.docx
+++ b/dist/downloads/chuong_5_ket_luan_de_xuat.docx
@@ -80,7 +80,7 @@
         <w:t xml:space="preserve">dải biến thiên ICRV (Institutional Context Regime Variation, biến thiên chế độ bối cảnh thể chế)</w:t>
       </w:r>
       <w:r>
-        <w:t xml:space="preserve">: cùng một mức độ quốc tế hóa (FSTS) lại mang lại hiệu quả rất khác nhau, tùy vào chế độ thể chế mà doanh nghiệp hoạt động. Hai nguồn bằng chứng độc lập cùng chỉ về một kết luận, đó là phân tích tổng hợp (P6,</w:t>
+        <w:t xml:space="preserve">: cùng một mức độ quốc tế hóa (FSTS) lại mang lại hiệu quả rất khác nhau, tùy vào chế độ thể chế mà doanh nghiệp hoạt động. Hai nguồn bằng chứng độc lập cùng chỉ về một kết luận, đó là phân tích tổng hợp (phân tích tổng hợp,</w:t>
       </w:r>
       <w:r>
         <w:t xml:space="preserve"> </w:t>
@@ -167,7 +167,7 @@
         </m:r>
       </m:oMath>
       <w:r>
-        <w:t xml:space="preserve">) và phân tích dữ liệu sơ cấp toàn mẫu (P7,</w:t>
+        <w:t xml:space="preserve">) và phân tích dữ liệu sơ cấp toàn mẫu (phân tích đa quốc gia,</w:t>
       </w:r>
       <w:r>
         <w:t xml:space="preserve"> </w:t>
@@ -256,7 +256,7 @@
         <w:t xml:space="preserve">bản đồ địa hình xuất khẩu chiến lược (strategic export topography)</w:t>
       </w:r>
       <w:r>
-        <w:t xml:space="preserve">: chính chất lượng thể chế quy định nơi điểm uốn của quan hệ I-P xuất hiện, còn năng lực số đóng vai trò lá chắn bù đắp khi bộ lọc tắc nghẽn. Lý thuyết thể chế của North (1990) cùng Khanna và Palepu (2010) dự đoán rằng thể chế định hình chi phí giao dịch và cấu trúc khuyến khích; dải biến thiên ICRV chính là biểu hiện thực nghiệm của cơ chế đó, ở quy mô 45 nền kinh tế châu Á và Thái Bình Dương (P7).</w:t>
+        <w:t xml:space="preserve">: chính chất lượng thể chế quy định nơi điểm uốn của quan hệ I-P xuất hiện, còn năng lực số đóng vai trò lá chắn bù đắp khi bộ lọc tắc nghẽn. Lý thuyết thể chế của North (1990) cùng Khanna và Palepu (2010) dự đoán rằng thể chế định hình chi phí giao dịch và cấu trúc khuyến khích; dải biến thiên ICRV chính là biểu hiện thực nghiệm của cơ chế đó, ở quy mô 45 nền kinh tế châu Á và Thái Bình Dương (phân tích đa quốc gia 45 nền kinh tế).</w:t>
       </w:r>
     </w:p>
     <w:p>
@@ -298,7 +298,7 @@
         <w:t xml:space="preserve"> </w:t>
       </w:r>
       <w:r>
-        <w:t xml:space="preserve">ở mọi mẫu, từ Việt Nam (P3) và Trung Quốc (P5) đến toàn mẫu (P7), với mỗi đơn vị độ lệch chuẩn TCI gắn với mức tăng năng suất khoảng 41%. Tuy nhiên, TCI chỉ</w:t>
+        <w:t xml:space="preserve">ở mọi mẫu, từ Việt Nam (Việt Nam) và Trung Quốc (Trung Quốc) đến toàn mẫu (phân tích đa quốc gia 45 nền kinh tế), với mỗi đơn vị độ lệch chuẩn TCI gắn với mức tăng năng suất khoảng 41%. Tuy nhiên, TCI chỉ</w:t>
       </w:r>
       <w:r>
         <w:t xml:space="preserve"> </w:t>
@@ -314,7 +314,7 @@
         <w:t xml:space="preserve"> </w:t>
       </w:r>
       <w:r>
-        <w:t xml:space="preserve">trong một bối cảnh quốc gia cụ thể là Việt Nam (P3), nơi môi trường chuyển đổi và sự phân mảnh thể chế tạo điều kiện cho TCI tái định hình hiệu ứng. Vai trò này không phổ quát trên toàn mẫu 45 nền kinh tế: ở P7, cả tương tác FSTS×TCI lẫn</w:t>
+        <w:t xml:space="preserve">trong một bối cảnh quốc gia cụ thể là Việt Nam (Việt Nam), nơi môi trường chuyển đổi và sự phân mảnh thể chế tạo điều kiện cho TCI tái định hình hiệu ứng. Vai trò này không phổ quát trên toàn mẫu 45 nền kinh tế: ở phân tích đa quốc gia, cả tương tác FSTS×TCI lẫn</w:t>
       </w:r>
       <w:r>
         <w:t xml:space="preserve"> </w:t>
@@ -393,7 +393,7 @@
         <w:pStyle w:val="FirstParagraph"/>
       </w:pPr>
       <w:r>
-        <w:t xml:space="preserve">Kết quả về chỉ số chấp nhận số (DAI) phức tạp và nhiều sắc thái hơn TCI. Trên toàn mẫu P7 gồm 45 nền kinh tế, DAI có hiệu ứng nâng mặt bằng năng suất dương và có ý nghĩa (</w:t>
+        <w:t xml:space="preserve">Kết quả về chỉ số chấp nhận số (DAI) phức tạp và nhiều sắc thái hơn TCI. Trên toàn mẫu đa quốc gia gồm 45 nền kinh tế, DAI có hiệu ứng nâng mặt bằng năng suất dương và có ý nghĩa (</w:t>
       </w:r>
       <m:oMath>
         <m:acc>
@@ -683,7 +683,7 @@
         </m:r>
       </m:oMath>
       <w:r>
-        <w:t xml:space="preserve">) khẳng định DAI phát huy mạnh hơn ở các bối cảnh thể chế yếu, nhất quán với lập luận CDCM rằng DAI bù đắp cho sự vắng mặt của hạ tầng thể chế ở Nhóm IV-V, chứ không chỉ khuếch đại lợi thế vốn đã có ở Nhóm I. Tại Singapore (P4, DAI Tier-1+2), DAI bộc lộ rõ nhất dưới dạng hiệu ứng khuếch đại (</w:t>
+        <w:t xml:space="preserve">) khẳng định DAI phát huy mạnh hơn ở các bối cảnh thể chế yếu, nhất quán với lập luận CDCM rằng DAI bù đắp cho sự vắng mặt của hạ tầng thể chế ở Nhóm IV-V, chứ không chỉ khuếch đại lợi thế vốn đã có ở Nhóm I. Tại Singapore (phân tích Singapore, DAI Tier-1+2), DAI bộc lộ rõ nhất dưới dạng hiệu ứng khuếch đại (</w:t>
       </w:r>
       <m:oMath>
         <m:acc>
@@ -787,7 +787,7 @@
         </m:r>
       </m:oMath>
       <w:r>
-        <w:t xml:space="preserve">). Còn tại Việt Nam (P3, chỉ Tier-1, ước lượng bằng biến công cụ), kết quả DAI không có ý nghĩa phản ánh hạn chế đo lường và sai lệch chọn mẫu, chứ không phải sự bác bỏ H3.</w:t>
+        <w:t xml:space="preserve">). Còn tại Việt Nam (phân tích Việt Nam, chỉ Tier-1, ước lượng bằng biến công cụ), kết quả DAI không có ý nghĩa phản ánh hạn chế đo lường và sai lệch chọn mẫu, chứ không phải sự bác bỏ H3.</w:t>
       </w:r>
     </w:p>
     <w:p>
@@ -835,7 +835,7 @@
         <w:pStyle w:val="BodyText"/>
       </w:pPr>
       <w:r>
-        <w:t xml:space="preserve">Cũng cần lưu ý rằng kết quả không có ý nghĩa về DAI tại Việt Nam (P3) và các bối cảnh thấp hơn không hẳn bác bỏ H3, mà phần nào phản ánh hạn chế đo lường: DAI Tier-1, gồm trang web, thư điện tử, bán hàng trực tuyến, chưa nắm bắt được chiều sâu của năng lực số. Khi DAI được đo bằng Tier-1+2, bổ sung thanh toán điện tử và kết nối nhà cung ứng số như ở Singapore, hiệu ứng điều tiết hiện ra rõ hơn. Quan trọng hơn, mọi thước đo DAI trong luận án đều là</w:t>
+        <w:t xml:space="preserve">Cũng cần lưu ý rằng kết quả không có ý nghĩa về DAI tại Việt Nam (Việt Nam) và các bối cảnh thấp hơn không hẳn bác bỏ H3, mà phần nào phản ánh hạn chế đo lường: DAI Tier-1, gồm trang web, thư điện tử, bán hàng trực tuyến, chưa nắm bắt được chiều sâu của năng lực số. Khi DAI được đo bằng Tier-1+2, bổ sung thanh toán điện tử và kết nối nhà cung ứng số như ở Singapore, hiệu ứng điều tiết hiện ra rõ hơn. Quan trọng hơn, mọi thước đo DAI trong luận án đều là</w:t>
       </w:r>
       <w:r>
         <w:t xml:space="preserve"> </w:t>
@@ -859,7 +859,7 @@
         <w:pStyle w:val="BodyText"/>
       </w:pPr>
       <w:r>
-        <w:t xml:space="preserve">Lý thuyết thể chế gợi thêm một cách giải thích. Ở các bối cảnh ICRV thấp với nhiều khoảng trống thể chế (Khanna &amp; Palepu, 2010), doanh nghiệp xuất khẩu dựa vào DAI nhiều hơn như một cơ chế bù đắp cho hạ tầng thể chế còn thiếu. Bằng chứng nằm ở tương tác DAI×ICRV (p = 0,049) trong P7: DAI</w:t>
+        <w:t xml:space="preserve">Lý thuyết thể chế gợi thêm một cách giải thích. Ở các bối cảnh ICRV thấp với nhiều khoảng trống thể chế (Khanna &amp; Palepu, 2010), doanh nghiệp xuất khẩu dựa vào DAI nhiều hơn như một cơ chế bù đắp cho hạ tầng thể chế còn thiếu. Bằng chứng nằm ở tương tác DAI×ICRV (p = 0,049) trong phân tích đa quốc gia: DAI</w:t>
       </w:r>
       <w:r>
         <w:t xml:space="preserve"> </w:t>
@@ -893,7 +893,7 @@
         <w:pStyle w:val="FirstParagraph"/>
       </w:pPr>
       <w:r>
-        <w:t xml:space="preserve">Kết quả về H4 từ P7 cho thấy đặc điểm nhà quản trị cấp cao tác động ở dạng hiệu ứng mức (level effect). Giới tính nữ của nhà quản trị (</w:t>
+        <w:t xml:space="preserve">Kết quả về H4 từ phân tích đa quốc gia cho thấy đặc điểm nhà quản trị cấp cao tác động ở dạng hiệu ứng mức (level effect). Giới tính nữ của nhà quản trị (</w:t>
       </w:r>
       <m:oMath>
         <m:acc>
@@ -958,7 +958,7 @@
         </m:r>
       </m:oMath>
       <w:r>
-        <w:t xml:space="preserve">) nhất quán nâng mặt bằng hiệu quả I-P trong toàn mẫu: doanh nghiệp có nhà quản trị cấp cao là nữ đạt hiệu quả cao hơn từ quốc tế hóa. Điều này phù hợp với lý thuyết thượng tầng quản trị (Hambrick &amp; Mason, 1984), theo đó đặc điểm của cấp lãnh đạo định hình cách tổ chức nhận diện và khai thác cơ hội quốc tế. Tuy vậy, các đặc điểm này được đưa vào khung như khối kiểm soát quản trị nội sinh chứ không phải nhân tố điều tiết trọng tâm định hình độ cong của đường quan hệ I-P. Để bảo vệ tính nhân quả thuần khiết của tương tác Thể chế × Công nghệ, các đặc điểm nhà quản trị (kinh nghiệm, học vấn, giới tính) được đưa vào như biến kiểm soát quản trị nội sinh, không phải nhân tố điều tiết trọng tâm của đường cong I-P; ký hiệu H4 được giữ nguyên để tương thích với các bản thảo đồng hành (P3/P4/P5).</w:t>
+        <w:t xml:space="preserve">) nhất quán nâng mặt bằng hiệu quả I-P trong toàn mẫu: doanh nghiệp có nhà quản trị cấp cao là nữ đạt hiệu quả cao hơn từ quốc tế hóa. Điều này phù hợp với lý thuyết thượng tầng quản trị (Hambrick &amp; Mason, 1984), theo đó đặc điểm của cấp lãnh đạo định hình cách tổ chức nhận diện và khai thác cơ hội quốc tế. Tuy vậy, các đặc điểm này được đưa vào khung như khối kiểm soát quản trị nội sinh chứ không phải nhân tố điều tiết trọng tâm định hình độ cong của đường quan hệ I-P. Để bảo vệ tính nhân quả thuần khiết của tương tác Thể chế × Công nghệ, các đặc điểm nhà quản trị (kinh nghiệm, học vấn, giới tính) được đưa vào như biến kiểm soát quản trị nội sinh, không phải nhân tố điều tiết trọng tâm của đường cong I-P; ký hiệu H4 được giữ nguyên để tương thích với các bản thảo đồng hành (phân tích Việt Nam, Singapore và Trung Quốc).</w:t>
       </w:r>
     </w:p>
     <w:p>
@@ -974,7 +974,7 @@
         <w:pStyle w:val="BodyText"/>
       </w:pPr>
       <w:r>
-        <w:t xml:space="preserve">Dù vậy, cần lưu ý rằng hiệu ứng mức này được phát hiện ở cấp gộp toàn mẫu (P7); việc tách riêng và kiểm định khả năng điều tiết theo từng bối cảnh ICRV thuộc về hướng nghiên cứu tương lai. Kết quả không có ý nghĩa về kinh nghiệm nhà quản trị gợi ý rằng, trong bối cảnh châu Á đa dạng, số năm kinh nghiệm đơn thuần chưa nắm bắt được</w:t>
+        <w:t xml:space="preserve">Dù vậy, cần lưu ý rằng hiệu ứng mức này được phát hiện ở cấp gộp toàn mẫu (phân tích đa quốc gia 45 nền kinh tế); việc tách riêng và kiểm định khả năng điều tiết theo từng bối cảnh ICRV thuộc về hướng nghiên cứu tương lai. Kết quả không có ý nghĩa về kinh nghiệm nhà quản trị gợi ý rằng, trong bối cảnh châu Á đa dạng, số năm kinh nghiệm đơn thuần chưa nắm bắt được</w:t>
       </w:r>
       <w:r>
         <w:t xml:space="preserve"> </w:t>
@@ -1154,7 +1154,7 @@
         <w:t xml:space="preserve"> </w:t>
       </w:r>
       <w:r>
-        <w:t xml:space="preserve">(P6) hoàn toàn nhất quán với</w:t>
+        <w:t xml:space="preserve">(phân tích tổng hợp) hoàn toàn nhất quán với</w:t>
       </w:r>
       <w:r>
         <w:t xml:space="preserve"> </w:t>
@@ -1186,7 +1186,7 @@
         <w:t xml:space="preserve"> </w:t>
       </w:r>
       <w:r>
-        <w:t xml:space="preserve">từ phân tích tổng hợp nền tảng đã công bố tại hội nghị ICBEF 2024 (Do &amp; Phan, 2024). Sự hội tụ này đáng kể, bởi P6 mở rộng tập lên</w:t>
+        <w:t xml:space="preserve">từ phân tích tổng hợp nền tảng đã công bố tại hội nghị ICBEF 2024 (Do &amp; Phan, 2024). Sự hội tụ này đáng kể, bởi phân tích tổng hợp mở rộng tập lên</w:t>
       </w:r>
       <w:r>
         <w:t xml:space="preserve"> </w:t>
@@ -1240,7 +1240,7 @@
         <w:pStyle w:val="BodyText"/>
       </w:pPr>
       <w:r>
-        <w:t xml:space="preserve">Tuy vậy, đóng góp của P6 so với nền tảng không nằm ở giá trị</w:t>
+        <w:t xml:space="preserve">Tuy vậy, đóng góp của phân tích tổng hợp so với nền tảng không nằm ở giá trị</w:t>
       </w:r>
       <w:r>
         <w:t xml:space="preserve"> </w:t>
@@ -2093,7 +2093,7 @@
         <w:pStyle w:val="FirstParagraph"/>
       </w:pPr>
       <w:r>
-        <w:t xml:space="preserve">Kết quả từ Nghiên cứu P3 (Việt Nam, ICRV Nhóm IV) mang hàm ý cụ thể và trực tiếp cho bối cảnh Đồng bằng sông Cửu Long, khu vực chiếm gần 18% GDP cả nước, hơn 50% sản lượng gạo và 65% kim ngạch xuất khẩu thủy sản của Việt Nam. Doanh nghiệp xuất khẩu nơi đây hoạt động trong cùng bối cảnh thể chế với mẫu P3, nhưng đặc điểm cấu trúc còn nhiều thách thức hơn: doanh nghiệp nhỏ và vừa chiếm ưu thế, TCI thấp hơn mức trung bình quốc gia, và tỷ lệ FSTS cấu trúc cao, vì gạo và thủy sản vốn là hàng hóa xuất khẩu chủ yếu, không có thị trường nội địa đủ lớn để hấp thụ.</w:t>
+        <w:t xml:space="preserve">Kết quả từ Nghiên cứu phân tích Việt Nam (Việt Nam, ICRV Nhóm IV) mang hàm ý cụ thể và trực tiếp cho bối cảnh Đồng bằng sông Cửu Long, khu vực chiếm gần 18% GDP cả nước, hơn 50% sản lượng gạo và 65% kim ngạch xuất khẩu thủy sản của Việt Nam. Doanh nghiệp xuất khẩu nơi đây hoạt động trong cùng bối cảnh thể chế với mẫu phân tích Việt Nam, nhưng đặc điểm cấu trúc còn nhiều thách thức hơn: doanh nghiệp nhỏ và vừa chiếm ưu thế, TCI thấp hơn mức trung bình quốc gia, và tỷ lệ FSTS cấu trúc cao, vì gạo và thủy sản vốn là hàng hóa xuất khẩu chủ yếu, không có thị trường nội địa đủ lớn để hấp thụ.</w:t>
       </w:r>
     </w:p>
     <w:p>
@@ -2108,7 +2108,7 @@
         <w:t xml:space="preserve">Điểm uốn thấp, khoảng 39-46% FSTS, là một cảnh báo cụ thể cho doanh nghiệp xuất khẩu thủy sản và gạo Đồng bằng sông Cửu Long</w:t>
       </w:r>
       <w:r>
-        <w:t xml:space="preserve">, nơi FSTS cấu trúc thường vượt 50-70% tổng doanh thu. Kết quả P3 gợi ý rằng nhiều doanh nghiệp trong số đó có thể đang ở phía bên kia điểm uốn, tức đang gánh chi phí phối hợp quốc tế mà hiệu quả không tăng tương ứng. Giải pháp không phải là giảm xuất khẩu, bởi không có thị trường nội địa để thay thế, mà là</w:t>
+        <w:t xml:space="preserve">, nơi FSTS cấu trúc thường vượt 50-70% tổng doanh thu. Kết quả phân tích Việt Nam gợi ý rằng nhiều doanh nghiệp trong số đó có thể đang ở phía bên kia điểm uốn, tức đang gánh chi phí phối hợp quốc tế mà hiệu quả không tăng tương ứng. Giải pháp không phải là giảm xuất khẩu, bởi không có thị trường nội địa để thay thế, mà là</w:t>
       </w:r>
       <w:r>
         <w:t xml:space="preserve"> </w:t>
@@ -2148,7 +2148,7 @@
         <w:t xml:space="preserve"> </w:t>
       </w:r>
       <w:r>
-        <w:t xml:space="preserve">tại Đồng bằng sông Cửu Long vẫn còn thấp so với trung bình cả nước. P3 cho thấy DAI Tier-1 đơn thuần không có tác động đáng kể, nhưng bằng chứng từ P4 Singapore (Tier-1+2) lại cho thấy khi doanh nghiệp nâng lên DAI Tier-2, gồm trang web cùng thanh toán điện tử và kết nối nhà cung ứng số, hiệu ứng điều tiết hiện ra rõ rệt. Đây là cơ sở để ưu tiên các chương trình chuyển đổi số</w:t>
+        <w:t xml:space="preserve">tại Đồng bằng sông Cửu Long vẫn còn thấp so với trung bình cả nước. phân tích Việt Nam cho thấy DAI Tier-1 đơn thuần không có tác động đáng kể, nhưng bằng chứng từ phân tích Singapore (Tier-1+2) lại cho thấy khi doanh nghiệp nâng lên DAI Tier-2, gồm trang web cùng thanh toán điện tử và kết nối nhà cung ứng số, hiệu ứng điều tiết hiện ra rõ rệt. Đây là cơ sở để ưu tiên các chương trình chuyển đổi số</w:t>
       </w:r>
       <w:r>
         <w:t xml:space="preserve"> </w:t>
@@ -2196,7 +2196,7 @@
         <w:pStyle w:val="FirstParagraph"/>
       </w:pPr>
       <w:r>
-        <w:t xml:space="preserve">Hạn chế quan trọng nhất của luận án nằm ở việc đo lường DAI. Dữ liệu WBES chỉ cung cấp một số ít chỉ báo để xây dựng chỉ số DAI, và các chỉ báo này lại thay đổi qua các thế hệ lược đồ khảo sát WBES (PICS3, lược đồ chuẩn hóa, BREADY/BEE). Tại Việt Nam (P3), chỉ DAI Tier-1, gồm trang web, thư điện tử và bán hàng trực tuyến, được sử dụng, do giới hạn của các đợt khảo sát 2009 và 2015; còn Tier-2, gồm thanh toán điện tử và kết nối nhà cung ứng số, mãi đến năm 2023 mới có. Điều này dẫn đến nguy cơ đo lường không đầy đủ, đặc biệt là không nắm bắt được chiều sâu năng lực số ở các bối cảnh ICRV thấp.</w:t>
+        <w:t xml:space="preserve">Hạn chế quan trọng nhất của luận án nằm ở việc đo lường DAI. Dữ liệu WBES chỉ cung cấp một số ít chỉ báo để xây dựng chỉ số DAI, và các chỉ báo này lại thay đổi qua các thế hệ lược đồ khảo sát WBES (PICS3, lược đồ chuẩn hóa, BREADY/BEE). Tại Việt Nam (Việt Nam), chỉ DAI Tier-1, gồm trang web, thư điện tử và bán hàng trực tuyến, được sử dụng, do giới hạn của các đợt khảo sát 2009 và 2015; còn Tier-2, gồm thanh toán điện tử và kết nối nhà cung ứng số, mãi đến năm 2023 mới có. Điều này dẫn đến nguy cơ đo lường không đầy đủ, đặc biệt là không nắm bắt được chiều sâu năng lực số ở các bối cảnh ICRV thấp.</w:t>
       </w:r>
     </w:p>
     <w:p>
@@ -2418,13 +2418,10 @@
           <w:bCs/>
           <w:b/>
         </w:rPr>
-        <w:t xml:space="preserve">P3</w:t>
-      </w:r>
-      <w:r>
-        <w:t xml:space="preserve"> </w:t>
-      </w:r>
-      <w:r>
-        <w:t xml:space="preserve">(Do &amp; Phan, 2026e): phân tích Việt Nam (chuyển đổi thu nhập trung bình thấp), xác nhận chữ U ngược với điểm uốn 39,3-46,2%, TCI là yếu tố điều tiết dương có ý nghĩa.</w:t>
+        <w:t xml:space="preserve">phân tích Việt Nam</w:t>
+      </w:r>
+      <w:r>
+        <w:t xml:space="preserve">: phân tích Việt Nam (chuyển đổi thu nhập trung bình thấp), xác nhận chữ U ngược với điểm uốn 39,3-46,2%, TCI là yếu tố điều tiết dương có ý nghĩa.</w:t>
       </w:r>
     </w:p>
     <w:p>
@@ -2439,13 +2436,10 @@
           <w:bCs/>
           <w:b/>
         </w:rPr>
-        <w:t xml:space="preserve">P4</w:t>
-      </w:r>
-      <w:r>
-        <w:t xml:space="preserve"> </w:t>
-      </w:r>
-      <w:r>
-        <w:t xml:space="preserve">(Mar et al., 2026): phân tích Singapore (tiên tiến dẫn dắt bằng đổi mới), xác nhận chữ U ngược với điểm uốn khoảng 82% (khoảng tin cậy rộng), DAI khuếch đại ở mức FSTS cao.</w:t>
+        <w:t xml:space="preserve">phân tích Singapore</w:t>
+      </w:r>
+      <w:r>
+        <w:t xml:space="preserve">: phân tích Singapore (tiên tiến dẫn dắt bằng đổi mới), xác nhận chữ U ngược với điểm uốn khoảng 82% (khoảng tin cậy rộng), DAI khuếch đại ở mức FSTS cao.</w:t>
       </w:r>
     </w:p>
     <w:p>
@@ -2460,13 +2454,10 @@
           <w:bCs/>
           <w:b/>
         </w:rPr>
-        <w:t xml:space="preserve">P5</w:t>
-      </w:r>
-      <w:r>
-        <w:t xml:space="preserve"> </w:t>
-      </w:r>
-      <w:r>
-        <w:t xml:space="preserve">(Do &amp; Phan, 2026f): phân tích Trung Quốc 2012-2024 (thu nhập trung bình cao), xác nhận chữ U ngược ổn định theo thời gian (điểm uốn khoảng 48,78%, Paternoster</w:t>
+        <w:t xml:space="preserve">phân tích Trung Quốc</w:t>
+      </w:r>
+      <w:r>
+        <w:t xml:space="preserve">: phân tích Trung Quốc 2012-2024 (thu nhập trung bình cao), xác nhận chữ U ngược ổn định theo thời gian (điểm uốn khoảng 48,78%, Paternoster</w:t>
       </w:r>
       <w:r>
         <w:t xml:space="preserve"> </w:t>
@@ -2536,13 +2527,10 @@
           <w:bCs/>
           <w:b/>
         </w:rPr>
-        <w:t xml:space="preserve">P6</w:t>
-      </w:r>
-      <w:r>
-        <w:t xml:space="preserve"> </w:t>
-      </w:r>
-      <w:r>
-        <w:t xml:space="preserve">(Do &amp; Phan, 2026c): phân tích tổng hợp ba tầng mở rộng</w:t>
+        <w:t xml:space="preserve">phân tích tổng hợp</w:t>
+      </w:r>
+      <w:r>
+        <w:t xml:space="preserve">: phân tích tổng hợp ba tầng mở rộng</w:t>
       </w:r>
       <w:r>
         <w:t xml:space="preserve"> </w:t>
@@ -2758,13 +2746,10 @@
           <w:bCs/>
           <w:b/>
         </w:rPr>
-        <w:t xml:space="preserve">P7</w:t>
-      </w:r>
-      <w:r>
-        <w:t xml:space="preserve"> </w:t>
-      </w:r>
-      <w:r>
-        <w:t xml:space="preserve">(Do &amp; Phan, 2026d): kiểm định toàn mẫu châu Á và Thái Bình Dương với</w:t>
+        <w:t xml:space="preserve">phân tích đa quốc gia</w:t>
+      </w:r>
+      <w:r>
+        <w:t xml:space="preserve">: kiểm định toàn mẫu châu Á và Thái Bình Dương với</w:t>
       </w:r>
       <w:r>
         <w:t xml:space="preserve"> </w:t>
@@ -2890,13 +2875,10 @@
           <w:bCs/>
           <w:b/>
         </w:rPr>
-        <w:t xml:space="preserve">P8</w:t>
-      </w:r>
-      <w:r>
-        <w:t xml:space="preserve"> </w:t>
-      </w:r>
-      <w:r>
-        <w:t xml:space="preserve">(Do &amp; Phan, 2026b): phân tích đảo nhỏ Thái Bình Dương,</w:t>
+        <w:t xml:space="preserve">phân tích SIDS Thái Bình Dương</w:t>
+      </w:r>
+      <w:r>
+        <w:t xml:space="preserve">: phân tích đảo nhỏ Thái Bình Dương,</w:t>
       </w:r>
       <w:r>
         <w:t xml:space="preserve"> </w:t>
@@ -3041,7 +3023,7 @@
         <w:pStyle w:val="FirstParagraph"/>
       </w:pPr>
       <w:r>
-        <w:t xml:space="preserve">Bằng chứng từ 238 nghiên cứu trong phân tích tổng hợp P6 và 82.302 doanh nghiệp tại 45 nền kinh tế châu Á và Thái Bình Dương ở P7 đều dẫn về kết luận này. Quan hệ I-P không phải một đường cong phổ quát, mà là một</w:t>
+        <w:t xml:space="preserve">Bằng chứng từ 238 nghiên cứu trong phân tích tổng hợp phân tích tổng hợp và 82.302 doanh nghiệp tại 45 nền kinh tế châu Á và Thái Bình Dương ở phân tích đa quốc gia đều dẫn về kết luận này. Quan hệ I-P không phải một đường cong phổ quát, mà là một</w:t>
       </w:r>
       <w:r>
         <w:t xml:space="preserve"> </w:t>

--- a/dist/downloads/chuong_5_ket_luan_de_xuat.docx
+++ b/dist/downloads/chuong_5_ket_luan_de_xuat.docx
@@ -206,7 +206,7 @@
         <w:t xml:space="preserve"> </w:t>
       </w:r>
       <w:r>
-        <w:t xml:space="preserve">khi chất lượng thể chế suy giảm — phẳng, gần như tuyến tính ở nhóm tiên tiến và rõ nét nhất (hình chữ U ngược) ở nhóm đảo nhỏ và cận biên — với điểm uốn dao động quanh ~40% thay vì dịch chuyển đơn điệu. Nói cách khác, ở các nền kinh tế thể chế mạnh, quan hệ I–P gần như tuyến tính trong khoảng quan sát và doanh nghiệp ít chịu hình phạt suy giảm khi quốc tế hóa sâu; còn ở các nền kinh tế thể chế yếu, hình chữ U ngược biểu hiện rõ nét, phản ánh chi phí phối hợp và lợi suất giảm dần gay gắt hơn khi đẩy mạnh xuất khẩu.</w:t>
+        <w:t xml:space="preserve">khi chất lượng thể chế suy giảm, phẳng, gần như tuyến tính ở nhóm tiên tiến và rõ nét nhất (hình chữ U ngược) ở nhóm đảo nhỏ và cận biên, với điểm uốn dao động quanh ~40% thay vì dịch chuyển đơn điệu. Nói cách khác, ở các nền kinh tế thể chế mạnh, quan hệ I–P gần như tuyến tính trong khoảng quan sát và doanh nghiệp ít chịu hình phạt suy giảm khi quốc tế hóa sâu; còn ở các nền kinh tế thể chế yếu, hình chữ U ngược biểu hiện rõ nét, phản ánh chi phí phối hợp và lợi suất giảm dần gay gắt hơn khi đẩy mạnh xuất khẩu.</w:t>
       </w:r>
     </w:p>
     <w:p>
@@ -1375,10 +1375,7 @@
         </m:r>
       </m:oMath>
       <w:r>
-        <w:t xml:space="preserve"> </w:t>
-      </w:r>
-      <w:r>
-        <w:t xml:space="preserve">—</w:t>
+        <w:t xml:space="preserve">,</w:t>
       </w:r>
       <w:r>
         <w:t xml:space="preserve"> </w:t>
@@ -1391,10 +1388,7 @@
         <w:t xml:space="preserve">suy giảm khoảng 53%</w:t>
       </w:r>
       <w:r>
-        <w:t xml:space="preserve"> </w:t>
-      </w:r>
-      <w:r>
-        <w:t xml:space="preserve">— hàm ý rằng quan hệ I-P trung bình được báo cáo suốt bốn thập kỷ có thể đã bị thổi phồng đáng kể. Đây là một ước lượng hiệu chỉnh được củng cố bởi kiểm định Begg có ý nghĩa (</w:t>
+        <w:t xml:space="preserve">: hàm ý rằng quan hệ I-P trung bình được báo cáo suốt bốn thập kỷ có thể đã bị thổi phồng đáng kể. Đây là một ước lượng hiệu chỉnh được củng cố bởi kiểm định Begg có ý nghĩa (</w:t>
       </w:r>
       <m:oMath>
         <m:r>

--- a/dist/downloads/chuong_5_ket_luan_de_xuat.docx
+++ b/dist/downloads/chuong_5_ket_luan_de_xuat.docx
@@ -875,7 +875,7 @@
         <w:t xml:space="preserve"> </w:t>
       </w:r>
       <w:r>
-        <w:t xml:space="preserve">nơi thể chế yếu, tức hiệu ứng lá chắn số phát huy mạnh nhất khi nền tảng thể chế còn thiếu hụt, chứ không phải khi thể chế đã hoàn thiện.</w:t>
+        <w:t xml:space="preserve">nơi thể chế yếu, tức hiệu ứng thay thế số cho thể chế phát huy mạnh nhất khi nền tảng thể chế còn thiếu hụt, chứ không phải khi thể chế đã hoàn thiện.</w:t>
       </w:r>
     </w:p>
     <w:bookmarkEnd w:id="24"/>
@@ -1700,7 +1700,7 @@
         <w:t xml:space="preserve"> </w:t>
       </w:r>
       <w:r>
-        <w:t xml:space="preserve">ở các nền kinh tế thể chế yếu (cận biên, đảo nhỏ): lá chắn số bù đắp cho thiếu hụt thể chế.</w:t>
+        <w:t xml:space="preserve">ở các nền kinh tế thể chế yếu (cận biên, đảo nhỏ): năng lực số bù đắp cho thiếu hụt thể chế.</w:t>
       </w:r>
     </w:p>
     <w:p>

--- a/dist/downloads/chuong_5_ket_luan_de_xuat.docx
+++ b/dist/downloads/chuong_5_ket_luan_de_xuat.docx
@@ -2102,23 +2102,20 @@
         <w:t xml:space="preserve">Điểm uốn thấp, khoảng 39-46% FSTS, là một cảnh báo cụ thể cho doanh nghiệp xuất khẩu thủy sản và gạo Đồng bằng sông Cửu Long</w:t>
       </w:r>
       <w:r>
-        <w:t xml:space="preserve">, nơi FSTS cấu trúc thường vượt 50-70% tổng doanh thu. Kết quả phân tích Việt Nam gợi ý rằng nhiều doanh nghiệp trong số đó có thể đang ở phía bên kia điểm uốn, tức đang gánh chi phí phối hợp quốc tế mà hiệu quả không tăng tương ứng. Giải pháp không phải là giảm xuất khẩu, bởi không có thị trường nội địa để thay thế, mà là</w:t>
-      </w:r>
-      <w:r>
-        <w:t xml:space="preserve"> </w:t>
-      </w:r>
-      <w:r>
-        <w:rPr>
-          <w:bCs/>
-          <w:b/>
-        </w:rPr>
-        <w:t xml:space="preserve">nâng TCI song song</w:t>
-      </w:r>
-      <w:r>
-        <w:t xml:space="preserve"> </w:t>
-      </w:r>
-      <w:r>
-        <w:t xml:space="preserve">nhằm đẩy điểm uốn sang phải, mở rộng biên lợi ích của xuất khẩu.</w:t>
+        <w:t xml:space="preserve">, nơi cấu trúc ngành buộc tỷ trọng xuất khẩu thường vượt 50-70% tổng doanh thu. Kết quả phân tích Việt Nam gợi ý rằng nhiều doanh nghiệp trong số đó đang ở phía bên phải điểm uốn, tức đang gánh chi phí phối hợp quốc tế mà năng suất không tăng tương ứng. Vì không có thị trường nội địa đủ lớn để thay thế, giải pháp không thể là giảm xuất khẩu, mà phải là</w:t>
+      </w:r>
+      <w:r>
+        <w:t xml:space="preserve"> </w:t>
+      </w:r>
+      <w:r>
+        <w:rPr>
+          <w:bCs/>
+          <w:b/>
+        </w:rPr>
+        <w:t xml:space="preserve">kéo dài đỉnh của đường cong chữ U</w:t>
+      </w:r>
+      <w:r>
+        <w:t xml:space="preserve">, tức mở rộng vùng cường độ xuất khẩu còn sinh lợi bằng cách nâng năng lực để đẩy điểm uốn sang phải.</w:t>
       </w:r>
     </w:p>
     <w:p>
@@ -2126,36 +2123,141 @@
         <w:pStyle w:val="BodyText"/>
       </w:pPr>
       <w:r>
-        <w:t xml:space="preserve">Mức</w:t>
-      </w:r>
-      <w:r>
-        <w:t xml:space="preserve"> </w:t>
-      </w:r>
-      <w:r>
-        <w:rPr>
-          <w:bCs/>
-          <w:b/>
-        </w:rPr>
-        <w:t xml:space="preserve">DAI Tier-1, đo bằng mức chấp nhận trang web,</w:t>
-      </w:r>
-      <w:r>
-        <w:t xml:space="preserve"> </w:t>
-      </w:r>
-      <w:r>
-        <w:t xml:space="preserve">tại Đồng bằng sông Cửu Long vẫn còn thấp so với trung bình cả nước. phân tích Việt Nam cho thấy DAI Tier-1 đơn thuần không có tác động đáng kể, nhưng bằng chứng từ phân tích Singapore (Tier-1+2) lại cho thấy khi doanh nghiệp nâng lên DAI Tier-2, gồm trang web cùng thanh toán điện tử và kết nối nhà cung ứng số, hiệu ứng điều tiết hiện ra rõ rệt. Đây là cơ sở để ưu tiên các chương trình chuyển đổi số</w:t>
-      </w:r>
-      <w:r>
-        <w:t xml:space="preserve"> </w:t>
-      </w:r>
-      <w:r>
-        <w:rPr>
-          <w:bCs/>
-          <w:b/>
-        </w:rPr>
-        <w:t xml:space="preserve">toàn diện</w:t>
-      </w:r>
-      <w:r>
-        <w:t xml:space="preserve">, không dừng ở trang web ở mức nền tảng (Tier-1), mà tiến tới tích hợp thanh toán điện tử và kết nối nhà cung ứng số ở Tier-2, đúng tinh thần Chương trình Chuyển đổi số Quốc gia 2025-2030. Nghiên cứu trên dữ liệu WBES Việt Nam 2023, đợt khảo sát gần nhất, sẽ cung cấp bằng chứng cập nhật hơn cho các hàm ý này.</w:t>
+        <w:t xml:space="preserve">Điều then chốt là phải dịch khái niệm trừu tượng</w:t>
+      </w:r>
+      <w:r>
+        <w:t xml:space="preserve"> </w:t>
+      </w:r>
+      <w:r>
+        <w:t xml:space="preserve">“</w:t>
+      </w:r>
+      <w:r>
+        <w:t xml:space="preserve">nâng TCI</w:t>
+      </w:r>
+      <w:r>
+        <w:t xml:space="preserve">”</w:t>
+      </w:r>
+      <w:r>
+        <w:t xml:space="preserve"> </w:t>
+      </w:r>
+      <w:r>
+        <w:t xml:space="preserve">thành một lộ trình hành động gắn chặt với đặc thù chuỗi cung ứng nông – thủy sản, thay vì một khuyến nghị chung chung. Với một nhà máy chế biến cá tra hay tôm, nâng TCI không có nghĩa là theo đuổi công nghệ cao trừu tượng, mà cụ thể là</w:t>
+      </w:r>
+      <w:r>
+        <w:t xml:space="preserve"> </w:t>
+      </w:r>
+      <w:r>
+        <w:rPr>
+          <w:bCs/>
+          <w:b/>
+        </w:rPr>
+        <w:t xml:space="preserve">đạt các chứng nhận chất lượng quốc tế khắt khe như ASC (Aquaculture Stewardship Council) và BAP (Best Aquaculture Practices) cho thủy sản, hoặc GlobalGAP và SRP (Sustainable Rice Platform) cho gạo</w:t>
+      </w:r>
+      <w:r>
+        <w:t xml:space="preserve">. Trong ngữ cảnh này, chứng nhận vận hành như một thứ vũ khí kép: nó giúp doanh nghiệp vượt qua các rào cản kỹ thuật trong thương mại (TBT/SPS) tại các thị trường EU, Hoa Kỳ và Nhật Bản, đồng thời biến chính chi phí tuân thủ thành một rào cản gia nhập đối với đối thủ năng lực thấp hơn, qua đó nâng biên lợi nhuận trên mỗi đơn vị xuất khẩu và đẩy điểm uốn về phía cường độ cao hơn.</w:t>
+      </w:r>
+    </w:p>
+    <w:p>
+      <w:pPr>
+        <w:pStyle w:val="BodyText"/>
+      </w:pPr>
+      <w:r>
+        <w:t xml:space="preserve">Về số hóa, bằng chứng đối chiếu giữa kết quả không có ý nghĩa (null) của DAI Tier-1 tại Việt Nam và hiệu ứng khuếch đại mạnh của DAI Tier-1+2 tại Singapore cung cấp một minh chứng thực nghiệm sắc bén: ở một thị trường chuyển đổi như Việt Nam, số hóa Tier-1 (chỉ gồm trang web, thư điện tử) đã trở thành một</w:t>
+      </w:r>
+      <w:r>
+        <w:t xml:space="preserve"> </w:t>
+      </w:r>
+      <w:r>
+        <w:rPr>
+          <w:bCs/>
+          <w:b/>
+        </w:rPr>
+        <w:t xml:space="preserve">yếu tố vệ sinh</w:t>
+      </w:r>
+      <w:r>
+        <w:t xml:space="preserve"> </w:t>
+      </w:r>
+      <w:r>
+        <w:t xml:space="preserve">(hygiene factor) phổ cập, hiện diện gần như khắp nơi nên không còn tạo khác biệt cạnh tranh và không đủ sức uốn cong đường hiệu quả. Hàm ý cho Đồng bằng sông Cửu Long do đó không phải là</w:t>
+      </w:r>
+      <w:r>
+        <w:t xml:space="preserve"> </w:t>
+      </w:r>
+      <w:r>
+        <w:t xml:space="preserve">“</w:t>
+      </w:r>
+      <w:r>
+        <w:t xml:space="preserve">chuyển đổi số</w:t>
+      </w:r>
+      <w:r>
+        <w:t xml:space="preserve">”</w:t>
+      </w:r>
+      <w:r>
+        <w:t xml:space="preserve"> </w:t>
+      </w:r>
+      <w:r>
+        <w:t xml:space="preserve">chung chung, mà là vượt qua</w:t>
+      </w:r>
+      <w:r>
+        <w:t xml:space="preserve"> </w:t>
+      </w:r>
+      <w:r>
+        <w:rPr>
+          <w:bCs/>
+          <w:b/>
+        </w:rPr>
+        <w:t xml:space="preserve">ngưỡng độ sâu</w:t>
+      </w:r>
+      <w:r>
+        <w:t xml:space="preserve"> </w:t>
+      </w:r>
+      <w:r>
+        <w:t xml:space="preserve">từ Tier-1 lên Tier-2, nơi năng lực số mới thực sự phát huy vai trò nguồn lực phụ thuộc bối cảnh và khuếch đại lợi nhuận ở mức quốc tế hóa cao. Cụ thể, DAI Tier-2 trong ngành nông – thủy sản chính là</w:t>
+      </w:r>
+      <w:r>
+        <w:t xml:space="preserve"> </w:t>
+      </w:r>
+      <w:r>
+        <w:rPr>
+          <w:bCs/>
+          <w:b/>
+        </w:rPr>
+        <w:t xml:space="preserve">hệ thống truy xuất nguồn gốc trên nền blockchain</w:t>
+      </w:r>
+      <w:r>
+        <w:t xml:space="preserve"> </w:t>
+      </w:r>
+      <w:r>
+        <w:t xml:space="preserve">và</w:t>
+      </w:r>
+      <w:r>
+        <w:t xml:space="preserve"> </w:t>
+      </w:r>
+      <w:r>
+        <w:rPr>
+          <w:bCs/>
+          <w:b/>
+        </w:rPr>
+        <w:t xml:space="preserve">phần mềm ERP kết nối trực tiếp nhà máy với hộ nông dân và vùng nuôi</w:t>
+      </w:r>
+      <w:r>
+        <w:t xml:space="preserve">, kèm thanh toán điện tử xuyên suốt chuỗi. Đây chính là cơ chế</w:t>
+      </w:r>
+      <w:r>
+        <w:t xml:space="preserve"> </w:t>
+      </w:r>
+      <w:r>
+        <w:rPr>
+          <w:bCs/>
+          <w:b/>
+        </w:rPr>
+        <w:t xml:space="preserve">thay thế số cho thể chế</w:t>
+      </w:r>
+      <w:r>
+        <w:t xml:space="preserve"> </w:t>
+      </w:r>
+      <w:r>
+        <w:t xml:space="preserve">(digital-for-institutional substitution): ở nơi thể chế trung gian địa phương còn khoảng trống (hợp đồng khó thực thi, thông tin thị trường thiếu, chuẩn chất lượng khó giám sát), các công cụ số này hạ chi phí giao dịch bị đội lên do khoảng trống thể chế, đồng thời đáp ứng yêu cầu minh bạch nguồn gốc ngày càng ngặt nghèo từ nhà nhập khẩu. Bằng cách định nghĩa lại TCI và DAI bằng đúng ngôn ngữ của ngành hàng, các đề xuất này chuyển từ khuyến nghị hàn lâm sang một cẩm nang công nghệ khả thi cho doanh nghiệp và nhà hoạch định chính sách vùng, đúng tinh thần Chương trình Chuyển đổi số Quốc gia 2025-2030. Nghiên cứu trên dữ liệu WBES Việt Nam 2023, đợt khảo sát gần nhất, sẽ cung cấp bằng chứng cập nhật hơn cho các hàm ý này.</w:t>
       </w:r>
     </w:p>
     <w:p>
@@ -2191,6 +2293,61 @@
       </w:pPr>
       <w:r>
         <w:t xml:space="preserve">Hạn chế quan trọng nhất của luận án nằm ở việc đo lường DAI. Dữ liệu WBES chỉ cung cấp một số ít chỉ báo để xây dựng chỉ số DAI, và các chỉ báo này lại thay đổi qua các thế hệ lược đồ khảo sát WBES (PICS3, lược đồ chuẩn hóa, BREADY/BEE). Tại Việt Nam (Việt Nam), chỉ DAI Tier-1, gồm trang web, thư điện tử và bán hàng trực tuyến, được sử dụng, do giới hạn của các đợt khảo sát 2009 và 2015; còn Tier-2, gồm thanh toán điện tử và kết nối nhà cung ứng số, mãi đến năm 2023 mới có. Điều này dẫn đến nguy cơ đo lường không đầy đủ, đặc biệt là không nắm bắt được chiều sâu năng lực số ở các bối cảnh ICRV thấp.</w:t>
+      </w:r>
+    </w:p>
+    <w:p>
+      <w:pPr>
+        <w:pStyle w:val="BodyText"/>
+      </w:pPr>
+      <w:r>
+        <w:t xml:space="preserve">Tuy nhiên, cần phân biệt rõ giữa một giới hạn đo lường thuần túy và một phát hiện lý thuyết bị che lấp dưới hình thức giới hạn đo lường. Việc giải thích kết quả null của DAI tại Việt Nam đơn thuần như một khiếm khuyết dữ liệu của WBES là một lập luận phòng thủ và khiên cưỡng. Một cách diễn giải chặt chẽ hơn là xem Tier-1 không phải</w:t>
+      </w:r>
+      <w:r>
+        <w:t xml:space="preserve"> </w:t>
+      </w:r>
+      <w:r>
+        <w:t xml:space="preserve">“</w:t>
+      </w:r>
+      <w:r>
+        <w:t xml:space="preserve">dữ liệu kém</w:t>
+      </w:r>
+      <w:r>
+        <w:t xml:space="preserve">”</w:t>
+      </w:r>
+      <w:r>
+        <w:t xml:space="preserve"> </w:t>
+      </w:r>
+      <w:r>
+        <w:t xml:space="preserve">mà là một</w:t>
+      </w:r>
+      <w:r>
+        <w:t xml:space="preserve"> </w:t>
+      </w:r>
+      <w:r>
+        <w:rPr>
+          <w:bCs/>
+          <w:b/>
+        </w:rPr>
+        <w:t xml:space="preserve">rào cản tối thiểu đã bị bão hòa</w:t>
+      </w:r>
+      <w:r>
+        <w:t xml:space="preserve">: tại các thị trường chuyển đổi, sự hiện diện số ở mức Tier-1 (có trang web, thư điện tử) đã phổ cập đến mức trở thành yếu tố vệ sinh, hiện diện gần như đồng đều giữa các doanh nghiệp nên không còn phương sai đủ để tạo khác biệt cạnh tranh hay làm bộ đệm uốn cong đường hiệu quả. Theo cách đọc này, kết quả null tại Việt Nam (chỉ Tier-1) đặt cạnh hiệu ứng khuếch đại có ý nghĩa tại Singapore (Tier-1+2) không phải là hai mảnh bằng chứng mâu thuẫn, mà cùng xác nhận một mệnh đề lý thuyết duy nhất: DAI là một nguồn lực phụ thuộc bối cảnh đòi hỏi một</w:t>
+      </w:r>
+      <w:r>
+        <w:t xml:space="preserve"> </w:t>
+      </w:r>
+      <w:r>
+        <w:rPr>
+          <w:bCs/>
+          <w:b/>
+        </w:rPr>
+        <w:t xml:space="preserve">ngưỡng độ sâu</w:t>
+      </w:r>
+      <w:r>
+        <w:t xml:space="preserve"> </w:t>
+      </w:r>
+      <w:r>
+        <w:t xml:space="preserve">nhất định, là sự chuyển dịch từ số hóa thông tin sang tích hợp số vào quy trình, mới đủ sức điều tiết quan hệ I-P. Diễn giải này biến một điểm yếu phương pháp thành một đóng góp lý thuyết, đồng thời định hướng cụ thể cho việc đo lường DAI đa tầng trong các nghiên cứu tương lai.</w:t>
       </w:r>
     </w:p>
     <w:p>

--- a/dist/downloads/chuong_5_ket_luan_de_xuat.docx
+++ b/dist/downloads/chuong_5_ket_luan_de_xuat.docx
@@ -80,10 +80,7 @@
         <w:t xml:space="preserve">dải biến thiên ICRV (Institutional Context Regime Variation, biến thiên chế độ bối cảnh thể chế)</w:t>
       </w:r>
       <w:r>
-        <w:t xml:space="preserve">: cùng một mức độ quốc tế hóa (FSTS) lại mang lại hiệu quả rất khác nhau, tùy vào chế độ thể chế mà doanh nghiệp hoạt động. Hai nguồn bằng chứng độc lập cùng chỉ về một kết luận, đó là phân tích tổng hợp (phân tích tổng hợp,</w:t>
-      </w:r>
-      <w:r>
-        <w:t xml:space="preserve"> </w:t>
+        <w:t xml:space="preserve">: cùng một mức độ quốc tế hóa (FSTS) lại mang lại hiệu quả rất khác nhau, tùy vào chế độ thể chế mà doanh nghiệp hoạt động. Hai nguồn bằng chứng bổ sung cho nhau cùng chỉ về vai trò quyết định của chế độ thể chế, song ở hai cấp độ khác nhau. Ở cấp tổng hợp, phân tích tổng hợp xác nhận chế độ thể chế là yếu tố điều tiết có ý nghĩa của quan hệ gộp I-P (</w:t>
       </w:r>
       <m:oMath>
         <m:sSub>
@@ -167,7 +164,143 @@
         </m:r>
       </m:oMath>
       <w:r>
-        <w:t xml:space="preserve">) và phân tích dữ liệu sơ cấp toàn mẫu (phân tích đa quốc gia,</w:t>
+        <w:t xml:space="preserve">), tức các chế độ</w:t>
+      </w:r>
+      <w:r>
+        <w:t xml:space="preserve"> </w:t>
+      </w:r>
+      <w:r>
+        <w:rPr>
+          <w:bCs/>
+          <w:b/>
+        </w:rPr>
+        <w:t xml:space="preserve">khác biệt</w:t>
+      </w:r>
+      <w:r>
+        <w:t xml:space="preserve"> </w:t>
+      </w:r>
+      <w:r>
+        <w:t xml:space="preserve">nhau; bản thân kiểm định này chưa xác lập một dải biến thiên đơn điệu theo chất lượng thể chế, và thực ra</w:t>
+      </w:r>
+      <w:r>
+        <w:t xml:space="preserve"> </w:t>
+      </w:r>
+      <w:r>
+        <w:rPr>
+          <w:bCs/>
+          <w:b/>
+        </w:rPr>
+        <w:t xml:space="preserve">không bền vững</w:t>
+      </w:r>
+      <w:r>
+        <w:t xml:space="preserve">: ý nghĩa</w:t>
+      </w:r>
+      <w:r>
+        <w:t xml:space="preserve"> </w:t>
+      </w:r>
+      <m:oMath>
+        <m:sSub>
+          <m:e>
+            <m:r>
+              <m:t>Q</m:t>
+            </m:r>
+          </m:e>
+          <m:sub>
+            <m:r>
+              <m:t>M</m:t>
+            </m:r>
+          </m:sub>
+        </m:sSub>
+      </m:oMath>
+      <w:r>
+        <w:t xml:space="preserve"> </w:t>
+      </w:r>
+      <w:r>
+        <w:t xml:space="preserve">gần như hoàn toàn do ô Frontier mỏng (k = 3) tạo ra, bỏ ô này thì omnibus về không có ý nghĩa (</w:t>
+      </w:r>
+      <m:oMath>
+        <m:sSub>
+          <m:e>
+            <m:r>
+              <m:t>Q</m:t>
+            </m:r>
+          </m:e>
+          <m:sub>
+            <m:r>
+              <m:t>M</m:t>
+            </m:r>
+          </m:sub>
+        </m:sSub>
+        <m:r>
+          <m:rPr>
+            <m:sty m:val="p"/>
+          </m:rPr>
+          <m:t>=</m:t>
+        </m:r>
+        <m:r>
+          <m:t>1</m:t>
+        </m:r>
+        <m:r>
+          <m:rPr>
+            <m:sty m:val="p"/>
+          </m:rPr>
+          <m:t>,</m:t>
+        </m:r>
+        <m:r>
+          <m:t>49</m:t>
+        </m:r>
+      </m:oMath>
+      <w:r>
+        <w:t xml:space="preserve">,</w:t>
+      </w:r>
+      <w:r>
+        <w:t xml:space="preserve"> </w:t>
+      </w:r>
+      <m:oMath>
+        <m:r>
+          <m:t>d</m:t>
+        </m:r>
+        <m:r>
+          <m:t>f</m:t>
+        </m:r>
+        <m:r>
+          <m:rPr>
+            <m:sty m:val="p"/>
+          </m:rPr>
+          <m:t>=</m:t>
+        </m:r>
+        <m:r>
+          <m:t>3</m:t>
+        </m:r>
+      </m:oMath>
+      <w:r>
+        <w:t xml:space="preserve">,</w:t>
+      </w:r>
+      <w:r>
+        <w:t xml:space="preserve"> </w:t>
+      </w:r>
+      <m:oMath>
+        <m:r>
+          <m:t>p</m:t>
+        </m:r>
+        <m:r>
+          <m:rPr>
+            <m:sty m:val="p"/>
+          </m:rPr>
+          <m:t>=</m:t>
+        </m:r>
+        <m:r>
+          <m:rPr>
+            <m:sty m:val="p"/>
+          </m:rPr>
+          <m:t>,</m:t>
+        </m:r>
+        <m:r>
+          <m:t>68</m:t>
+        </m:r>
+      </m:oMath>
+      <w:r>
+        <w:t xml:space="preserve">). Hình dạng cụ thể của dải biến thiên được xác lập độc lập bằng dữ liệu sơ cấp toàn mẫu (phân tích đa quốc gia,</w:t>
       </w:r>
       <w:r>
         <w:t xml:space="preserve"> </w:t>
@@ -3205,7 +3338,7 @@
         <w:pStyle w:val="FirstParagraph"/>
       </w:pPr>
       <w:r>
-        <w:t xml:space="preserve">Về lý thuyết, luận án đóng góp vào ba dòng nghiên cứu. Với dòng phân tích tổng hợp về quan hệ I-P, luận án phân tách cấu trúc dị biệt và xác định ICRV như một yếu tố điều tiết có ý nghĩa. Với dòng nghiên cứu về năng lực số, luận án làm rõ rằng DAI là nguồn lực tình huống chứ không phải năng lực nền tảng. Và với dòng nghiên cứu về quốc tế hóa và các nền kinh tế đảo nhỏ, luận án đặt tên cùng cung cấp bằng chứng đầu tiên cho FIP.</w:t>
+        <w:t xml:space="preserve">Về lý thuyết, luận án đóng góp vào ba dòng nghiên cứu. Với dòng phân tích tổng hợp về quan hệ I-P, luận án phân tách cấu trúc dị biệt và cho thấy điều tiết thể chế trực tiếp ở cấp văn liệu là yếu/không bền vững, trong khi vai trò điều tiết của ICRV chỉ bộc lộ robust ở cấp doanh nghiệp qua tương tác có điều kiện. Với dòng nghiên cứu về năng lực số, luận án làm rõ rằng DAI là nguồn lực tình huống chứ không phải năng lực nền tảng. Và với dòng nghiên cứu về quốc tế hóa và các nền kinh tế đảo nhỏ, luận án đặt tên cùng cung cấp bằng chứng đầu tiên cho FIP.</w:t>
       </w:r>
     </w:p>
     <w:p>

--- a/dist/downloads/chuong_5_ket_luan_de_xuat.docx
+++ b/dist/downloads/chuong_5_ket_luan_de_xuat.docx
@@ -1412,7 +1412,7 @@
           <m:t>=</m:t>
         </m:r>
         <m:r>
-          <m:t>62</m:t>
+          <m:t>87</m:t>
         </m:r>
         <m:r>
           <m:rPr>
@@ -1421,7 +1421,7 @@
           <m:t>,</m:t>
         </m:r>
         <m:r>
-          <m:t>4</m:t>
+          <m:t>8</m:t>
         </m:r>
         <m:r>
           <m:rPr>
@@ -1434,7 +1434,7 @@
         <w:t xml:space="preserve"> </w:t>
       </w:r>
       <w:r>
-        <w:t xml:space="preserve">thành 54,1% ở tầng 2 và 8,4% ở tầng 3 là thông tin mới mà phân tích tổng hợp đơn tầng không thể cung cấp. Phát hiện này làm thay đổi hiểu biết về nguồn gốc của sự dị biệt giữa các nghiên cứu: vấn đề chủ yếu là</w:t>
+        <w:t xml:space="preserve">thành 76,1% ở tầng 2 và 11,8% ở tầng 3 là thông tin mới mà phân tích tổng hợp đơn tầng không thể cung cấp. Phát hiện này làm thay đổi hiểu biết về nguồn gốc của sự dị biệt giữa các nghiên cứu: vấn đề chủ yếu là</w:t>
       </w:r>
       <w:r>
         <w:t xml:space="preserve"> </w:t>
@@ -2888,7 +2888,7 @@
           <m:t>=</m:t>
         </m:r>
         <m:r>
-          <m:t>62</m:t>
+          <m:t>87</m:t>
         </m:r>
         <m:r>
           <m:rPr>
@@ -2897,7 +2897,7 @@
           <m:t>,</m:t>
         </m:r>
         <m:r>
-          <m:t>4</m:t>
+          <m:t>8</m:t>
         </m:r>
         <m:r>
           <m:rPr>
@@ -2910,7 +2910,7 @@
         <w:t xml:space="preserve"> </w:t>
       </w:r>
       <w:r>
-        <w:t xml:space="preserve">(54,1% ở tầng 2 và 8,4% ở tầng 3), điều tiết ICRV</w:t>
+        <w:t xml:space="preserve">(76,1% ở tầng 2 và 11,8% ở tầng 3), điều tiết ICRV</w:t>
       </w:r>
       <w:r>
         <w:t xml:space="preserve"> </w:t>

--- a/dist/downloads/chuong_5_ket_luan_de_xuat.docx
+++ b/dist/downloads/chuong_5_ket_luan_de_xuat.docx
@@ -3338,7 +3338,7 @@
         <w:pStyle w:val="FirstParagraph"/>
       </w:pPr>
       <w:r>
-        <w:t xml:space="preserve">Về lý thuyết, luận án đóng góp vào ba dòng nghiên cứu. Với dòng phân tích tổng hợp về quan hệ I-P, luận án phân tách cấu trúc dị biệt và cho thấy điều tiết thể chế trực tiếp ở cấp văn liệu là yếu/không bền vững, trong khi vai trò điều tiết của ICRV chỉ bộc lộ robust ở cấp doanh nghiệp qua tương tác có điều kiện. Với dòng nghiên cứu về năng lực số, luận án làm rõ rằng DAI là nguồn lực tình huống chứ không phải năng lực nền tảng. Và với dòng nghiên cứu về quốc tế hóa và các nền kinh tế đảo nhỏ, luận án đặt tên cùng cung cấp bằng chứng đầu tiên cho FIP.</w:t>
+        <w:t xml:space="preserve">Về lý thuyết, luận án đóng góp vào ba dòng nghiên cứu. Với dòng phân tích tổng hợp về quan hệ I-P, luận án phân tách cấu trúc dị biệt và cho thấy điều tiết thể chế trực tiếp ở cấp văn liệu là yếu/không bền vững, trong khi vai trò điều tiết của ICRV chỉ bộc lộ vững chắc ở cấp doanh nghiệp qua tương tác có điều kiện. Với dòng nghiên cứu về năng lực số, luận án làm rõ rằng DAI là nguồn lực tình huống chứ không phải năng lực nền tảng. Và với dòng nghiên cứu về quốc tế hóa và các nền kinh tế đảo nhỏ, luận án đặt tên cùng cung cấp bằng chứng đầu tiên cho FIP.</w:t>
       </w:r>
     </w:p>
     <w:p>

--- a/dist/downloads/chuong_5_ket_luan_de_xuat.docx
+++ b/dist/downloads/chuong_5_ket_luan_de_xuat.docx
@@ -1091,7 +1091,7 @@
         </m:r>
       </m:oMath>
       <w:r>
-        <w:t xml:space="preserve">) nhất quán nâng mặt bằng hiệu quả I-P trong toàn mẫu: doanh nghiệp có nhà quản trị cấp cao là nữ đạt hiệu quả cao hơn từ quốc tế hóa. Điều này phù hợp với lý thuyết thượng tầng quản trị (Hambrick &amp; Mason, 1984), theo đó đặc điểm của cấp lãnh đạo định hình cách tổ chức nhận diện và khai thác cơ hội quốc tế. Tuy vậy, các đặc điểm này được đưa vào khung như khối kiểm soát quản trị nội sinh chứ không phải nhân tố điều tiết trọng tâm định hình độ cong của đường quan hệ I-P. Để bảo vệ tính nhân quả thuần khiết của tương tác Thể chế × Công nghệ, các đặc điểm nhà quản trị (kinh nghiệm, học vấn, giới tính) được đưa vào như biến kiểm soát quản trị nội sinh, không phải nhân tố điều tiết trọng tâm của đường cong I-P; ký hiệu H4 được giữ nguyên để tương thích với các bản thảo đồng hành (phân tích Việt Nam, Singapore và Trung Quốc).</w:t>
+        <w:t xml:space="preserve">) nhất quán nâng mặt bằng hiệu quả I-P trong toàn mẫu: doanh nghiệp có nhà quản trị cấp cao là nữ đạt hiệu quả cao hơn từ quốc tế hóa. Điều này phù hợp với lý thuyết thượng tầng quản trị (Hambrick &amp; Mason, 1984), theo đó đặc điểm của cấp lãnh đạo định hình cách tổ chức nhận diện và khai thác cơ hội quốc tế. Tuy vậy, các đặc điểm này được đưa vào khung như khối kiểm soát quản trị nội sinh chứ không phải nhân tố điều tiết trọng tâm định hình độ cong của đường quan hệ I-P. Để bảo vệ tính nhân quả riêng phần của tương tác Thể chế × Công nghệ, các đặc điểm nhà quản trị (kinh nghiệm, học vấn, giới tính) được đưa vào như biến kiểm soát quản trị nội sinh, không phải nhân tố điều tiết trọng tâm của đường cong I-P; ký hiệu H4 được giữ nguyên để tương thích với các bản thảo đồng hành (phân tích Việt Nam, Singapore và Trung Quốc).</w:t>
       </w:r>
     </w:p>
     <w:p>
@@ -1447,7 +1447,152 @@
         <w:t xml:space="preserve">đo lường bên trong từng nghiên cứu</w:t>
       </w:r>
       <w:r>
-        <w:t xml:space="preserve">, chứ không phải sự bất đồng căn bản giữa các nghiên cứu với nhau. Phát hiện thứ hai, và là một đóng góp hiệu chỉnh đối với toàn bộ văn liệu, là mức độ thiên lệch công bố: hiệu chỉnh trim-and-fill kéo hiệu ứng gộp từ</w:t>
+        <w:t xml:space="preserve">, chứ không phải sự bất đồng căn bản giữa các nghiên cứu với nhau. Phát hiện thứ hai, và là một đóng góp hiệu chỉnh đối với toàn bộ văn liệu, là</w:t>
+      </w:r>
+      <w:r>
+        <w:t xml:space="preserve"> </w:t>
+      </w:r>
+      <w:r>
+        <w:rPr>
+          <w:bCs/>
+          <w:b/>
+        </w:rPr>
+        <w:t xml:space="preserve">mức độ thiên lệch công bố được bao quát bởi sáu kiểm định bổ sung cho nhau</w:t>
+      </w:r>
+      <w:r>
+        <w:t xml:space="preserve">: trim-and-fill cho</w:t>
+      </w:r>
+      <w:r>
+        <w:t xml:space="preserve"> </w:t>
+      </w:r>
+      <m:oMath>
+        <m:sSub>
+          <m:e>
+            <m:r>
+              <m:t>r</m:t>
+            </m:r>
+          </m:e>
+          <m:sub>
+            <m:r>
+              <m:rPr>
+                <m:nor/>
+                <m:sty m:val="p"/>
+              </m:rPr>
+              <m:t>adj</m:t>
+            </m:r>
+          </m:sub>
+        </m:sSub>
+        <m:r>
+          <m:rPr>
+            <m:sty m:val="p"/>
+          </m:rPr>
+          <m:t>=</m:t>
+        </m:r>
+        <m:r>
+          <m:t>0</m:t>
+        </m:r>
+        <m:r>
+          <m:rPr>
+            <m:sty m:val="p"/>
+          </m:rPr>
+          <m:t>,</m:t>
+        </m:r>
+        <m:r>
+          <m:t>035</m:t>
+        </m:r>
+      </m:oMath>
+      <w:r>
+        <w:t xml:space="preserve"> </w:t>
+      </w:r>
+      <w:r>
+        <w:t xml:space="preserve">(mạnh nhất, có thể over-correct dưới dị biệt cao theo Terrin et al., 2003), PET-PEESE cho</w:t>
+      </w:r>
+      <w:r>
+        <w:t xml:space="preserve"> </w:t>
+      </w:r>
+      <m:oMath>
+        <m:sSub>
+          <m:e>
+            <m:r>
+              <m:t>r</m:t>
+            </m:r>
+          </m:e>
+          <m:sub>
+            <m:r>
+              <m:rPr>
+                <m:nor/>
+                <m:sty m:val="p"/>
+              </m:rPr>
+              <m:t>adj</m:t>
+            </m:r>
+          </m:sub>
+        </m:sSub>
+        <m:r>
+          <m:rPr>
+            <m:sty m:val="p"/>
+          </m:rPr>
+          <m:t>=</m:t>
+        </m:r>
+        <m:r>
+          <m:t>0</m:t>
+        </m:r>
+        <m:r>
+          <m:rPr>
+            <m:sty m:val="p"/>
+          </m:rPr>
+          <m:t>,</m:t>
+        </m:r>
+        <m:r>
+          <m:t>061</m:t>
+        </m:r>
+      </m:oMath>
+      <w:r>
+        <w:t xml:space="preserve">, và mô hình lựa chọn ba tham số Vevea-Hedges cho</w:t>
+      </w:r>
+      <w:r>
+        <w:t xml:space="preserve"> </w:t>
+      </w:r>
+      <m:oMath>
+        <m:sSub>
+          <m:e>
+            <m:r>
+              <m:t>r</m:t>
+            </m:r>
+          </m:e>
+          <m:sub>
+            <m:r>
+              <m:rPr>
+                <m:nor/>
+                <m:sty m:val="p"/>
+              </m:rPr>
+              <m:t>adj</m:t>
+            </m:r>
+          </m:sub>
+        </m:sSub>
+        <m:r>
+          <m:rPr>
+            <m:sty m:val="p"/>
+          </m:rPr>
+          <m:t>=</m:t>
+        </m:r>
+        <m:r>
+          <m:t>0</m:t>
+        </m:r>
+        <m:r>
+          <m:rPr>
+            <m:sty m:val="p"/>
+          </m:rPr>
+          <m:t>,</m:t>
+        </m:r>
+        <m:r>
+          <m:t>077</m:t>
+        </m:r>
+      </m:oMath>
+      <w:r>
+        <w:t xml:space="preserve"> </w:t>
+      </w:r>
+      <w:r>
+        <w:t xml:space="preserve">(bảo thủ nhất). Khoảng hiệu chỉnh</w:t>
       </w:r>
       <w:r>
         <w:t xml:space="preserve"> </w:t>
@@ -1460,9 +1605,88 @@
           <m:rPr>
             <m:sty m:val="p"/>
           </m:rPr>
+          <m:t>∈</m:t>
+        </m:r>
+        <m:d>
+          <m:dPr>
+            <m:begChr m:val="["/>
+            <m:endChr m:val="]"/>
+            <m:sepChr m:val=""/>
+            <m:grow/>
+          </m:dPr>
+          <m:e>
+            <m:r>
+              <m:t>0</m:t>
+            </m:r>
+            <m:r>
+              <m:rPr>
+                <m:sty m:val="p"/>
+              </m:rPr>
+              <m:t>,</m:t>
+            </m:r>
+            <m:r>
+              <m:t>035</m:t>
+            </m:r>
+            <m:r>
+              <m:rPr>
+                <m:sty m:val="p"/>
+              </m:rPr>
+              <m:t>;</m:t>
+            </m:r>
+            <m:r>
+              <m:t>0</m:t>
+            </m:r>
+            <m:r>
+              <m:rPr>
+                <m:sty m:val="p"/>
+              </m:rPr>
+              <m:t>,</m:t>
+            </m:r>
+            <m:r>
+              <m:t>077</m:t>
+            </m:r>
+          </m:e>
+        </m:d>
+      </m:oMath>
+      <w:r>
+        <w:t xml:space="preserve"> </w:t>
+      </w:r>
+      <w:r>
+        <w:t xml:space="preserve">hàm ý quan hệ I-P trung bình được báo cáo suốt bốn thập kỷ có thể đã bị thổi phồng đáng kể,</w:t>
+      </w:r>
+      <w:r>
+        <w:t xml:space="preserve"> </w:t>
+      </w:r>
+      <w:r>
+        <w:rPr>
+          <w:iCs/>
+          <w:i/>
+        </w:rPr>
+        <w:t xml:space="preserve">mức</w:t>
+      </w:r>
+      <w:r>
+        <w:t xml:space="preserve"> </w:t>
+      </w:r>
+      <w:r>
+        <w:t xml:space="preserve">thổi phồng tùy giả định selection-process. Bằng chứng selection thực sự tồn tại được củng cố vững chắc bởi kiểm định Begg có ý nghĩa (</w:t>
+      </w:r>
+      <m:oMath>
+        <m:r>
+          <m:t>τ</m:t>
+        </m:r>
+        <m:r>
+          <m:rPr>
+            <m:sty m:val="p"/>
+          </m:rPr>
           <m:t>=</m:t>
         </m:r>
         <m:r>
+          <m:rPr>
+            <m:sty m:val="p"/>
+          </m:rPr>
+          <m:t>−</m:t>
+        </m:r>
+        <m:r>
           <m:t>0</m:t>
         </m:r>
         <m:r>
@@ -1472,22 +1696,51 @@
           <m:t>,</m:t>
         </m:r>
         <m:r>
-          <m:t>074</m:t>
-        </m:r>
-      </m:oMath>
-      <w:r>
-        <w:t xml:space="preserve"> </w:t>
-      </w:r>
-      <w:r>
-        <w:t xml:space="preserve">xuống</w:t>
-      </w:r>
-      <w:r>
-        <w:t xml:space="preserve"> </w:t>
-      </w:r>
-      <m:oMath>
-        <m:r>
-          <m:t>r</m:t>
-        </m:r>
+          <m:t>134</m:t>
+        </m:r>
+      </m:oMath>
+      <w:r>
+        <w:t xml:space="preserve">,</w:t>
+      </w:r>
+      <w:r>
+        <w:t xml:space="preserve"> </w:t>
+      </w:r>
+      <m:oMath>
+        <m:r>
+          <m:t>p</m:t>
+        </m:r>
+        <m:r>
+          <m:rPr>
+            <m:sty m:val="p"/>
+          </m:rPr>
+          <m:t>&lt;</m:t>
+        </m:r>
+        <m:r>
+          <m:rPr>
+            <m:sty m:val="p"/>
+          </m:rPr>
+          <m:t>,</m:t>
+        </m:r>
+        <m:r>
+          <m:t>001</m:t>
+        </m:r>
+      </m:oMath>
+      <w:r>
+        <w:t xml:space="preserve">) và mô hình Vevea-Hedges LRT bác bỏ giả thuyết không-selection (</w:t>
+      </w:r>
+      <m:oMath>
+        <m:sSup>
+          <m:e>
+            <m:r>
+              <m:t>χ</m:t>
+            </m:r>
+          </m:e>
+          <m:sup>
+            <m:r>
+              <m:t>2</m:t>
+            </m:r>
+          </m:sup>
+        </m:sSup>
         <m:r>
           <m:rPr>
             <m:sty m:val="p"/>
@@ -1495,7 +1748,7 @@
           <m:t>=</m:t>
         </m:r>
         <m:r>
-          <m:t>0</m:t>
+          <m:t>12</m:t>
         </m:r>
         <m:r>
           <m:rPr>
@@ -1504,7 +1757,7 @@
           <m:t>,</m:t>
         </m:r>
         <m:r>
-          <m:t>035</m:t>
+          <m:t>29</m:t>
         </m:r>
       </m:oMath>
       <w:r>
@@ -1513,19 +1766,12 @@
       <w:r>
         <w:t xml:space="preserve"> </w:t>
       </w:r>
-      <w:r>
-        <w:rPr>
-          <w:bCs/>
-          <w:b/>
-        </w:rPr>
-        <w:t xml:space="preserve">suy giảm khoảng 53%</w:t>
-      </w:r>
-      <w:r>
-        <w:t xml:space="preserve">: hàm ý rằng quan hệ I-P trung bình được báo cáo suốt bốn thập kỷ có thể đã bị thổi phồng đáng kể. Đây là một ước lượng hiệu chỉnh được củng cố bởi kiểm định Begg có ý nghĩa (</w:t>
-      </w:r>
-      <m:oMath>
-        <m:r>
-          <m:t>τ</m:t>
+      <m:oMath>
+        <m:r>
+          <m:t>d</m:t>
+        </m:r>
+        <m:r>
+          <m:t>f</m:t>
         </m:r>
         <m:r>
           <m:rPr>
@@ -1534,13 +1780,24 @@
           <m:t>=</m:t>
         </m:r>
         <m:r>
-          <m:rPr>
-            <m:sty m:val="p"/>
-          </m:rPr>
-          <m:t>−</m:t>
-        </m:r>
-        <m:r>
-          <m:t>0</m:t>
+          <m:t>2</m:t>
+        </m:r>
+      </m:oMath>
+      <w:r>
+        <w:t xml:space="preserve">,</w:t>
+      </w:r>
+      <w:r>
+        <w:t xml:space="preserve"> </w:t>
+      </w:r>
+      <m:oMath>
+        <m:r>
+          <m:t>p</m:t>
+        </m:r>
+        <m:r>
+          <m:rPr>
+            <m:sty m:val="p"/>
+          </m:rPr>
+          <m:t>=</m:t>
         </m:r>
         <m:r>
           <m:rPr>
@@ -1549,14 +1806,11 @@
           <m:t>,</m:t>
         </m:r>
         <m:r>
-          <m:t>134</m:t>
-        </m:r>
-      </m:oMath>
-      <w:r>
-        <w:t xml:space="preserve">,</w:t>
-      </w:r>
-      <w:r>
-        <w:t xml:space="preserve"> </w:t>
+          <m:t>002</m:t>
+        </m:r>
+      </m:oMath>
+      <w:r>
+        <w:t xml:space="preserve">); kiểm định Egger chỉ ở mức biên (</w:t>
       </w:r>
       <m:oMath>
         <m:r>
@@ -1566,7 +1820,7 @@
           <m:rPr>
             <m:sty m:val="p"/>
           </m:rPr>
-          <m:t>&lt;</m:t>
+          <m:t>=</m:t>
         </m:r>
         <m:r>
           <m:rPr>
@@ -1575,34 +1829,11 @@
           <m:t>,</m:t>
         </m:r>
         <m:r>
-          <m:t>001</m:t>
-        </m:r>
-      </m:oMath>
-      <w:r>
-        <w:t xml:space="preserve">); do kiểm định Egger chỉ ở mức biên (</w:t>
-      </w:r>
-      <m:oMath>
-        <m:r>
-          <m:t>p</m:t>
-        </m:r>
-        <m:r>
-          <m:rPr>
-            <m:sty m:val="p"/>
-          </m:rPr>
-          <m:t>=</m:t>
-        </m:r>
-        <m:r>
-          <m:rPr>
-            <m:sty m:val="p"/>
-          </m:rPr>
-          <m:t>,</m:t>
-        </m:r>
-        <m:r>
           <m:t>057</m:t>
         </m:r>
       </m:oMath>
       <w:r>
-        <w:t xml:space="preserve">), luận án trình bày con số 53% như một tín hiệu định hướng mạnh chứ không phải một độ lớn đã chốt.</w:t>
+        <w:t xml:space="preserve">). Luận án trình bày khoảng bao quát này như một tín hiệu định hướng mạnh thay vì khẳng định một độ lớn đã chốt.</w:t>
       </w:r>
     </w:p>
     <w:bookmarkEnd w:id="28"/>
@@ -1686,20 +1917,23 @@
         <w:pStyle w:val="BodyText"/>
       </w:pPr>
       <w:r>
-        <w:t xml:space="preserve">Luận án này mở rộng Marano et al. (2016) theo hướng</w:t>
-      </w:r>
-      <w:r>
-        <w:t xml:space="preserve"> </w:t>
-      </w:r>
-      <w:r>
-        <w:rPr>
-          <w:bCs/>
-          <w:b/>
-        </w:rPr>
-        <w:t xml:space="preserve">phân loại đa chiều</w:t>
-      </w:r>
-      <w:r>
-        <w:t xml:space="preserve">. Sáu nhóm con ICRV nắm bắt được sự đa dạng ngay trong nội bộ nhóm</w:t>
+        <w:t xml:space="preserve">Marano et al. (2016) vẫn là tham chiếu nền tảng cho điều tiết thể chế trong tài liệu I-P; phát hiện của họ ở cấp tổng hợp (k = 359) chưa bị luận án này bác bỏ. Đóng góp của luận án là</w:t>
+      </w:r>
+      <w:r>
+        <w:t xml:space="preserve"> </w:t>
+      </w:r>
+      <w:r>
+        <w:rPr>
+          <w:iCs/>
+          <w:i/>
+        </w:rPr>
+        <w:t xml:space="preserve">bổ sung phân giải</w:t>
+      </w:r>
+      <w:r>
+        <w:t xml:space="preserve"> </w:t>
+      </w:r>
+      <w:r>
+        <w:t xml:space="preserve">chứ không phải lật ngược: sáu nhóm con ICRV nắm bắt được sự đa dạng ngay trong nội bộ nhóm</w:t>
       </w:r>
       <w:r>
         <w:t xml:space="preserve"> </w:t>
@@ -1714,7 +1948,10 @@
         <w:t xml:space="preserve">”</w:t>
       </w:r>
       <w:r>
-        <w:t xml:space="preserve">, phân biệt Trung Quốc thu nhập trung bình cao với Việt Nam thu nhập trung bình thấp, với Bangladesh cận biên và các nền kinh tế đảo nhỏ; đồng thời phân biệt trong nhóm</w:t>
+        <w:t xml:space="preserve"> </w:t>
+      </w:r>
+      <w:r>
+        <w:t xml:space="preserve">(phân biệt Trung Quốc với Việt Nam, Bangladesh và các nền kinh tế đảo nhỏ), đồng thời phân biệt trong nhóm</w:t>
       </w:r>
       <w:r>
         <w:t xml:space="preserve"> </w:t>
@@ -1729,7 +1966,90 @@
         <w:t xml:space="preserve">”</w:t>
       </w:r>
       <w:r>
-        <w:t xml:space="preserve">, tách Singapore dẫn dắt bằng đổi mới khỏi các nền kinh tế vùng Vịnh dẫn dắt bằng tài nguyên. Phân loại nhị phân bỏ sót chính sự biến thiên quan trọng này, nên đánh mất thông tin về dải biến thiên.</w:t>
+        <w:t xml:space="preserve"> </w:t>
+      </w:r>
+      <w:r>
+        <w:t xml:space="preserve">(tách Singapore dẫn dắt bằng đổi mới khỏi các nền kinh tế vùng Vịnh dẫn dắt bằng tài nguyên). Phân loại nhị phân của Marano gộp các biến thiên này, làm mất thông tin về dải biến thiên ICRV mà luận án này phát hiện ở cấp doanh nghiệp (FSTS×ICRV và FSTS²×ICRV, p &lt; ,001 trong phân tích đa quốc gia). Đáng chú ý, ở cấp meta-analytic của riêng luận án, omnibus ICRV lại</w:t>
+      </w:r>
+      <w:r>
+        <w:t xml:space="preserve"> </w:t>
+      </w:r>
+      <w:r>
+        <w:rPr>
+          <w:bCs/>
+          <w:b/>
+        </w:rPr>
+        <w:t xml:space="preserve">không bền vững</w:t>
+      </w:r>
+      <w:r>
+        <w:t xml:space="preserve"> </w:t>
+      </w:r>
+      <w:r>
+        <w:t xml:space="preserve">(bỏ ô Frontier →</w:t>
+      </w:r>
+      <w:r>
+        <w:t xml:space="preserve"> </w:t>
+      </w:r>
+      <m:oMath>
+        <m:sSub>
+          <m:e>
+            <m:r>
+              <m:t>Q</m:t>
+            </m:r>
+          </m:e>
+          <m:sub>
+            <m:r>
+              <m:t>M</m:t>
+            </m:r>
+          </m:sub>
+        </m:sSub>
+        <m:r>
+          <m:rPr>
+            <m:sty m:val="p"/>
+          </m:rPr>
+          <m:t>=</m:t>
+        </m:r>
+        <m:r>
+          <m:t>1</m:t>
+        </m:r>
+        <m:r>
+          <m:rPr>
+            <m:sty m:val="p"/>
+          </m:rPr>
+          <m:t>,</m:t>
+        </m:r>
+        <m:r>
+          <m:t>49</m:t>
+        </m:r>
+      </m:oMath>
+      <w:r>
+        <w:t xml:space="preserve">,</w:t>
+      </w:r>
+      <w:r>
+        <w:t xml:space="preserve"> </w:t>
+      </w:r>
+      <m:oMath>
+        <m:r>
+          <m:t>p</m:t>
+        </m:r>
+        <m:r>
+          <m:rPr>
+            <m:sty m:val="p"/>
+          </m:rPr>
+          <m:t>=</m:t>
+        </m:r>
+        <m:r>
+          <m:rPr>
+            <m:sty m:val="p"/>
+          </m:rPr>
+          <m:t>,</m:t>
+        </m:r>
+        <m:r>
+          <m:t>68</m:t>
+        </m:r>
+      </m:oMath>
+      <w:r>
+        <w:t xml:space="preserve">), nghĩa là phân loại sáu chế độ chưa làm tăng độ phát hiện điều tiết ở cấp văn liệu so với phân loại nhị phân; lợi ích của ICRV chủ yếu nằm ở phân tích cấp doanh nghiệp.</w:t>
       </w:r>
     </w:p>
     <w:p>
@@ -1858,13 +2178,13 @@
       </w:r>
     </w:p>
     <w:bookmarkEnd w:id="32"/>
-    <w:bookmarkStart w:id="33" w:name="X2d492fa0307aa4991837f2d5dc38e247101178c"/>
+    <w:bookmarkStart w:id="33" w:name="Xe11ed3cb35243ecfe6b42fdec73f61db3ecc52a"/>
     <w:p>
       <w:pPr>
         <w:pStyle w:val="Heading3"/>
       </w:pPr>
       <w:r>
-        <w:t xml:space="preserve">5.3.2 FIP, Khái niệm mới về trường hợp biên cho SIDS</w:t>
+        <w:t xml:space="preserve">5.3.2 FIP, Điều kiện biên cho SIDS có nền tảng SIDS literature</w:t>
       </w:r>
     </w:p>
     <w:p>
@@ -1885,7 +2205,10 @@
         <w:t xml:space="preserve">gánh nặng quốc tế hóa bắt buộc (Forced Internationalization Penalty, FIP)</w:t>
       </w:r>
       <w:r>
-        <w:t xml:space="preserve">, một cấu trúc lý thuyết mới chưa từng được định danh trong tài liệu nghiên cứu kinh doanh quốc tế. Đây là một hiện tượng lý thuyết độc lập, khác về bản chất với phần sườn đi xuống của giai đoạn đầu trong lý thuyết đường cong chữ S. FIP không phải là giai đoạn đầu của quá trình học hỏi với chi phí học hỏi như mô hình Uppsala dự đoán, mà là một trạng thái cấu trúc bất lợi kéo dài: doanh nghiệp đảo nhỏ buộc phải xuất khẩu để tồn tại vì thị trường nội địa quá nhỏ, nhưng lại thiếu cả năng lực lẫn môi trường để hưởng lợi thế từ xuất khẩu.</w:t>
+        <w:t xml:space="preserve"> </w:t>
+      </w:r>
+      <w:r>
+        <w:t xml:space="preserve">như một điều kiện biên rõ ràng cho mô hình chữ U ngược I-P, nối tiếp dòng nghiên cứu nền tảng SIDS của Briguglio (1995) và mô hình MIRAB của Bertram (2006). Khái niệm là một hiện tượng lý thuyết độc lập, khác về bản chất với phần sườn đi xuống của giai đoạn đầu trong lý thuyết đường cong chữ S. FIP không phải là giai đoạn đầu của quá trình học hỏi với chi phí học hỏi như mô hình Uppsala dự đoán, mà là một trạng thái cấu trúc bất lợi kéo dài: doanh nghiệp đảo nhỏ buộc phải xuất khẩu để tồn tại vì thị trường nội địa quá nhỏ, nhưng lại thiếu cả năng lực lẫn môi trường để hưởng lợi thế từ xuất khẩu. Đóng góp tăng thêm của luận án so với SIDS literature trước là (i) chính thức kết nối ba ràng buộc SIDS với dấu của hệ số FSTS trong hồi quy I-P ở cấp doanh nghiệp, (ii) cung cấp ước lượng định lượng đầu tiên (β = −0,404, p = ,032) trên dữ liệu WBES, (iii) đặt FIP làm điều kiện biên rõ ràng cho lý thuyết I-P phi tuyến.</w:t>
       </w:r>
     </w:p>
     <w:p>
@@ -3338,7 +3661,25 @@
         <w:pStyle w:val="FirstParagraph"/>
       </w:pPr>
       <w:r>
-        <w:t xml:space="preserve">Về lý thuyết, luận án đóng góp vào ba dòng nghiên cứu. Với dòng phân tích tổng hợp về quan hệ I-P, luận án phân tách cấu trúc dị biệt và cho thấy điều tiết thể chế trực tiếp ở cấp văn liệu là yếu/không bền vững, trong khi vai trò điều tiết của ICRV chỉ bộc lộ vững chắc ở cấp doanh nghiệp qua tương tác có điều kiện. Với dòng nghiên cứu về năng lực số, luận án làm rõ rằng DAI là nguồn lực tình huống chứ không phải năng lực nền tảng. Và với dòng nghiên cứu về quốc tế hóa và các nền kinh tế đảo nhỏ, luận án đặt tên cùng cung cấp bằng chứng đầu tiên cho FIP.</w:t>
+        <w:t xml:space="preserve">Về lý thuyết, luận án đóng góp vào ba dòng nghiên cứu. Với dòng phân tích tổng hợp về quan hệ I-P, luận án phân tách cấu trúc dị biệt và cho thấy điều tiết thể chế trực tiếp ở cấp văn liệu là yếu/không bền vững, trong khi vai trò điều tiết của ICRV chỉ bộc lộ vững chắc ở cấp doanh nghiệp qua tương tác có điều kiện. Đồng thời, luận án bao quát mức điều chỉnh do thiên lệch công bố trong khoảng r ∈ [0,035; 0,077] qua sáu kiểm định (trim-and-fill mạnh nhất; PET-PEESE; Vevea-Hedges bảo thủ nhất, LRT p = 0,002), gợi mở một câu hỏi nền tảng cho cả tài liệu: nếu bốn thập kỷ bằng chứng I-P bị thổi phồng (mức độ tùy phương pháp hiệu chỉnh) bởi chọn lọc công bố, thì hiệu ứng quần thể thực có thể nằm gần hoặc dưới ngưỡng Cohen</w:t>
+      </w:r>
+      <w:r>
+        <w:t xml:space="preserve"> </w:t>
+      </w:r>
+      <w:r>
+        <w:t xml:space="preserve">“</w:t>
+      </w:r>
+      <w:r>
+        <w:t xml:space="preserve">nhỏ</w:t>
+      </w:r>
+      <w:r>
+        <w:t xml:space="preserve">”</w:t>
+      </w:r>
+      <w:r>
+        <w:t xml:space="preserve"> </w:t>
+      </w:r>
+      <w:r>
+        <w:t xml:space="preserve">và đòi hỏi cỡ mẫu lớn hơn nhiều để phát hiện vai trò điều tiết một cách vững chắc. Luận án ghi nhận nghịch lý này mà không khẳng định đã giải quyết được nó; đây là cam kết chương trình nghiên cứu vượt khuôn khổ một luận án đơn lẻ. Với dòng nghiên cứu về năng lực số, luận án làm rõ rằng DAI là nguồn lực tình huống chứ không phải năng lực nền tảng. Và với dòng nghiên cứu về quốc tế hóa và các nền kinh tế đảo nhỏ, luận án đóng góp ước lượng định lượng đầu tiên cho FIP trên dữ liệu WBES SIDS, nối tiếp dòng nghiên cứu SIDS nền tảng (Briguglio, 1995; Bertram, 2006).</w:t>
       </w:r>
     </w:p>
     <w:p>
